--- a/lessons/6-6/downloads/reveal/teacher/6.6-homework-packet.docx
+++ b/lessons/6-6/downloads/reveal/teacher/6.6-homework-packet.docx
@@ -15,10 +15,28 @@
         <w:rPr>
           <w:rFonts w:ascii="Avenir Next" w:hAnsi="Avenir Next" w:cs="Avenir Next" w:eastAsia="Avenir Next"/>
           <w:color w:val="1A1A1A"/>
+          <w:sz w:val="22"/>
+          <w:szCs w:val="20"/>
+        </w:rPr>
+        <w:t xml:space="preserve">Name</w:t>
+      </w:r>
+      <w:r>
+        <w:rPr>
+          <w:rFonts w:ascii="Avenir Next" w:hAnsi="Avenir Next" w:cs="Avenir Next" w:eastAsia="Avenir Next"/>
+          <w:color w:val="1A1A1A"/>
           <w:sz w:val="20"/>
           <w:szCs w:val="20"/>
         </w:rPr>
-        <w:t xml:space="preserve">Name</w:t>
+        <w:tab/>
+      </w:r>
+      <w:r>
+        <w:rPr>
+          <w:rFonts w:ascii="Avenir Next" w:hAnsi="Avenir Next" w:cs="Avenir Next" w:eastAsia="Avenir Next"/>
+          <w:color w:val="1A1A1A"/>
+          <w:sz w:val="22"/>
+          <w:szCs w:val="20"/>
+        </w:rPr>
+        <w:t xml:space="preserve">   Date</w:t>
       </w:r>
       <w:r>
         <w:rPr>
@@ -33,25 +51,7 @@
         <w:rPr>
           <w:rFonts w:ascii="Avenir Next" w:hAnsi="Avenir Next" w:cs="Avenir Next" w:eastAsia="Avenir Next"/>
           <w:color w:val="1A1A1A"/>
-          <w:sz w:val="20"/>
-          <w:szCs w:val="20"/>
-        </w:rPr>
-        <w:t xml:space="preserve">   Date</w:t>
-      </w:r>
-      <w:r>
-        <w:rPr>
-          <w:rFonts w:ascii="Avenir Next" w:hAnsi="Avenir Next" w:cs="Avenir Next" w:eastAsia="Avenir Next"/>
-          <w:color w:val="1A1A1A"/>
-          <w:sz w:val="20"/>
-          <w:szCs w:val="20"/>
-        </w:rPr>
-        <w:tab/>
-      </w:r>
-      <w:r>
-        <w:rPr>
-          <w:rFonts w:ascii="Avenir Next" w:hAnsi="Avenir Next" w:cs="Avenir Next" w:eastAsia="Avenir Next"/>
-          <w:color w:val="1A1A1A"/>
-          <w:sz w:val="20"/>
+          <w:sz w:val="22"/>
           <w:szCs w:val="20"/>
         </w:rPr>
         <w:t xml:space="preserve">   Period</w:t>
@@ -78,7 +78,7 @@
           <w:caps/>
           <w:color w:val="003A70"/>
           <w:spacing w:val="12"/>
-          <w:sz w:val="19"/>
+          <w:sz w:val="22"/>
           <w:szCs w:val="19"/>
         </w:rPr>
         <w:t xml:space="preserve">Lesson 6-6  ·  Homework Packet  ·  Sheet 1 of 2</w:t>
@@ -86,6 +86,7 @@
     </w:p>
     <w:p>
       <w:pPr>
+        <w:pStyle w:val="Heading1"/>
         <w:keepNext/>
         <w:spacing w:before="0" w:after="0" w:line="240" w:lineRule="auto"/>
       </w:pPr>
@@ -111,7 +112,7 @@
         <w:rPr>
           <w:rFonts w:ascii="Avenir Next" w:hAnsi="Avenir Next" w:cs="Avenir Next" w:eastAsia="Avenir Next"/>
           <w:color w:val="5A5F66"/>
-          <w:sz w:val="17"/>
+          <w:sz w:val="22"/>
           <w:szCs w:val="17"/>
         </w:rPr>
         <w:t xml:space="preserve">Maryland Standard 6.EE.A.3   ·   Learning target — I can simplify an expression by combining like terms to test whether two expressions are equivalent.</w:t>
@@ -158,6 +159,7 @@
           </w:tcPr>
           <w:p>
             <w:pPr>
+              <w:pStyle w:val="Heading2"/>
               <w:spacing w:before="0" w:after="0" w:line="240" w:lineRule="auto"/>
             </w:pPr>
             <w:r>
@@ -185,64 +187,83 @@
                 <w:rFonts w:ascii="Avenir Next" w:hAnsi="Avenir Next" w:cs="Avenir Next" w:eastAsia="Avenir Next"/>
                 <w:b/>
                 <w:color w:val="003A70"/>
+                <w:sz w:val="22"/>
+                <w:szCs w:val="18"/>
+              </w:rPr>
+              <w:t xml:space="preserve">•</w:t>
+            </w:r>
+            <w:r>
+              <w:rPr>
+                <w:rFonts w:ascii="Avenir Next" w:hAnsi="Avenir Next" w:cs="Avenir Next" w:eastAsia="Avenir Next"/>
+                <w:color w:val="1A1A1A"/>
                 <w:sz w:val="18"/>
                 <w:szCs w:val="18"/>
               </w:rPr>
-              <w:t xml:space="preserve">•</w:t>
-            </w:r>
-            <w:r>
-              <w:rPr>
-                <w:rFonts w:ascii="Avenir Next" w:hAnsi="Avenir Next" w:cs="Avenir Next" w:eastAsia="Avenir Next"/>
-                <w:color w:val="1A1A1A"/>
-                <w:sz w:val="18"/>
+              <w:tab/>
+            </w:r>
+            <w:r>
+              <w:rPr>
+                <w:rFonts w:ascii="Avenir Next" w:hAnsi="Avenir Next" w:cs="Avenir Next" w:eastAsia="Avenir Next"/>
+                <w:b/>
+                <w:color w:val="1A1A1A"/>
+                <w:sz w:val="22"/>
                 <w:szCs w:val="18"/>
               </w:rPr>
-              <w:tab/>
-            </w:r>
-            <w:r>
-              <w:rPr>
-                <w:rFonts w:ascii="Avenir Next" w:hAnsi="Avenir Next" w:cs="Avenir Next" w:eastAsia="Avenir Next"/>
-                <w:b/>
-                <w:color w:val="1A1A1A"/>
-                <w:sz w:val="18"/>
+              <w:t xml:space="preserve">Like terms</w:t>
+            </w:r>
+            <w:r>
+              <w:rPr>
+                <w:rFonts w:ascii="Avenir Next" w:hAnsi="Avenir Next" w:cs="Avenir Next" w:eastAsia="Avenir Next"/>
+                <w:color w:val="1A1A1A"/>
+                <w:sz w:val="22"/>
                 <w:szCs w:val="18"/>
               </w:rPr>
-              <w:t xml:space="preserve">Like terms</w:t>
-            </w:r>
-            <w:r>
-              <w:rPr>
-                <w:rFonts w:ascii="Avenir Next" w:hAnsi="Avenir Next" w:cs="Avenir Next" w:eastAsia="Avenir Next"/>
-                <w:color w:val="1A1A1A"/>
-                <w:sz w:val="18"/>
+              <w:t xml:space="preserve"> have the same variable part: 4</w:t>
+            </w:r>
+            <w:r>
+              <w:rPr>
+                <w:rFonts w:ascii="Avenir Next" w:hAnsi="Avenir Next" w:cs="Avenir Next" w:eastAsia="Avenir Next"/>
+                <w:i/>
+                <w:color w:val="1A1A1A"/>
+                <w:sz w:val="22"/>
                 <w:szCs w:val="18"/>
               </w:rPr>
-              <w:t xml:space="preserve"> have the same variable part: 4</w:t>
-            </w:r>
-            <w:r>
-              <w:rPr>
-                <w:rFonts w:ascii="Avenir Next" w:hAnsi="Avenir Next" w:cs="Avenir Next" w:eastAsia="Avenir Next"/>
-                <w:i/>
-                <w:color w:val="1A1A1A"/>
-                <w:sz w:val="18"/>
+              <w:t xml:space="preserve">x</w:t>
+            </w:r>
+            <w:r>
+              <w:rPr>
+                <w:rFonts w:ascii="Avenir Next" w:hAnsi="Avenir Next" w:cs="Avenir Next" w:eastAsia="Avenir Next"/>
+                <w:color w:val="1A1A1A"/>
+                <w:sz w:val="22"/>
                 <w:szCs w:val="18"/>
               </w:rPr>
+              <w:t xml:space="preserve"> and 9</w:t>
+            </w:r>
+            <w:r>
+              <w:rPr>
+                <w:rFonts w:ascii="Avenir Next" w:hAnsi="Avenir Next" w:cs="Avenir Next" w:eastAsia="Avenir Next"/>
+                <w:i/>
+                <w:color w:val="1A1A1A"/>
+                <w:sz w:val="22"/>
+                <w:szCs w:val="18"/>
+              </w:rPr>
               <w:t xml:space="preserve">x</w:t>
             </w:r>
             <w:r>
               <w:rPr>
                 <w:rFonts w:ascii="Avenir Next" w:hAnsi="Avenir Next" w:cs="Avenir Next" w:eastAsia="Avenir Next"/>
                 <w:color w:val="1A1A1A"/>
-                <w:sz w:val="18"/>
+                <w:sz w:val="22"/>
                 <w:szCs w:val="18"/>
               </w:rPr>
-              <w:t xml:space="preserve"> and 9</w:t>
-            </w:r>
-            <w:r>
-              <w:rPr>
-                <w:rFonts w:ascii="Avenir Next" w:hAnsi="Avenir Next" w:cs="Avenir Next" w:eastAsia="Avenir Next"/>
-                <w:i/>
-                <w:color w:val="1A1A1A"/>
-                <w:sz w:val="18"/>
+              <w:t xml:space="preserve"> are like terms. 4</w:t>
+            </w:r>
+            <w:r>
+              <w:rPr>
+                <w:rFonts w:ascii="Avenir Next" w:hAnsi="Avenir Next" w:cs="Avenir Next" w:eastAsia="Avenir Next"/>
+                <w:i/>
+                <w:color w:val="1A1A1A"/>
+                <w:sz w:val="22"/>
                 <w:szCs w:val="18"/>
               </w:rPr>
               <w:t xml:space="preserve">x</w:t>
@@ -251,26 +272,7 @@
               <w:rPr>
                 <w:rFonts w:ascii="Avenir Next" w:hAnsi="Avenir Next" w:cs="Avenir Next" w:eastAsia="Avenir Next"/>
                 <w:color w:val="1A1A1A"/>
-                <w:sz w:val="18"/>
-                <w:szCs w:val="18"/>
-              </w:rPr>
-              <w:t xml:space="preserve"> are like terms. 4</w:t>
-            </w:r>
-            <w:r>
-              <w:rPr>
-                <w:rFonts w:ascii="Avenir Next" w:hAnsi="Avenir Next" w:cs="Avenir Next" w:eastAsia="Avenir Next"/>
-                <w:i/>
-                <w:color w:val="1A1A1A"/>
-                <w:sz w:val="18"/>
-                <w:szCs w:val="18"/>
-              </w:rPr>
-              <w:t xml:space="preserve">x</w:t>
-            </w:r>
-            <w:r>
-              <w:rPr>
-                <w:rFonts w:ascii="Avenir Next" w:hAnsi="Avenir Next" w:cs="Avenir Next" w:eastAsia="Avenir Next"/>
-                <w:color w:val="1A1A1A"/>
-                <w:sz w:val="18"/>
+                <w:sz w:val="22"/>
                 <w:szCs w:val="18"/>
               </w:rPr>
               <w:t xml:space="preserve"> and 4 are not.</w:t>
@@ -289,54 +291,73 @@
                 <w:rFonts w:ascii="Avenir Next" w:hAnsi="Avenir Next" w:cs="Avenir Next" w:eastAsia="Avenir Next"/>
                 <w:b/>
                 <w:color w:val="003A70"/>
+                <w:sz w:val="22"/>
+                <w:szCs w:val="18"/>
+              </w:rPr>
+              <w:t xml:space="preserve">•</w:t>
+            </w:r>
+            <w:r>
+              <w:rPr>
+                <w:rFonts w:ascii="Avenir Next" w:hAnsi="Avenir Next" w:cs="Avenir Next" w:eastAsia="Avenir Next"/>
+                <w:color w:val="1A1A1A"/>
                 <w:sz w:val="18"/>
                 <w:szCs w:val="18"/>
               </w:rPr>
-              <w:t xml:space="preserve">•</w:t>
-            </w:r>
-            <w:r>
-              <w:rPr>
-                <w:rFonts w:ascii="Avenir Next" w:hAnsi="Avenir Next" w:cs="Avenir Next" w:eastAsia="Avenir Next"/>
-                <w:color w:val="1A1A1A"/>
-                <w:sz w:val="18"/>
+              <w:tab/>
+            </w:r>
+            <w:r>
+              <w:rPr>
+                <w:rFonts w:ascii="Avenir Next" w:hAnsi="Avenir Next" w:cs="Avenir Next" w:eastAsia="Avenir Next"/>
+                <w:color w:val="1A1A1A"/>
+                <w:sz w:val="22"/>
                 <w:szCs w:val="18"/>
               </w:rPr>
-              <w:tab/>
-            </w:r>
-            <w:r>
-              <w:rPr>
-                <w:rFonts w:ascii="Avenir Next" w:hAnsi="Avenir Next" w:cs="Avenir Next" w:eastAsia="Avenir Next"/>
-                <w:color w:val="1A1A1A"/>
-                <w:sz w:val="18"/>
+              <w:t xml:space="preserve">Combine like terms by adding or subtracting coefficients: 4</w:t>
+            </w:r>
+            <w:r>
+              <w:rPr>
+                <w:rFonts w:ascii="Avenir Next" w:hAnsi="Avenir Next" w:cs="Avenir Next" w:eastAsia="Avenir Next"/>
+                <w:i/>
+                <w:color w:val="1A1A1A"/>
+                <w:sz w:val="22"/>
                 <w:szCs w:val="18"/>
               </w:rPr>
-              <w:t xml:space="preserve">Combine like terms by adding or subtracting coefficients: 4</w:t>
-            </w:r>
-            <w:r>
-              <w:rPr>
-                <w:rFonts w:ascii="Avenir Next" w:hAnsi="Avenir Next" w:cs="Avenir Next" w:eastAsia="Avenir Next"/>
-                <w:i/>
-                <w:color w:val="1A1A1A"/>
-                <w:sz w:val="18"/>
+              <w:t xml:space="preserve">x</w:t>
+            </w:r>
+            <w:r>
+              <w:rPr>
+                <w:rFonts w:ascii="Avenir Next" w:hAnsi="Avenir Next" w:cs="Avenir Next" w:eastAsia="Avenir Next"/>
+                <w:color w:val="1A1A1A"/>
+                <w:sz w:val="22"/>
                 <w:szCs w:val="18"/>
               </w:rPr>
+              <w:t xml:space="preserve"> + 9</w:t>
+            </w:r>
+            <w:r>
+              <w:rPr>
+                <w:rFonts w:ascii="Avenir Next" w:hAnsi="Avenir Next" w:cs="Avenir Next" w:eastAsia="Avenir Next"/>
+                <w:i/>
+                <w:color w:val="1A1A1A"/>
+                <w:sz w:val="22"/>
+                <w:szCs w:val="18"/>
+              </w:rPr>
               <w:t xml:space="preserve">x</w:t>
             </w:r>
             <w:r>
               <w:rPr>
                 <w:rFonts w:ascii="Avenir Next" w:hAnsi="Avenir Next" w:cs="Avenir Next" w:eastAsia="Avenir Next"/>
                 <w:color w:val="1A1A1A"/>
-                <w:sz w:val="18"/>
+                <w:sz w:val="22"/>
                 <w:szCs w:val="18"/>
               </w:rPr>
-              <w:t xml:space="preserve"> + 9</w:t>
-            </w:r>
-            <w:r>
-              <w:rPr>
-                <w:rFonts w:ascii="Avenir Next" w:hAnsi="Avenir Next" w:cs="Avenir Next" w:eastAsia="Avenir Next"/>
-                <w:i/>
-                <w:color w:val="1A1A1A"/>
-                <w:sz w:val="18"/>
+              <w:t xml:space="preserve"> = 13</w:t>
+            </w:r>
+            <w:r>
+              <w:rPr>
+                <w:rFonts w:ascii="Avenir Next" w:hAnsi="Avenir Next" w:cs="Avenir Next" w:eastAsia="Avenir Next"/>
+                <w:i/>
+                <w:color w:val="1A1A1A"/>
+                <w:sz w:val="22"/>
                 <w:szCs w:val="18"/>
               </w:rPr>
               <w:t xml:space="preserve">x</w:t>
@@ -345,17 +366,17 @@
               <w:rPr>
                 <w:rFonts w:ascii="Avenir Next" w:hAnsi="Avenir Next" w:cs="Avenir Next" w:eastAsia="Avenir Next"/>
                 <w:color w:val="1A1A1A"/>
-                <w:sz w:val="18"/>
+                <w:sz w:val="22"/>
                 <w:szCs w:val="18"/>
               </w:rPr>
-              <w:t xml:space="preserve"> = 13</w:t>
-            </w:r>
-            <w:r>
-              <w:rPr>
-                <w:rFonts w:ascii="Avenir Next" w:hAnsi="Avenir Next" w:cs="Avenir Next" w:eastAsia="Avenir Next"/>
-                <w:i/>
-                <w:color w:val="1A1A1A"/>
-                <w:sz w:val="18"/>
+              <w:t xml:space="preserve">. A lone </w:t>
+            </w:r>
+            <w:r>
+              <w:rPr>
+                <w:rFonts w:ascii="Avenir Next" w:hAnsi="Avenir Next" w:cs="Avenir Next" w:eastAsia="Avenir Next"/>
+                <w:i/>
+                <w:color w:val="1A1A1A"/>
+                <w:sz w:val="22"/>
                 <w:szCs w:val="18"/>
               </w:rPr>
               <w:t xml:space="preserve">x</w:t>
@@ -364,17 +385,17 @@
               <w:rPr>
                 <w:rFonts w:ascii="Avenir Next" w:hAnsi="Avenir Next" w:cs="Avenir Next" w:eastAsia="Avenir Next"/>
                 <w:color w:val="1A1A1A"/>
-                <w:sz w:val="18"/>
+                <w:sz w:val="22"/>
                 <w:szCs w:val="18"/>
               </w:rPr>
-              <w:t xml:space="preserve">. A lone </w:t>
-            </w:r>
-            <w:r>
-              <w:rPr>
-                <w:rFonts w:ascii="Avenir Next" w:hAnsi="Avenir Next" w:cs="Avenir Next" w:eastAsia="Avenir Next"/>
-                <w:i/>
-                <w:color w:val="1A1A1A"/>
-                <w:sz w:val="18"/>
+              <w:t xml:space="preserve"> is 1</w:t>
+            </w:r>
+            <w:r>
+              <w:rPr>
+                <w:rFonts w:ascii="Avenir Next" w:hAnsi="Avenir Next" w:cs="Avenir Next" w:eastAsia="Avenir Next"/>
+                <w:i/>
+                <w:color w:val="1A1A1A"/>
+                <w:sz w:val="22"/>
                 <w:szCs w:val="18"/>
               </w:rPr>
               <w:t xml:space="preserve">x</w:t>
@@ -383,26 +404,7 @@
               <w:rPr>
                 <w:rFonts w:ascii="Avenir Next" w:hAnsi="Avenir Next" w:cs="Avenir Next" w:eastAsia="Avenir Next"/>
                 <w:color w:val="1A1A1A"/>
-                <w:sz w:val="18"/>
-                <w:szCs w:val="18"/>
-              </w:rPr>
-              <w:t xml:space="preserve"> is 1</w:t>
-            </w:r>
-            <w:r>
-              <w:rPr>
-                <w:rFonts w:ascii="Avenir Next" w:hAnsi="Avenir Next" w:cs="Avenir Next" w:eastAsia="Avenir Next"/>
-                <w:i/>
-                <w:color w:val="1A1A1A"/>
-                <w:sz w:val="18"/>
-                <w:szCs w:val="18"/>
-              </w:rPr>
-              <w:t xml:space="preserve">x</w:t>
-            </w:r>
-            <w:r>
-              <w:rPr>
-                <w:rFonts w:ascii="Avenir Next" w:hAnsi="Avenir Next" w:cs="Avenir Next" w:eastAsia="Avenir Next"/>
-                <w:color w:val="1A1A1A"/>
-                <w:sz w:val="18"/>
+                <w:sz w:val="22"/>
                 <w:szCs w:val="18"/>
               </w:rPr>
               <w:t xml:space="preserve">.</w:t>
@@ -421,44 +423,44 @@
                 <w:rFonts w:ascii="Avenir Next" w:hAnsi="Avenir Next" w:cs="Avenir Next" w:eastAsia="Avenir Next"/>
                 <w:b/>
                 <w:color w:val="003A70"/>
+                <w:sz w:val="22"/>
+                <w:szCs w:val="18"/>
+              </w:rPr>
+              <w:t xml:space="preserve">•</w:t>
+            </w:r>
+            <w:r>
+              <w:rPr>
+                <w:rFonts w:ascii="Avenir Next" w:hAnsi="Avenir Next" w:cs="Avenir Next" w:eastAsia="Avenir Next"/>
+                <w:color w:val="1A1A1A"/>
                 <w:sz w:val="18"/>
                 <w:szCs w:val="18"/>
               </w:rPr>
-              <w:t xml:space="preserve">•</w:t>
-            </w:r>
-            <w:r>
-              <w:rPr>
-                <w:rFonts w:ascii="Avenir Next" w:hAnsi="Avenir Next" w:cs="Avenir Next" w:eastAsia="Avenir Next"/>
-                <w:color w:val="1A1A1A"/>
-                <w:sz w:val="18"/>
+              <w:tab/>
+            </w:r>
+            <w:r>
+              <w:rPr>
+                <w:rFonts w:ascii="Avenir Next" w:hAnsi="Avenir Next" w:cs="Avenir Next" w:eastAsia="Avenir Next"/>
+                <w:color w:val="1A1A1A"/>
+                <w:sz w:val="22"/>
                 <w:szCs w:val="18"/>
               </w:rPr>
-              <w:tab/>
-            </w:r>
-            <w:r>
-              <w:rPr>
-                <w:rFonts w:ascii="Avenir Next" w:hAnsi="Avenir Next" w:cs="Avenir Next" w:eastAsia="Avenir Next"/>
-                <w:color w:val="1A1A1A"/>
-                <w:sz w:val="18"/>
+              <w:t xml:space="preserve">Expressions are </w:t>
+            </w:r>
+            <w:r>
+              <w:rPr>
+                <w:rFonts w:ascii="Avenir Next" w:hAnsi="Avenir Next" w:cs="Avenir Next" w:eastAsia="Avenir Next"/>
+                <w:b/>
+                <w:color w:val="1A1A1A"/>
+                <w:sz w:val="22"/>
                 <w:szCs w:val="18"/>
               </w:rPr>
-              <w:t xml:space="preserve">Expressions are </w:t>
-            </w:r>
-            <w:r>
-              <w:rPr>
-                <w:rFonts w:ascii="Avenir Next" w:hAnsi="Avenir Next" w:cs="Avenir Next" w:eastAsia="Avenir Next"/>
-                <w:b/>
-                <w:color w:val="1A1A1A"/>
-                <w:sz w:val="18"/>
-                <w:szCs w:val="18"/>
-              </w:rPr>
               <w:t xml:space="preserve">equivalent</w:t>
             </w:r>
             <w:r>
               <w:rPr>
                 <w:rFonts w:ascii="Avenir Next" w:hAnsi="Avenir Next" w:cs="Avenir Next" w:eastAsia="Avenir Next"/>
                 <w:color w:val="1A1A1A"/>
-                <w:sz w:val="18"/>
+                <w:sz w:val="22"/>
                 <w:szCs w:val="18"/>
               </w:rPr>
               <w:t xml:space="preserve"> if they simplify to the same expression.</w:t>
@@ -473,6 +475,7 @@
           </w:tcPr>
           <w:p>
             <w:pPr>
+              <w:pStyle w:val="Heading2"/>
               <w:spacing w:before="0" w:after="0" w:line="240" w:lineRule="auto"/>
             </w:pPr>
             <w:r>
@@ -495,7 +498,7 @@
               <w:rPr>
                 <w:rFonts w:ascii="Avenir Next" w:hAnsi="Avenir Next" w:cs="Avenir Next" w:eastAsia="Avenir Next"/>
                 <w:color w:val="1A1A1A"/>
-                <w:sz w:val="17"/>
+                <w:sz w:val="22"/>
                 <w:szCs w:val="17"/>
               </w:rPr>
               <w:t xml:space="preserve">Are 5</w:t>
@@ -505,7 +508,7 @@
                 <w:rFonts w:ascii="Avenir Next" w:hAnsi="Avenir Next" w:cs="Avenir Next" w:eastAsia="Avenir Next"/>
                 <w:i/>
                 <w:color w:val="1A1A1A"/>
-                <w:sz w:val="17"/>
+                <w:sz w:val="22"/>
                 <w:szCs w:val="17"/>
               </w:rPr>
               <w:t xml:space="preserve">m</w:t>
@@ -514,7 +517,7 @@
               <w:rPr>
                 <w:rFonts w:ascii="Avenir Next" w:hAnsi="Avenir Next" w:cs="Avenir Next" w:eastAsia="Avenir Next"/>
                 <w:color w:val="1A1A1A"/>
-                <w:sz w:val="17"/>
+                <w:sz w:val="22"/>
                 <w:szCs w:val="17"/>
               </w:rPr>
               <w:t xml:space="preserve"> + 8 + 2</w:t>
@@ -524,7 +527,7 @@
                 <w:rFonts w:ascii="Avenir Next" w:hAnsi="Avenir Next" w:cs="Avenir Next" w:eastAsia="Avenir Next"/>
                 <w:i/>
                 <w:color w:val="1A1A1A"/>
-                <w:sz w:val="17"/>
+                <w:sz w:val="22"/>
                 <w:szCs w:val="17"/>
               </w:rPr>
               <w:t xml:space="preserve">m</w:t>
@@ -533,7 +536,7 @@
               <w:rPr>
                 <w:rFonts w:ascii="Avenir Next" w:hAnsi="Avenir Next" w:cs="Avenir Next" w:eastAsia="Avenir Next"/>
                 <w:color w:val="1A1A1A"/>
-                <w:sz w:val="17"/>
+                <w:sz w:val="22"/>
                 <w:szCs w:val="17"/>
               </w:rPr>
               <w:t xml:space="preserve"> − 3 and 7</w:t>
@@ -543,7 +546,7 @@
                 <w:rFonts w:ascii="Avenir Next" w:hAnsi="Avenir Next" w:cs="Avenir Next" w:eastAsia="Avenir Next"/>
                 <w:i/>
                 <w:color w:val="1A1A1A"/>
-                <w:sz w:val="17"/>
+                <w:sz w:val="22"/>
                 <w:szCs w:val="17"/>
               </w:rPr>
               <w:t xml:space="preserve">m</w:t>
@@ -552,7 +555,7 @@
               <w:rPr>
                 <w:rFonts w:ascii="Avenir Next" w:hAnsi="Avenir Next" w:cs="Avenir Next" w:eastAsia="Avenir Next"/>
                 <w:color w:val="1A1A1A"/>
-                <w:sz w:val="17"/>
+                <w:sz w:val="22"/>
                 <w:szCs w:val="17"/>
               </w:rPr>
               <w:t xml:space="preserve"> + 5 equivalent?</w:t>
@@ -571,54 +574,73 @@
                 <w:rFonts w:ascii="Avenir Next" w:hAnsi="Avenir Next" w:cs="Avenir Next" w:eastAsia="Avenir Next"/>
                 <w:b/>
                 <w:color w:val="003A70"/>
+                <w:sz w:val="22"/>
+                <w:szCs w:val="17"/>
+              </w:rPr>
+              <w:t xml:space="preserve">Step 1</w:t>
+            </w:r>
+            <w:r>
+              <w:rPr>
+                <w:rFonts w:ascii="Avenir Next" w:hAnsi="Avenir Next" w:cs="Avenir Next" w:eastAsia="Avenir Next"/>
+                <w:color w:val="1A1A1A"/>
                 <w:sz w:val="17"/>
                 <w:szCs w:val="17"/>
               </w:rPr>
-              <w:t xml:space="preserve">Step 1</w:t>
-            </w:r>
-            <w:r>
-              <w:rPr>
-                <w:rFonts w:ascii="Avenir Next" w:hAnsi="Avenir Next" w:cs="Avenir Next" w:eastAsia="Avenir Next"/>
-                <w:color w:val="1A1A1A"/>
-                <w:sz w:val="17"/>
+              <w:tab/>
+            </w:r>
+            <w:r>
+              <w:rPr>
+                <w:rFonts w:ascii="Avenir Next" w:hAnsi="Avenir Next" w:cs="Avenir Next" w:eastAsia="Avenir Next"/>
+                <w:color w:val="1A1A1A"/>
+                <w:sz w:val="22"/>
                 <w:szCs w:val="17"/>
               </w:rPr>
-              <w:tab/>
-            </w:r>
-            <w:r>
-              <w:rPr>
-                <w:rFonts w:ascii="Avenir Next" w:hAnsi="Avenir Next" w:cs="Avenir Next" w:eastAsia="Avenir Next"/>
-                <w:color w:val="1A1A1A"/>
-                <w:sz w:val="17"/>
+              <w:t xml:space="preserve">Combine the </w:t>
+            </w:r>
+            <w:r>
+              <w:rPr>
+                <w:rFonts w:ascii="Avenir Next" w:hAnsi="Avenir Next" w:cs="Avenir Next" w:eastAsia="Avenir Next"/>
+                <w:i/>
+                <w:color w:val="1A1A1A"/>
+                <w:sz w:val="22"/>
                 <w:szCs w:val="17"/>
               </w:rPr>
-              <w:t xml:space="preserve">Combine the </w:t>
-            </w:r>
-            <w:r>
-              <w:rPr>
-                <w:rFonts w:ascii="Avenir Next" w:hAnsi="Avenir Next" w:cs="Avenir Next" w:eastAsia="Avenir Next"/>
-                <w:i/>
-                <w:color w:val="1A1A1A"/>
-                <w:sz w:val="17"/>
+              <w:t xml:space="preserve">m</w:t>
+            </w:r>
+            <w:r>
+              <w:rPr>
+                <w:rFonts w:ascii="Avenir Next" w:hAnsi="Avenir Next" w:cs="Avenir Next" w:eastAsia="Avenir Next"/>
+                <w:color w:val="1A1A1A"/>
+                <w:sz w:val="22"/>
                 <w:szCs w:val="17"/>
               </w:rPr>
+              <w:t xml:space="preserve"> terms: 5</w:t>
+            </w:r>
+            <w:r>
+              <w:rPr>
+                <w:rFonts w:ascii="Avenir Next" w:hAnsi="Avenir Next" w:cs="Avenir Next" w:eastAsia="Avenir Next"/>
+                <w:i/>
+                <w:color w:val="1A1A1A"/>
+                <w:sz w:val="22"/>
+                <w:szCs w:val="17"/>
+              </w:rPr>
               <w:t xml:space="preserve">m</w:t>
             </w:r>
             <w:r>
               <w:rPr>
                 <w:rFonts w:ascii="Avenir Next" w:hAnsi="Avenir Next" w:cs="Avenir Next" w:eastAsia="Avenir Next"/>
                 <w:color w:val="1A1A1A"/>
-                <w:sz w:val="17"/>
+                <w:sz w:val="22"/>
                 <w:szCs w:val="17"/>
               </w:rPr>
-              <w:t xml:space="preserve"> terms: 5</w:t>
-            </w:r>
-            <w:r>
-              <w:rPr>
-                <w:rFonts w:ascii="Avenir Next" w:hAnsi="Avenir Next" w:cs="Avenir Next" w:eastAsia="Avenir Next"/>
-                <w:i/>
-                <w:color w:val="1A1A1A"/>
-                <w:sz w:val="17"/>
+              <w:t xml:space="preserve"> + 2</w:t>
+            </w:r>
+            <w:r>
+              <w:rPr>
+                <w:rFonts w:ascii="Avenir Next" w:hAnsi="Avenir Next" w:cs="Avenir Next" w:eastAsia="Avenir Next"/>
+                <w:i/>
+                <w:color w:val="1A1A1A"/>
+                <w:sz w:val="22"/>
                 <w:szCs w:val="17"/>
               </w:rPr>
               <w:t xml:space="preserve">m</w:t>
@@ -627,28 +649,9 @@
               <w:rPr>
                 <w:rFonts w:ascii="Avenir Next" w:hAnsi="Avenir Next" w:cs="Avenir Next" w:eastAsia="Avenir Next"/>
                 <w:color w:val="1A1A1A"/>
-                <w:sz w:val="17"/>
+                <w:sz w:val="22"/>
                 <w:szCs w:val="17"/>
               </w:rPr>
-              <w:t xml:space="preserve"> + 2</w:t>
-            </w:r>
-            <w:r>
-              <w:rPr>
-                <w:rFonts w:ascii="Avenir Next" w:hAnsi="Avenir Next" w:cs="Avenir Next" w:eastAsia="Avenir Next"/>
-                <w:i/>
-                <w:color w:val="1A1A1A"/>
-                <w:sz w:val="17"/>
-                <w:szCs w:val="17"/>
-              </w:rPr>
-              <w:t xml:space="preserve">m</w:t>
-            </w:r>
-            <w:r>
-              <w:rPr>
-                <w:rFonts w:ascii="Avenir Next" w:hAnsi="Avenir Next" w:cs="Avenir Next" w:eastAsia="Avenir Next"/>
-                <w:color w:val="1A1A1A"/>
-                <w:sz w:val="17"/>
-                <w:szCs w:val="17"/>
-              </w:rPr>
               <w:t xml:space="preserve"> = 7</w:t>
             </w:r>
             <w:r>
@@ -656,7 +659,7 @@
                 <w:rFonts w:ascii="Avenir Next" w:hAnsi="Avenir Next" w:cs="Avenir Next" w:eastAsia="Avenir Next"/>
                 <w:i/>
                 <w:color w:val="1A1A1A"/>
-                <w:sz w:val="17"/>
+                <w:sz w:val="22"/>
                 <w:szCs w:val="17"/>
               </w:rPr>
               <w:t xml:space="preserve">m</w:t>
@@ -675,25 +678,25 @@
                 <w:rFonts w:ascii="Avenir Next" w:hAnsi="Avenir Next" w:cs="Avenir Next" w:eastAsia="Avenir Next"/>
                 <w:b/>
                 <w:color w:val="003A70"/>
+                <w:sz w:val="22"/>
+                <w:szCs w:val="17"/>
+              </w:rPr>
+              <w:t xml:space="preserve">Step 2</w:t>
+            </w:r>
+            <w:r>
+              <w:rPr>
+                <w:rFonts w:ascii="Avenir Next" w:hAnsi="Avenir Next" w:cs="Avenir Next" w:eastAsia="Avenir Next"/>
+                <w:color w:val="1A1A1A"/>
                 <w:sz w:val="17"/>
                 <w:szCs w:val="17"/>
               </w:rPr>
-              <w:t xml:space="preserve">Step 2</w:t>
-            </w:r>
-            <w:r>
-              <w:rPr>
-                <w:rFonts w:ascii="Avenir Next" w:hAnsi="Avenir Next" w:cs="Avenir Next" w:eastAsia="Avenir Next"/>
-                <w:color w:val="1A1A1A"/>
-                <w:sz w:val="17"/>
-                <w:szCs w:val="17"/>
-              </w:rPr>
               <w:tab/>
             </w:r>
             <w:r>
               <w:rPr>
                 <w:rFonts w:ascii="Avenir Next" w:hAnsi="Avenir Next" w:cs="Avenir Next" w:eastAsia="Avenir Next"/>
                 <w:color w:val="1A1A1A"/>
-                <w:sz w:val="17"/>
+                <w:sz w:val="22"/>
                 <w:szCs w:val="17"/>
               </w:rPr>
               <w:t xml:space="preserve">Combine the constants: 8 − 3 = 5</w:t>
@@ -712,44 +715,44 @@
                 <w:rFonts w:ascii="Avenir Next" w:hAnsi="Avenir Next" w:cs="Avenir Next" w:eastAsia="Avenir Next"/>
                 <w:b/>
                 <w:color w:val="003A70"/>
+                <w:sz w:val="22"/>
+                <w:szCs w:val="17"/>
+              </w:rPr>
+              <w:t xml:space="preserve">Step 3</w:t>
+            </w:r>
+            <w:r>
+              <w:rPr>
+                <w:rFonts w:ascii="Avenir Next" w:hAnsi="Avenir Next" w:cs="Avenir Next" w:eastAsia="Avenir Next"/>
+                <w:color w:val="1A1A1A"/>
                 <w:sz w:val="17"/>
                 <w:szCs w:val="17"/>
               </w:rPr>
-              <w:t xml:space="preserve">Step 3</w:t>
-            </w:r>
-            <w:r>
-              <w:rPr>
-                <w:rFonts w:ascii="Avenir Next" w:hAnsi="Avenir Next" w:cs="Avenir Next" w:eastAsia="Avenir Next"/>
-                <w:color w:val="1A1A1A"/>
-                <w:sz w:val="17"/>
+              <w:tab/>
+            </w:r>
+            <w:r>
+              <w:rPr>
+                <w:rFonts w:ascii="Avenir Next" w:hAnsi="Avenir Next" w:cs="Avenir Next" w:eastAsia="Avenir Next"/>
+                <w:color w:val="1A1A1A"/>
+                <w:sz w:val="22"/>
                 <w:szCs w:val="17"/>
               </w:rPr>
-              <w:tab/>
-            </w:r>
-            <w:r>
-              <w:rPr>
-                <w:rFonts w:ascii="Avenir Next" w:hAnsi="Avenir Next" w:cs="Avenir Next" w:eastAsia="Avenir Next"/>
-                <w:color w:val="1A1A1A"/>
-                <w:sz w:val="17"/>
+              <w:t xml:space="preserve">The first simplifies to 7</w:t>
+            </w:r>
+            <w:r>
+              <w:rPr>
+                <w:rFonts w:ascii="Avenir Next" w:hAnsi="Avenir Next" w:cs="Avenir Next" w:eastAsia="Avenir Next"/>
+                <w:i/>
+                <w:color w:val="1A1A1A"/>
+                <w:sz w:val="22"/>
                 <w:szCs w:val="17"/>
               </w:rPr>
-              <w:t xml:space="preserve">The first simplifies to 7</w:t>
-            </w:r>
-            <w:r>
-              <w:rPr>
-                <w:rFonts w:ascii="Avenir Next" w:hAnsi="Avenir Next" w:cs="Avenir Next" w:eastAsia="Avenir Next"/>
-                <w:i/>
-                <w:color w:val="1A1A1A"/>
-                <w:sz w:val="17"/>
-                <w:szCs w:val="17"/>
-              </w:rPr>
               <w:t xml:space="preserve">m</w:t>
             </w:r>
             <w:r>
               <w:rPr>
                 <w:rFonts w:ascii="Avenir Next" w:hAnsi="Avenir Next" w:cs="Avenir Next" w:eastAsia="Avenir Next"/>
                 <w:color w:val="1A1A1A"/>
-                <w:sz w:val="17"/>
+                <w:sz w:val="22"/>
                 <w:szCs w:val="17"/>
               </w:rPr>
               <w:t xml:space="preserve"> + 5, the same as the second.</w:t>
@@ -768,18 +771,18 @@
                 <w:rFonts w:ascii="Avenir Next" w:hAnsi="Avenir Next" w:cs="Avenir Next" w:eastAsia="Avenir Next"/>
                 <w:b/>
                 <w:color w:val="1A1A1A"/>
+                <w:sz w:val="22"/>
+                <w:szCs w:val="17"/>
+              </w:rPr>
+              <w:t xml:space="preserve">Answer</w:t>
+            </w:r>
+            <w:r>
+              <w:rPr>
+                <w:rFonts w:ascii="Avenir Next" w:hAnsi="Avenir Next" w:cs="Avenir Next" w:eastAsia="Avenir Next"/>
+                <w:color w:val="1A1A1A"/>
                 <w:sz w:val="17"/>
                 <w:szCs w:val="17"/>
               </w:rPr>
-              <w:t xml:space="preserve">Answer</w:t>
-            </w:r>
-            <w:r>
-              <w:rPr>
-                <w:rFonts w:ascii="Avenir Next" w:hAnsi="Avenir Next" w:cs="Avenir Next" w:eastAsia="Avenir Next"/>
-                <w:color w:val="1A1A1A"/>
-                <w:sz w:val="17"/>
-                <w:szCs w:val="17"/>
-              </w:rPr>
               <w:tab/>
             </w:r>
             <w:r>
@@ -787,7 +790,7 @@
                 <w:rFonts w:ascii="Avenir Next" w:hAnsi="Avenir Next" w:cs="Avenir Next" w:eastAsia="Avenir Next"/>
                 <w:b/>
                 <w:color w:val="1A1A1A"/>
-                <w:sz w:val="17"/>
+                <w:sz w:val="22"/>
                 <w:szCs w:val="17"/>
               </w:rPr>
               <w:t xml:space="preserve">Yes, they are equivalent.</w:t>
@@ -798,6 +801,7 @@
     </w:tbl>
     <w:p>
       <w:pPr>
+        <w:pStyle w:val="Heading2"/>
         <w:keepNext/>
         <w:pBdr>
           <w:bottom w:val="single" w:sz="8" w:space="3" w:color="003A70"/>
@@ -813,7 +817,7 @@
           <w:b/>
           <w:color w:val="003A70"/>
           <w:spacing w:val="14"/>
-          <w:sz w:val="19"/>
+          <w:sz w:val="22"/>
           <w:szCs w:val="19"/>
         </w:rPr>
         <w:t xml:space="preserve">PRACTICE</w:t>
@@ -832,7 +836,7 @@
           <w:rFonts w:ascii="Avenir Next" w:hAnsi="Avenir Next" w:cs="Avenir Next" w:eastAsia="Avenir Next"/>
           <w:i/>
           <w:color w:val="5A5F66"/>
-          <w:sz w:val="17"/>
+          <w:sz w:val="22"/>
           <w:szCs w:val="17"/>
         </w:rPr>
         <w:t xml:space="preserve">show your work · label units</w:t>
@@ -852,25 +856,25 @@
           <w:rFonts w:ascii="Avenir Next" w:hAnsi="Avenir Next" w:cs="Avenir Next" w:eastAsia="Avenir Next"/>
           <w:b/>
           <w:color w:val="1A1A1A"/>
+          <w:sz w:val="22"/>
+          <w:szCs w:val="20"/>
+        </w:rPr>
+        <w:t xml:space="preserve">1.</w:t>
+      </w:r>
+      <w:r>
+        <w:rPr>
+          <w:rFonts w:ascii="Avenir Next" w:hAnsi="Avenir Next" w:cs="Avenir Next" w:eastAsia="Avenir Next"/>
+          <w:color w:val="1A1A1A"/>
           <w:sz w:val="20"/>
           <w:szCs w:val="20"/>
         </w:rPr>
-        <w:t xml:space="preserve">1.</w:t>
-      </w:r>
-      <w:r>
-        <w:rPr>
-          <w:rFonts w:ascii="Avenir Next" w:hAnsi="Avenir Next" w:cs="Avenir Next" w:eastAsia="Avenir Next"/>
-          <w:color w:val="1A1A1A"/>
-          <w:sz w:val="20"/>
-          <w:szCs w:val="20"/>
-        </w:rPr>
         <w:tab/>
       </w:r>
       <w:r>
         <w:rPr>
           <w:rFonts w:ascii="Avenir Next" w:hAnsi="Avenir Next" w:cs="Avenir Next" w:eastAsia="Avenir Next"/>
           <w:color w:val="1A1A1A"/>
-          <w:sz w:val="20"/>
+          <w:sz w:val="22"/>
           <w:szCs w:val="20"/>
         </w:rPr>
         <w:t xml:space="preserve">Simplify each expression.</w:t>
@@ -925,25 +929,25 @@
                 <w:rFonts w:ascii="Avenir Next" w:hAnsi="Avenir Next" w:cs="Avenir Next" w:eastAsia="Avenir Next"/>
                 <w:b/>
                 <w:color w:val="003A70"/>
+                <w:sz w:val="22"/>
+                <w:szCs w:val="20"/>
+              </w:rPr>
+              <w:t xml:space="preserve">a.</w:t>
+            </w:r>
+            <w:r>
+              <w:rPr>
+                <w:rFonts w:ascii="Avenir Next" w:hAnsi="Avenir Next" w:cs="Avenir Next" w:eastAsia="Avenir Next"/>
+                <w:color w:val="1A1A1A"/>
                 <w:sz w:val="20"/>
                 <w:szCs w:val="20"/>
               </w:rPr>
-              <w:t xml:space="preserve">a.</w:t>
-            </w:r>
-            <w:r>
-              <w:rPr>
-                <w:rFonts w:ascii="Avenir Next" w:hAnsi="Avenir Next" w:cs="Avenir Next" w:eastAsia="Avenir Next"/>
-                <w:color w:val="1A1A1A"/>
-                <w:sz w:val="20"/>
-                <w:szCs w:val="20"/>
-              </w:rPr>
               <w:tab/>
             </w:r>
             <w:r>
               <w:rPr>
                 <w:rFonts w:ascii="Avenir Next" w:hAnsi="Avenir Next" w:cs="Avenir Next" w:eastAsia="Avenir Next"/>
                 <w:color w:val="1A1A1A"/>
-                <w:sz w:val="20"/>
+                <w:sz w:val="22"/>
                 <w:szCs w:val="20"/>
               </w:rPr>
               <w:t xml:space="preserve">6</w:t>
@@ -953,7 +957,7 @@
                 <w:rFonts w:ascii="Avenir Next" w:hAnsi="Avenir Next" w:cs="Avenir Next" w:eastAsia="Avenir Next"/>
                 <w:i/>
                 <w:color w:val="1A1A1A"/>
-                <w:sz w:val="20"/>
+                <w:sz w:val="22"/>
                 <w:szCs w:val="20"/>
               </w:rPr>
               <w:t xml:space="preserve">a</w:t>
@@ -962,7 +966,7 @@
               <w:rPr>
                 <w:rFonts w:ascii="Avenir Next" w:hAnsi="Avenir Next" w:cs="Avenir Next" w:eastAsia="Avenir Next"/>
                 <w:color w:val="1A1A1A"/>
-                <w:sz w:val="20"/>
+                <w:sz w:val="22"/>
                 <w:szCs w:val="20"/>
               </w:rPr>
               <w:t xml:space="preserve"> + 3</w:t>
@@ -972,7 +976,7 @@
                 <w:rFonts w:ascii="Avenir Next" w:hAnsi="Avenir Next" w:cs="Avenir Next" w:eastAsia="Avenir Next"/>
                 <w:i/>
                 <w:color w:val="1A1A1A"/>
-                <w:sz w:val="20"/>
+                <w:sz w:val="22"/>
                 <w:szCs w:val="20"/>
               </w:rPr>
               <w:t xml:space="preserve">a</w:t>
@@ -981,7 +985,7 @@
               <w:rPr>
                 <w:rFonts w:ascii="Avenir Next" w:hAnsi="Avenir Next" w:cs="Avenir Next" w:eastAsia="Avenir Next"/>
                 <w:color w:val="1A1A1A"/>
-                <w:sz w:val="20"/>
+                <w:sz w:val="22"/>
                 <w:szCs w:val="20"/>
               </w:rPr>
               <w:t xml:space="preserve"> =</w:t>
@@ -1025,25 +1029,25 @@
                 <w:rFonts w:ascii="Avenir Next" w:hAnsi="Avenir Next" w:cs="Avenir Next" w:eastAsia="Avenir Next"/>
                 <w:b/>
                 <w:color w:val="003A70"/>
+                <w:sz w:val="22"/>
+                <w:szCs w:val="20"/>
+              </w:rPr>
+              <w:t xml:space="preserve">b.</w:t>
+            </w:r>
+            <w:r>
+              <w:rPr>
+                <w:rFonts w:ascii="Avenir Next" w:hAnsi="Avenir Next" w:cs="Avenir Next" w:eastAsia="Avenir Next"/>
+                <w:color w:val="1A1A1A"/>
                 <w:sz w:val="20"/>
                 <w:szCs w:val="20"/>
               </w:rPr>
-              <w:t xml:space="preserve">b.</w:t>
-            </w:r>
-            <w:r>
-              <w:rPr>
-                <w:rFonts w:ascii="Avenir Next" w:hAnsi="Avenir Next" w:cs="Avenir Next" w:eastAsia="Avenir Next"/>
-                <w:color w:val="1A1A1A"/>
-                <w:sz w:val="20"/>
-                <w:szCs w:val="20"/>
-              </w:rPr>
               <w:tab/>
             </w:r>
             <w:r>
               <w:rPr>
                 <w:rFonts w:ascii="Avenir Next" w:hAnsi="Avenir Next" w:cs="Avenir Next" w:eastAsia="Avenir Next"/>
                 <w:color w:val="1A1A1A"/>
-                <w:sz w:val="20"/>
+                <w:sz w:val="22"/>
                 <w:szCs w:val="20"/>
               </w:rPr>
               <w:t xml:space="preserve">10</w:t>
@@ -1053,7 +1057,7 @@
                 <w:rFonts w:ascii="Avenir Next" w:hAnsi="Avenir Next" w:cs="Avenir Next" w:eastAsia="Avenir Next"/>
                 <w:i/>
                 <w:color w:val="1A1A1A"/>
-                <w:sz w:val="20"/>
+                <w:sz w:val="22"/>
                 <w:szCs w:val="20"/>
               </w:rPr>
               <w:t xml:space="preserve">y</w:t>
@@ -1062,7 +1066,7 @@
               <w:rPr>
                 <w:rFonts w:ascii="Avenir Next" w:hAnsi="Avenir Next" w:cs="Avenir Next" w:eastAsia="Avenir Next"/>
                 <w:color w:val="1A1A1A"/>
-                <w:sz w:val="20"/>
+                <w:sz w:val="22"/>
                 <w:szCs w:val="20"/>
               </w:rPr>
               <w:t xml:space="preserve"> − 4</w:t>
@@ -1072,7 +1076,7 @@
                 <w:rFonts w:ascii="Avenir Next" w:hAnsi="Avenir Next" w:cs="Avenir Next" w:eastAsia="Avenir Next"/>
                 <w:i/>
                 <w:color w:val="1A1A1A"/>
-                <w:sz w:val="20"/>
+                <w:sz w:val="22"/>
                 <w:szCs w:val="20"/>
               </w:rPr>
               <w:t xml:space="preserve">y</w:t>
@@ -1081,7 +1085,7 @@
               <w:rPr>
                 <w:rFonts w:ascii="Avenir Next" w:hAnsi="Avenir Next" w:cs="Avenir Next" w:eastAsia="Avenir Next"/>
                 <w:color w:val="1A1A1A"/>
-                <w:sz w:val="20"/>
+                <w:sz w:val="22"/>
                 <w:szCs w:val="20"/>
               </w:rPr>
               <w:t xml:space="preserve"> =</w:t>
@@ -1131,18 +1135,18 @@
                 <w:rFonts w:ascii="Avenir Next" w:hAnsi="Avenir Next" w:cs="Avenir Next" w:eastAsia="Avenir Next"/>
                 <w:b/>
                 <w:color w:val="003A70"/>
+                <w:sz w:val="22"/>
+                <w:szCs w:val="20"/>
+              </w:rPr>
+              <w:t xml:space="preserve">c.</w:t>
+            </w:r>
+            <w:r>
+              <w:rPr>
+                <w:rFonts w:ascii="Avenir Next" w:hAnsi="Avenir Next" w:cs="Avenir Next" w:eastAsia="Avenir Next"/>
+                <w:color w:val="1A1A1A"/>
                 <w:sz w:val="20"/>
                 <w:szCs w:val="20"/>
               </w:rPr>
-              <w:t xml:space="preserve">c.</w:t>
-            </w:r>
-            <w:r>
-              <w:rPr>
-                <w:rFonts w:ascii="Avenir Next" w:hAnsi="Avenir Next" w:cs="Avenir Next" w:eastAsia="Avenir Next"/>
-                <w:color w:val="1A1A1A"/>
-                <w:sz w:val="20"/>
-                <w:szCs w:val="20"/>
-              </w:rPr>
               <w:tab/>
             </w:r>
             <w:r>
@@ -1150,7 +1154,7 @@
                 <w:rFonts w:ascii="Avenir Next" w:hAnsi="Avenir Next" w:cs="Avenir Next" w:eastAsia="Avenir Next"/>
                 <w:i/>
                 <w:color w:val="1A1A1A"/>
-                <w:sz w:val="20"/>
+                <w:sz w:val="22"/>
                 <w:szCs w:val="20"/>
               </w:rPr>
               <w:t xml:space="preserve">x</w:t>
@@ -1159,7 +1163,7 @@
               <w:rPr>
                 <w:rFonts w:ascii="Avenir Next" w:hAnsi="Avenir Next" w:cs="Avenir Next" w:eastAsia="Avenir Next"/>
                 <w:color w:val="1A1A1A"/>
-                <w:sz w:val="20"/>
+                <w:sz w:val="22"/>
                 <w:szCs w:val="20"/>
               </w:rPr>
               <w:t xml:space="preserve"> + 5</w:t>
@@ -1169,7 +1173,7 @@
                 <w:rFonts w:ascii="Avenir Next" w:hAnsi="Avenir Next" w:cs="Avenir Next" w:eastAsia="Avenir Next"/>
                 <w:i/>
                 <w:color w:val="1A1A1A"/>
-                <w:sz w:val="20"/>
+                <w:sz w:val="22"/>
                 <w:szCs w:val="20"/>
               </w:rPr>
               <w:t xml:space="preserve">x</w:t>
@@ -1178,7 +1182,7 @@
               <w:rPr>
                 <w:rFonts w:ascii="Avenir Next" w:hAnsi="Avenir Next" w:cs="Avenir Next" w:eastAsia="Avenir Next"/>
                 <w:color w:val="1A1A1A"/>
-                <w:sz w:val="20"/>
+                <w:sz w:val="22"/>
                 <w:szCs w:val="20"/>
               </w:rPr>
               <w:t xml:space="preserve"> + 2 =</w:t>
@@ -1222,25 +1226,25 @@
                 <w:rFonts w:ascii="Avenir Next" w:hAnsi="Avenir Next" w:cs="Avenir Next" w:eastAsia="Avenir Next"/>
                 <w:b/>
                 <w:color w:val="003A70"/>
+                <w:sz w:val="22"/>
+                <w:szCs w:val="20"/>
+              </w:rPr>
+              <w:t xml:space="preserve">d.</w:t>
+            </w:r>
+            <w:r>
+              <w:rPr>
+                <w:rFonts w:ascii="Avenir Next" w:hAnsi="Avenir Next" w:cs="Avenir Next" w:eastAsia="Avenir Next"/>
+                <w:color w:val="1A1A1A"/>
                 <w:sz w:val="20"/>
                 <w:szCs w:val="20"/>
               </w:rPr>
-              <w:t xml:space="preserve">d.</w:t>
-            </w:r>
-            <w:r>
-              <w:rPr>
-                <w:rFonts w:ascii="Avenir Next" w:hAnsi="Avenir Next" w:cs="Avenir Next" w:eastAsia="Avenir Next"/>
-                <w:color w:val="1A1A1A"/>
-                <w:sz w:val="20"/>
-                <w:szCs w:val="20"/>
-              </w:rPr>
               <w:tab/>
             </w:r>
             <w:r>
               <w:rPr>
                 <w:rFonts w:ascii="Avenir Next" w:hAnsi="Avenir Next" w:cs="Avenir Next" w:eastAsia="Avenir Next"/>
                 <w:color w:val="1A1A1A"/>
-                <w:sz w:val="20"/>
+                <w:sz w:val="22"/>
                 <w:szCs w:val="20"/>
               </w:rPr>
               <w:t xml:space="preserve">7 + 3</w:t>
@@ -1250,7 +1254,7 @@
                 <w:rFonts w:ascii="Avenir Next" w:hAnsi="Avenir Next" w:cs="Avenir Next" w:eastAsia="Avenir Next"/>
                 <w:i/>
                 <w:color w:val="1A1A1A"/>
-                <w:sz w:val="20"/>
+                <w:sz w:val="22"/>
                 <w:szCs w:val="20"/>
               </w:rPr>
               <w:t xml:space="preserve">n</w:t>
@@ -1259,7 +1263,7 @@
               <w:rPr>
                 <w:rFonts w:ascii="Avenir Next" w:hAnsi="Avenir Next" w:cs="Avenir Next" w:eastAsia="Avenir Next"/>
                 <w:color w:val="1A1A1A"/>
-                <w:sz w:val="20"/>
+                <w:sz w:val="22"/>
                 <w:szCs w:val="20"/>
               </w:rPr>
               <w:t xml:space="preserve"> + 4 =</w:t>
@@ -1309,25 +1313,25 @@
                 <w:rFonts w:ascii="Avenir Next" w:hAnsi="Avenir Next" w:cs="Avenir Next" w:eastAsia="Avenir Next"/>
                 <w:b/>
                 <w:color w:val="003A70"/>
+                <w:sz w:val="22"/>
+                <w:szCs w:val="20"/>
+              </w:rPr>
+              <w:t xml:space="preserve">e.</w:t>
+            </w:r>
+            <w:r>
+              <w:rPr>
+                <w:rFonts w:ascii="Avenir Next" w:hAnsi="Avenir Next" w:cs="Avenir Next" w:eastAsia="Avenir Next"/>
+                <w:color w:val="1A1A1A"/>
                 <w:sz w:val="20"/>
                 <w:szCs w:val="20"/>
               </w:rPr>
-              <w:t xml:space="preserve">e.</w:t>
-            </w:r>
-            <w:r>
-              <w:rPr>
-                <w:rFonts w:ascii="Avenir Next" w:hAnsi="Avenir Next" w:cs="Avenir Next" w:eastAsia="Avenir Next"/>
-                <w:color w:val="1A1A1A"/>
-                <w:sz w:val="20"/>
-                <w:szCs w:val="20"/>
-              </w:rPr>
               <w:tab/>
             </w:r>
             <w:r>
               <w:rPr>
                 <w:rFonts w:ascii="Avenir Next" w:hAnsi="Avenir Next" w:cs="Avenir Next" w:eastAsia="Avenir Next"/>
                 <w:color w:val="1A1A1A"/>
-                <w:sz w:val="20"/>
+                <w:sz w:val="22"/>
                 <w:szCs w:val="20"/>
               </w:rPr>
               <w:t xml:space="preserve">8</w:t>
@@ -1337,7 +1341,7 @@
                 <w:rFonts w:ascii="Avenir Next" w:hAnsi="Avenir Next" w:cs="Avenir Next" w:eastAsia="Avenir Next"/>
                 <w:i/>
                 <w:color w:val="1A1A1A"/>
-                <w:sz w:val="20"/>
+                <w:sz w:val="22"/>
                 <w:szCs w:val="20"/>
               </w:rPr>
               <w:t xml:space="preserve">b</w:t>
@@ -1346,7 +1350,7 @@
               <w:rPr>
                 <w:rFonts w:ascii="Avenir Next" w:hAnsi="Avenir Next" w:cs="Avenir Next" w:eastAsia="Avenir Next"/>
                 <w:color w:val="1A1A1A"/>
-                <w:sz w:val="20"/>
+                <w:sz w:val="22"/>
                 <w:szCs w:val="20"/>
               </w:rPr>
               <w:t xml:space="preserve"> + 6 − 3</w:t>
@@ -1356,7 +1360,7 @@
                 <w:rFonts w:ascii="Avenir Next" w:hAnsi="Avenir Next" w:cs="Avenir Next" w:eastAsia="Avenir Next"/>
                 <w:i/>
                 <w:color w:val="1A1A1A"/>
-                <w:sz w:val="20"/>
+                <w:sz w:val="22"/>
                 <w:szCs w:val="20"/>
               </w:rPr>
               <w:t xml:space="preserve">b</w:t>
@@ -1365,7 +1369,7 @@
               <w:rPr>
                 <w:rFonts w:ascii="Avenir Next" w:hAnsi="Avenir Next" w:cs="Avenir Next" w:eastAsia="Avenir Next"/>
                 <w:color w:val="1A1A1A"/>
-                <w:sz w:val="20"/>
+                <w:sz w:val="22"/>
                 <w:szCs w:val="20"/>
               </w:rPr>
               <w:t xml:space="preserve"> + 1 =</w:t>
@@ -1409,25 +1413,25 @@
                 <w:rFonts w:ascii="Avenir Next" w:hAnsi="Avenir Next" w:cs="Avenir Next" w:eastAsia="Avenir Next"/>
                 <w:b/>
                 <w:color w:val="003A70"/>
+                <w:sz w:val="22"/>
+                <w:szCs w:val="20"/>
+              </w:rPr>
+              <w:t xml:space="preserve">f.</w:t>
+            </w:r>
+            <w:r>
+              <w:rPr>
+                <w:rFonts w:ascii="Avenir Next" w:hAnsi="Avenir Next" w:cs="Avenir Next" w:eastAsia="Avenir Next"/>
+                <w:color w:val="1A1A1A"/>
                 <w:sz w:val="20"/>
                 <w:szCs w:val="20"/>
               </w:rPr>
-              <w:t xml:space="preserve">f.</w:t>
-            </w:r>
-            <w:r>
-              <w:rPr>
-                <w:rFonts w:ascii="Avenir Next" w:hAnsi="Avenir Next" w:cs="Avenir Next" w:eastAsia="Avenir Next"/>
-                <w:color w:val="1A1A1A"/>
-                <w:sz w:val="20"/>
-                <w:szCs w:val="20"/>
-              </w:rPr>
               <w:tab/>
             </w:r>
             <w:r>
               <w:rPr>
                 <w:rFonts w:ascii="Avenir Next" w:hAnsi="Avenir Next" w:cs="Avenir Next" w:eastAsia="Avenir Next"/>
                 <w:color w:val="1A1A1A"/>
-                <w:sz w:val="20"/>
+                <w:sz w:val="22"/>
                 <w:szCs w:val="20"/>
               </w:rPr>
               <w:t xml:space="preserve">2</w:t>
@@ -1437,7 +1441,7 @@
                 <w:rFonts w:ascii="Avenir Next" w:hAnsi="Avenir Next" w:cs="Avenir Next" w:eastAsia="Avenir Next"/>
                 <w:i/>
                 <w:color w:val="1A1A1A"/>
-                <w:sz w:val="20"/>
+                <w:sz w:val="22"/>
                 <w:szCs w:val="20"/>
               </w:rPr>
               <w:t xml:space="preserve">p</w:t>
@@ -1446,7 +1450,7 @@
               <w:rPr>
                 <w:rFonts w:ascii="Avenir Next" w:hAnsi="Avenir Next" w:cs="Avenir Next" w:eastAsia="Avenir Next"/>
                 <w:color w:val="1A1A1A"/>
-                <w:sz w:val="20"/>
+                <w:sz w:val="22"/>
                 <w:szCs w:val="20"/>
               </w:rPr>
               <w:t xml:space="preserve"> + 9</w:t>
@@ -1456,7 +1460,7 @@
                 <w:rFonts w:ascii="Avenir Next" w:hAnsi="Avenir Next" w:cs="Avenir Next" w:eastAsia="Avenir Next"/>
                 <w:i/>
                 <w:color w:val="1A1A1A"/>
-                <w:sz w:val="20"/>
+                <w:sz w:val="22"/>
                 <w:szCs w:val="20"/>
               </w:rPr>
               <w:t xml:space="preserve">q</w:t>
@@ -1465,7 +1469,7 @@
               <w:rPr>
                 <w:rFonts w:ascii="Avenir Next" w:hAnsi="Avenir Next" w:cs="Avenir Next" w:eastAsia="Avenir Next"/>
                 <w:color w:val="1A1A1A"/>
-                <w:sz w:val="20"/>
+                <w:sz w:val="22"/>
                 <w:szCs w:val="20"/>
               </w:rPr>
               <w:t xml:space="preserve"> + 5</w:t>
@@ -1475,7 +1479,7 @@
                 <w:rFonts w:ascii="Avenir Next" w:hAnsi="Avenir Next" w:cs="Avenir Next" w:eastAsia="Avenir Next"/>
                 <w:i/>
                 <w:color w:val="1A1A1A"/>
-                <w:sz w:val="20"/>
+                <w:sz w:val="22"/>
                 <w:szCs w:val="20"/>
               </w:rPr>
               <w:t xml:space="preserve">p</w:t>
@@ -1484,7 +1488,7 @@
               <w:rPr>
                 <w:rFonts w:ascii="Avenir Next" w:hAnsi="Avenir Next" w:cs="Avenir Next" w:eastAsia="Avenir Next"/>
                 <w:color w:val="1A1A1A"/>
-                <w:sz w:val="20"/>
+                <w:sz w:val="22"/>
                 <w:szCs w:val="20"/>
               </w:rPr>
               <w:t xml:space="preserve"> =</w:t>
@@ -1534,25 +1538,25 @@
                 <w:rFonts w:ascii="Avenir Next" w:hAnsi="Avenir Next" w:cs="Avenir Next" w:eastAsia="Avenir Next"/>
                 <w:b/>
                 <w:color w:val="003A70"/>
+                <w:sz w:val="22"/>
+                <w:szCs w:val="20"/>
+              </w:rPr>
+              <w:t xml:space="preserve">g.</w:t>
+            </w:r>
+            <w:r>
+              <w:rPr>
+                <w:rFonts w:ascii="Avenir Next" w:hAnsi="Avenir Next" w:cs="Avenir Next" w:eastAsia="Avenir Next"/>
+                <w:color w:val="1A1A1A"/>
                 <w:sz w:val="20"/>
                 <w:szCs w:val="20"/>
               </w:rPr>
-              <w:t xml:space="preserve">g.</w:t>
-            </w:r>
-            <w:r>
-              <w:rPr>
-                <w:rFonts w:ascii="Avenir Next" w:hAnsi="Avenir Next" w:cs="Avenir Next" w:eastAsia="Avenir Next"/>
-                <w:color w:val="1A1A1A"/>
-                <w:sz w:val="20"/>
-                <w:szCs w:val="20"/>
-              </w:rPr>
               <w:tab/>
             </w:r>
             <w:r>
               <w:rPr>
                 <w:rFonts w:ascii="Avenir Next" w:hAnsi="Avenir Next" w:cs="Avenir Next" w:eastAsia="Avenir Next"/>
                 <w:color w:val="1A1A1A"/>
-                <w:sz w:val="20"/>
+                <w:sz w:val="22"/>
                 <w:szCs w:val="20"/>
               </w:rPr>
               <w:t xml:space="preserve">4</w:t>
@@ -1562,7 +1566,7 @@
                 <w:rFonts w:ascii="Avenir Next" w:hAnsi="Avenir Next" w:cs="Avenir Next" w:eastAsia="Avenir Next"/>
                 <w:i/>
                 <w:color w:val="1A1A1A"/>
-                <w:sz w:val="20"/>
+                <w:sz w:val="22"/>
                 <w:szCs w:val="20"/>
               </w:rPr>
               <w:t xml:space="preserve">m</w:t>
@@ -1571,7 +1575,7 @@
               <w:rPr>
                 <w:rFonts w:ascii="Avenir Next" w:hAnsi="Avenir Next" w:cs="Avenir Next" w:eastAsia="Avenir Next"/>
                 <w:color w:val="1A1A1A"/>
-                <w:sz w:val="20"/>
+                <w:sz w:val="22"/>
                 <w:szCs w:val="20"/>
               </w:rPr>
               <w:t xml:space="preserve"> + 2 + </w:t>
@@ -1581,7 +1585,7 @@
                 <w:rFonts w:ascii="Avenir Next" w:hAnsi="Avenir Next" w:cs="Avenir Next" w:eastAsia="Avenir Next"/>
                 <w:i/>
                 <w:color w:val="1A1A1A"/>
-                <w:sz w:val="20"/>
+                <w:sz w:val="22"/>
                 <w:szCs w:val="20"/>
               </w:rPr>
               <w:t xml:space="preserve">m</w:t>
@@ -1590,7 +1594,7 @@
               <w:rPr>
                 <w:rFonts w:ascii="Avenir Next" w:hAnsi="Avenir Next" w:cs="Avenir Next" w:eastAsia="Avenir Next"/>
                 <w:color w:val="1A1A1A"/>
-                <w:sz w:val="20"/>
+                <w:sz w:val="22"/>
                 <w:szCs w:val="20"/>
               </w:rPr>
               <w:t xml:space="preserve"> + 9 =</w:t>
@@ -1634,25 +1638,25 @@
                 <w:rFonts w:ascii="Avenir Next" w:hAnsi="Avenir Next" w:cs="Avenir Next" w:eastAsia="Avenir Next"/>
                 <w:b/>
                 <w:color w:val="003A70"/>
+                <w:sz w:val="22"/>
+                <w:szCs w:val="20"/>
+              </w:rPr>
+              <w:t xml:space="preserve">h.</w:t>
+            </w:r>
+            <w:r>
+              <w:rPr>
+                <w:rFonts w:ascii="Avenir Next" w:hAnsi="Avenir Next" w:cs="Avenir Next" w:eastAsia="Avenir Next"/>
+                <w:color w:val="1A1A1A"/>
                 <w:sz w:val="20"/>
                 <w:szCs w:val="20"/>
               </w:rPr>
-              <w:t xml:space="preserve">h.</w:t>
-            </w:r>
-            <w:r>
-              <w:rPr>
-                <w:rFonts w:ascii="Avenir Next" w:hAnsi="Avenir Next" w:cs="Avenir Next" w:eastAsia="Avenir Next"/>
-                <w:color w:val="1A1A1A"/>
-                <w:sz w:val="20"/>
-                <w:szCs w:val="20"/>
-              </w:rPr>
               <w:tab/>
             </w:r>
             <w:r>
               <w:rPr>
                 <w:rFonts w:ascii="Avenir Next" w:hAnsi="Avenir Next" w:cs="Avenir Next" w:eastAsia="Avenir Next"/>
                 <w:color w:val="1A1A1A"/>
-                <w:sz w:val="20"/>
+                <w:sz w:val="22"/>
                 <w:szCs w:val="20"/>
               </w:rPr>
               <w:t xml:space="preserve">12</w:t>
@@ -1662,7 +1666,7 @@
                 <w:rFonts w:ascii="Avenir Next" w:hAnsi="Avenir Next" w:cs="Avenir Next" w:eastAsia="Avenir Next"/>
                 <w:i/>
                 <w:color w:val="1A1A1A"/>
-                <w:sz w:val="20"/>
+                <w:sz w:val="22"/>
                 <w:szCs w:val="20"/>
               </w:rPr>
               <w:t xml:space="preserve">z</w:t>
@@ -1671,7 +1675,7 @@
               <w:rPr>
                 <w:rFonts w:ascii="Avenir Next" w:hAnsi="Avenir Next" w:cs="Avenir Next" w:eastAsia="Avenir Next"/>
                 <w:color w:val="1A1A1A"/>
-                <w:sz w:val="20"/>
+                <w:sz w:val="22"/>
                 <w:szCs w:val="20"/>
               </w:rPr>
               <w:t xml:space="preserve"> − </w:t>
@@ -1681,7 +1685,7 @@
                 <w:rFonts w:ascii="Avenir Next" w:hAnsi="Avenir Next" w:cs="Avenir Next" w:eastAsia="Avenir Next"/>
                 <w:i/>
                 <w:color w:val="1A1A1A"/>
-                <w:sz w:val="20"/>
+                <w:sz w:val="22"/>
                 <w:szCs w:val="20"/>
               </w:rPr>
               <w:t xml:space="preserve">z</w:t>
@@ -1690,7 +1694,7 @@
               <w:rPr>
                 <w:rFonts w:ascii="Avenir Next" w:hAnsi="Avenir Next" w:cs="Avenir Next" w:eastAsia="Avenir Next"/>
                 <w:color w:val="1A1A1A"/>
-                <w:sz w:val="20"/>
+                <w:sz w:val="22"/>
                 <w:szCs w:val="20"/>
               </w:rPr>
               <w:t xml:space="preserve"> =</w:t>
@@ -1776,18 +1780,18 @@
                 <w:rFonts w:ascii="Avenir Next" w:hAnsi="Avenir Next" w:cs="Avenir Next" w:eastAsia="Avenir Next"/>
                 <w:b/>
                 <w:color w:val="1A1A1A"/>
+                <w:sz w:val="22"/>
+                <w:szCs w:val="20"/>
+              </w:rPr>
+              <w:t xml:space="preserve">2.</w:t>
+            </w:r>
+            <w:r>
+              <w:rPr>
+                <w:rFonts w:ascii="Avenir Next" w:hAnsi="Avenir Next" w:cs="Avenir Next" w:eastAsia="Avenir Next"/>
+                <w:color w:val="1A1A1A"/>
                 <w:sz w:val="20"/>
                 <w:szCs w:val="20"/>
               </w:rPr>
-              <w:t xml:space="preserve">2.</w:t>
-            </w:r>
-            <w:r>
-              <w:rPr>
-                <w:rFonts w:ascii="Avenir Next" w:hAnsi="Avenir Next" w:cs="Avenir Next" w:eastAsia="Avenir Next"/>
-                <w:color w:val="1A1A1A"/>
-                <w:sz w:val="20"/>
-                <w:szCs w:val="20"/>
-              </w:rPr>
               <w:tab/>
             </w:r>
             <w:r>
@@ -1795,7 +1799,7 @@
                 <w:rFonts w:ascii="Avenir Next" w:hAnsi="Avenir Next" w:cs="Avenir Next" w:eastAsia="Avenir Next"/>
                 <w:b/>
                 <w:color w:val="1A1A1A"/>
-                <w:sz w:val="20"/>
+                <w:sz w:val="22"/>
                 <w:szCs w:val="20"/>
               </w:rPr>
               <w:t xml:space="preserve">Perimeter.  </w:t>
@@ -1804,7 +1808,7 @@
               <w:rPr>
                 <w:rFonts w:ascii="Avenir Next" w:hAnsi="Avenir Next" w:cs="Avenir Next" w:eastAsia="Avenir Next"/>
                 <w:color w:val="1A1A1A"/>
-                <w:sz w:val="20"/>
+                <w:sz w:val="22"/>
                 <w:szCs w:val="20"/>
               </w:rPr>
               <w:t xml:space="preserve">The side lengths of the triangle are in centimeters. Write and simplify an expression for its perimeter.</w:t>
@@ -1881,25 +1885,25 @@
                 <w:rFonts w:ascii="Avenir Next" w:hAnsi="Avenir Next" w:cs="Avenir Next" w:eastAsia="Avenir Next"/>
                 <w:b/>
                 <w:color w:val="1A1A1A"/>
+                <w:sz w:val="22"/>
+                <w:szCs w:val="18"/>
+              </w:rPr>
+              <w:t xml:space="preserve">Answer</w:t>
+            </w:r>
+            <w:r>
+              <w:rPr>
+                <w:rFonts w:ascii="Avenir Next" w:hAnsi="Avenir Next" w:cs="Avenir Next" w:eastAsia="Avenir Next"/>
+                <w:color w:val="1A1A1A"/>
                 <w:sz w:val="18"/>
                 <w:szCs w:val="18"/>
               </w:rPr>
-              <w:t xml:space="preserve">Answer</w:t>
-            </w:r>
-            <w:r>
-              <w:rPr>
-                <w:rFonts w:ascii="Avenir Next" w:hAnsi="Avenir Next" w:cs="Avenir Next" w:eastAsia="Avenir Next"/>
-                <w:color w:val="1A1A1A"/>
-                <w:sz w:val="18"/>
-                <w:szCs w:val="18"/>
-              </w:rPr>
               <w:tab/>
             </w:r>
             <w:r>
               <w:rPr>
                 <w:rFonts w:ascii="Avenir Next" w:hAnsi="Avenir Next" w:cs="Avenir Next" w:eastAsia="Avenir Next"/>
                 <w:color w:val="1A1A1A"/>
-                <w:sz w:val="18"/>
+                <w:sz w:val="22"/>
                 <w:szCs w:val="18"/>
               </w:rPr>
               <w:t xml:space="preserve">  cm</w:t>
@@ -1923,7 +1927,7 @@
               <w:drawing>
                 <wp:inline distT="0" distB="0" distL="0" distR="0">
                   <wp:extent cx="1645920" cy="977319"/>
-                  <wp:docPr id="1" name="Figure 1"/>
+                  <wp:docPr id="1" name="Figure 1" descr="Polygon. Labels: 0, 2x, 1, x + 4, 2, x + 1. Vertices: 0, 0, 4, 0, 1.5, 2.5."/>
                   <a:graphic xmlns:a="http://schemas.openxmlformats.org/drawingml/2006/main">
                     <a:graphicData uri="http://schemas.openxmlformats.org/drawingml/2006/picture">
                       <pic:pic xmlns:pic="http://schemas.openxmlformats.org/drawingml/2006/picture">
@@ -1975,25 +1979,25 @@
           <w:rFonts w:ascii="Avenir Next" w:hAnsi="Avenir Next" w:cs="Avenir Next" w:eastAsia="Avenir Next"/>
           <w:b/>
           <w:color w:val="1A1A1A"/>
+          <w:sz w:val="22"/>
+          <w:szCs w:val="20"/>
+        </w:rPr>
+        <w:t xml:space="preserve">3.</w:t>
+      </w:r>
+      <w:r>
+        <w:rPr>
+          <w:rFonts w:ascii="Avenir Next" w:hAnsi="Avenir Next" w:cs="Avenir Next" w:eastAsia="Avenir Next"/>
+          <w:color w:val="1A1A1A"/>
           <w:sz w:val="20"/>
           <w:szCs w:val="20"/>
         </w:rPr>
-        <w:t xml:space="preserve">3.</w:t>
-      </w:r>
-      <w:r>
-        <w:rPr>
-          <w:rFonts w:ascii="Avenir Next" w:hAnsi="Avenir Next" w:cs="Avenir Next" w:eastAsia="Avenir Next"/>
-          <w:color w:val="1A1A1A"/>
-          <w:sz w:val="20"/>
-          <w:szCs w:val="20"/>
-        </w:rPr>
         <w:tab/>
       </w:r>
       <w:r>
         <w:rPr>
           <w:rFonts w:ascii="Avenir Next" w:hAnsi="Avenir Next" w:cs="Avenir Next" w:eastAsia="Avenir Next"/>
           <w:color w:val="1A1A1A"/>
-          <w:sz w:val="20"/>
+          <w:sz w:val="22"/>
           <w:szCs w:val="20"/>
         </w:rPr>
         <w:t xml:space="preserve">Are 3</w:t>
@@ -2003,7 +2007,7 @@
           <w:rFonts w:ascii="Avenir Next" w:hAnsi="Avenir Next" w:cs="Avenir Next" w:eastAsia="Avenir Next"/>
           <w:i/>
           <w:color w:val="1A1A1A"/>
-          <w:sz w:val="20"/>
+          <w:sz w:val="22"/>
           <w:szCs w:val="20"/>
         </w:rPr>
         <w:t xml:space="preserve">w</w:t>
@@ -2012,7 +2016,7 @@
         <w:rPr>
           <w:rFonts w:ascii="Avenir Next" w:hAnsi="Avenir Next" w:cs="Avenir Next" w:eastAsia="Avenir Next"/>
           <w:color w:val="1A1A1A"/>
-          <w:sz w:val="20"/>
+          <w:sz w:val="22"/>
           <w:szCs w:val="20"/>
         </w:rPr>
         <w:t xml:space="preserve"> + 3</w:t>
@@ -2022,7 +2026,7 @@
           <w:rFonts w:ascii="Avenir Next" w:hAnsi="Avenir Next" w:cs="Avenir Next" w:eastAsia="Avenir Next"/>
           <w:i/>
           <w:color w:val="1A1A1A"/>
-          <w:sz w:val="20"/>
+          <w:sz w:val="22"/>
           <w:szCs w:val="20"/>
         </w:rPr>
         <w:t xml:space="preserve">w</w:t>
@@ -2031,7 +2035,7 @@
         <w:rPr>
           <w:rFonts w:ascii="Avenir Next" w:hAnsi="Avenir Next" w:cs="Avenir Next" w:eastAsia="Avenir Next"/>
           <w:color w:val="1A1A1A"/>
-          <w:sz w:val="20"/>
+          <w:sz w:val="22"/>
           <w:szCs w:val="20"/>
         </w:rPr>
         <w:t xml:space="preserve"> and 6</w:t>
@@ -2041,7 +2045,7 @@
           <w:rFonts w:ascii="Avenir Next" w:hAnsi="Avenir Next" w:cs="Avenir Next" w:eastAsia="Avenir Next"/>
           <w:i/>
           <w:color w:val="1A1A1A"/>
-          <w:sz w:val="20"/>
+          <w:sz w:val="22"/>
           <w:szCs w:val="20"/>
         </w:rPr>
         <w:t xml:space="preserve">w</w:t>
@@ -2050,7 +2054,7 @@
         <w:rPr>
           <w:rFonts w:ascii="Avenir Next" w:hAnsi="Avenir Next" w:cs="Avenir Next" w:eastAsia="Avenir Next"/>
           <w:color w:val="1A1A1A"/>
-          <w:sz w:val="20"/>
+          <w:sz w:val="22"/>
           <w:szCs w:val="20"/>
           <w:vertAlign w:val="superscript"/>
         </w:rPr>
@@ -2060,7 +2064,7 @@
         <w:rPr>
           <w:rFonts w:ascii="Avenir Next" w:hAnsi="Avenir Next" w:cs="Avenir Next" w:eastAsia="Avenir Next"/>
           <w:color w:val="1A1A1A"/>
-          <w:sz w:val="20"/>
+          <w:sz w:val="22"/>
           <w:szCs w:val="20"/>
         </w:rPr>
         <w:t xml:space="preserve"> equivalent?</w:t>
@@ -2128,7 +2132,7 @@
               <w:rPr>
                 <w:rFonts w:ascii="Avenir Next" w:hAnsi="Avenir Next" w:cs="Avenir Next" w:eastAsia="Avenir Next"/>
                 <w:color w:val="1A1A1A"/>
-                <w:sz w:val="19"/>
+                <w:sz w:val="22"/>
                 <w:szCs w:val="19"/>
               </w:rPr>
               <w:t xml:space="preserve">Yes</w:t>
@@ -2167,7 +2171,7 @@
               <w:rPr>
                 <w:rFonts w:ascii="Avenir Next" w:hAnsi="Avenir Next" w:cs="Avenir Next" w:eastAsia="Avenir Next"/>
                 <w:color w:val="1A1A1A"/>
-                <w:sz w:val="19"/>
+                <w:sz w:val="22"/>
                 <w:szCs w:val="19"/>
               </w:rPr>
               <w:t xml:space="preserve">No</w:t>
@@ -2195,25 +2199,25 @@
           <w:rFonts w:ascii="Avenir Next" w:hAnsi="Avenir Next" w:cs="Avenir Next" w:eastAsia="Avenir Next"/>
           <w:b/>
           <w:color w:val="1A1A1A"/>
+          <w:sz w:val="22"/>
+          <w:szCs w:val="20"/>
+        </w:rPr>
+        <w:t xml:space="preserve">4.</w:t>
+      </w:r>
+      <w:r>
+        <w:rPr>
+          <w:rFonts w:ascii="Avenir Next" w:hAnsi="Avenir Next" w:cs="Avenir Next" w:eastAsia="Avenir Next"/>
+          <w:color w:val="1A1A1A"/>
           <w:sz w:val="20"/>
           <w:szCs w:val="20"/>
         </w:rPr>
-        <w:t xml:space="preserve">4.</w:t>
-      </w:r>
-      <w:r>
-        <w:rPr>
-          <w:rFonts w:ascii="Avenir Next" w:hAnsi="Avenir Next" w:cs="Avenir Next" w:eastAsia="Avenir Next"/>
-          <w:color w:val="1A1A1A"/>
-          <w:sz w:val="20"/>
-          <w:szCs w:val="20"/>
-        </w:rPr>
         <w:tab/>
       </w:r>
       <w:r>
         <w:rPr>
           <w:rFonts w:ascii="Avenir Next" w:hAnsi="Avenir Next" w:cs="Avenir Next" w:eastAsia="Avenir Next"/>
           <w:color w:val="1A1A1A"/>
-          <w:sz w:val="20"/>
+          <w:sz w:val="22"/>
           <w:szCs w:val="20"/>
         </w:rPr>
         <w:t xml:space="preserve">Which expression is equivalent to 5</w:t>
@@ -2223,7 +2227,7 @@
           <w:rFonts w:ascii="Avenir Next" w:hAnsi="Avenir Next" w:cs="Avenir Next" w:eastAsia="Avenir Next"/>
           <w:i/>
           <w:color w:val="1A1A1A"/>
-          <w:sz w:val="20"/>
+          <w:sz w:val="22"/>
           <w:szCs w:val="20"/>
         </w:rPr>
         <w:t xml:space="preserve">x</w:t>
@@ -2232,7 +2236,7 @@
         <w:rPr>
           <w:rFonts w:ascii="Avenir Next" w:hAnsi="Avenir Next" w:cs="Avenir Next" w:eastAsia="Avenir Next"/>
           <w:color w:val="1A1A1A"/>
-          <w:sz w:val="20"/>
+          <w:sz w:val="22"/>
           <w:szCs w:val="20"/>
         </w:rPr>
         <w:t xml:space="preserve"> + 3 + 2</w:t>
@@ -2242,7 +2246,7 @@
           <w:rFonts w:ascii="Avenir Next" w:hAnsi="Avenir Next" w:cs="Avenir Next" w:eastAsia="Avenir Next"/>
           <w:i/>
           <w:color w:val="1A1A1A"/>
-          <w:sz w:val="20"/>
+          <w:sz w:val="22"/>
           <w:szCs w:val="20"/>
         </w:rPr>
         <w:t xml:space="preserve">x</w:t>
@@ -2251,7 +2255,7 @@
         <w:rPr>
           <w:rFonts w:ascii="Avenir Next" w:hAnsi="Avenir Next" w:cs="Avenir Next" w:eastAsia="Avenir Next"/>
           <w:color w:val="1A1A1A"/>
-          <w:sz w:val="20"/>
+          <w:sz w:val="22"/>
           <w:szCs w:val="20"/>
         </w:rPr>
         <w:t xml:space="preserve">?</w:t>
@@ -2320,7 +2324,7 @@
               <w:rPr>
                 <w:rFonts w:ascii="Avenir Next" w:hAnsi="Avenir Next" w:cs="Avenir Next" w:eastAsia="Avenir Next"/>
                 <w:color w:val="1A1A1A"/>
-                <w:sz w:val="19"/>
+                <w:sz w:val="22"/>
                 <w:szCs w:val="19"/>
               </w:rPr>
               <w:t xml:space="preserve">10</w:t>
@@ -2330,7 +2334,7 @@
                 <w:rFonts w:ascii="Avenir Next" w:hAnsi="Avenir Next" w:cs="Avenir Next" w:eastAsia="Avenir Next"/>
                 <w:i/>
                 <w:color w:val="1A1A1A"/>
-                <w:sz w:val="19"/>
+                <w:sz w:val="22"/>
                 <w:szCs w:val="19"/>
               </w:rPr>
               <w:t xml:space="preserve">x</w:t>
@@ -2369,7 +2373,7 @@
               <w:rPr>
                 <w:rFonts w:ascii="Avenir Next" w:hAnsi="Avenir Next" w:cs="Avenir Next" w:eastAsia="Avenir Next"/>
                 <w:color w:val="1A1A1A"/>
-                <w:sz w:val="19"/>
+                <w:sz w:val="22"/>
                 <w:szCs w:val="19"/>
               </w:rPr>
               <w:t xml:space="preserve">7</w:t>
@@ -2379,7 +2383,7 @@
                 <w:rFonts w:ascii="Avenir Next" w:hAnsi="Avenir Next" w:cs="Avenir Next" w:eastAsia="Avenir Next"/>
                 <w:i/>
                 <w:color w:val="1A1A1A"/>
-                <w:sz w:val="19"/>
+                <w:sz w:val="22"/>
                 <w:szCs w:val="19"/>
               </w:rPr>
               <w:t xml:space="preserve">x</w:t>
@@ -2388,7 +2392,7 @@
               <w:rPr>
                 <w:rFonts w:ascii="Avenir Next" w:hAnsi="Avenir Next" w:cs="Avenir Next" w:eastAsia="Avenir Next"/>
                 <w:color w:val="1A1A1A"/>
-                <w:sz w:val="19"/>
+                <w:sz w:val="22"/>
                 <w:szCs w:val="19"/>
               </w:rPr>
               <w:t xml:space="preserve"> + 3</w:t>
@@ -2427,7 +2431,7 @@
               <w:rPr>
                 <w:rFonts w:ascii="Avenir Next" w:hAnsi="Avenir Next" w:cs="Avenir Next" w:eastAsia="Avenir Next"/>
                 <w:color w:val="1A1A1A"/>
-                <w:sz w:val="19"/>
+                <w:sz w:val="22"/>
                 <w:szCs w:val="19"/>
               </w:rPr>
               <w:t xml:space="preserve">5</w:t>
@@ -2437,7 +2441,7 @@
                 <w:rFonts w:ascii="Avenir Next" w:hAnsi="Avenir Next" w:cs="Avenir Next" w:eastAsia="Avenir Next"/>
                 <w:i/>
                 <w:color w:val="1A1A1A"/>
-                <w:sz w:val="19"/>
+                <w:sz w:val="22"/>
                 <w:szCs w:val="19"/>
               </w:rPr>
               <w:t xml:space="preserve">x</w:t>
@@ -2446,7 +2450,7 @@
               <w:rPr>
                 <w:rFonts w:ascii="Avenir Next" w:hAnsi="Avenir Next" w:cs="Avenir Next" w:eastAsia="Avenir Next"/>
                 <w:color w:val="1A1A1A"/>
-                <w:sz w:val="19"/>
+                <w:sz w:val="22"/>
                 <w:szCs w:val="19"/>
               </w:rPr>
               <w:t xml:space="preserve"> + 5</w:t>
@@ -2474,18 +2478,18 @@
           <w:rFonts w:ascii="Avenir Next" w:hAnsi="Avenir Next" w:cs="Avenir Next" w:eastAsia="Avenir Next"/>
           <w:b/>
           <w:color w:val="1A1A1A"/>
+          <w:sz w:val="22"/>
+          <w:szCs w:val="20"/>
+        </w:rPr>
+        <w:t xml:space="preserve">5.</w:t>
+      </w:r>
+      <w:r>
+        <w:rPr>
+          <w:rFonts w:ascii="Avenir Next" w:hAnsi="Avenir Next" w:cs="Avenir Next" w:eastAsia="Avenir Next"/>
+          <w:color w:val="1A1A1A"/>
           <w:sz w:val="20"/>
           <w:szCs w:val="20"/>
         </w:rPr>
-        <w:t xml:space="preserve">5.</w:t>
-      </w:r>
-      <w:r>
-        <w:rPr>
-          <w:rFonts w:ascii="Avenir Next" w:hAnsi="Avenir Next" w:cs="Avenir Next" w:eastAsia="Avenir Next"/>
-          <w:color w:val="1A1A1A"/>
-          <w:sz w:val="20"/>
-          <w:szCs w:val="20"/>
-        </w:rPr>
         <w:tab/>
       </w:r>
       <w:r>
@@ -2493,7 +2497,7 @@
           <w:rFonts w:ascii="Avenir Next" w:hAnsi="Avenir Next" w:cs="Avenir Next" w:eastAsia="Avenir Next"/>
           <w:b/>
           <w:color w:val="1A1A1A"/>
-          <w:sz w:val="20"/>
+          <w:sz w:val="22"/>
           <w:szCs w:val="20"/>
         </w:rPr>
         <w:t xml:space="preserve">Find the Error.  </w:t>
@@ -2502,7 +2506,7 @@
         <w:rPr>
           <w:rFonts w:ascii="Avenir Next" w:hAnsi="Avenir Next" w:cs="Avenir Next" w:eastAsia="Avenir Next"/>
           <w:color w:val="1A1A1A"/>
-          <w:sz w:val="20"/>
+          <w:sz w:val="22"/>
           <w:szCs w:val="20"/>
         </w:rPr>
         <w:t xml:space="preserve">Elena simplified 7</w:t>
@@ -2512,7 +2516,7 @@
           <w:rFonts w:ascii="Avenir Next" w:hAnsi="Avenir Next" w:cs="Avenir Next" w:eastAsia="Avenir Next"/>
           <w:i/>
           <w:color w:val="1A1A1A"/>
-          <w:sz w:val="20"/>
+          <w:sz w:val="22"/>
           <w:szCs w:val="20"/>
         </w:rPr>
         <w:t xml:space="preserve">x</w:t>
@@ -2521,7 +2525,7 @@
         <w:rPr>
           <w:rFonts w:ascii="Avenir Next" w:hAnsi="Avenir Next" w:cs="Avenir Next" w:eastAsia="Avenir Next"/>
           <w:color w:val="1A1A1A"/>
-          <w:sz w:val="20"/>
+          <w:sz w:val="22"/>
           <w:szCs w:val="20"/>
         </w:rPr>
         <w:t xml:space="preserve"> + 4 − 2</w:t>
@@ -2531,7 +2535,7 @@
           <w:rFonts w:ascii="Avenir Next" w:hAnsi="Avenir Next" w:cs="Avenir Next" w:eastAsia="Avenir Next"/>
           <w:i/>
           <w:color w:val="1A1A1A"/>
-          <w:sz w:val="20"/>
+          <w:sz w:val="22"/>
           <w:szCs w:val="20"/>
         </w:rPr>
         <w:t xml:space="preserve">x</w:t>
@@ -2540,7 +2544,7 @@
         <w:rPr>
           <w:rFonts w:ascii="Avenir Next" w:hAnsi="Avenir Next" w:cs="Avenir Next" w:eastAsia="Avenir Next"/>
           <w:color w:val="1A1A1A"/>
-          <w:sz w:val="20"/>
+          <w:sz w:val="22"/>
           <w:szCs w:val="20"/>
         </w:rPr>
         <w:t xml:space="preserve"> and wrote 9</w:t>
@@ -2550,7 +2554,7 @@
           <w:rFonts w:ascii="Avenir Next" w:hAnsi="Avenir Next" w:cs="Avenir Next" w:eastAsia="Avenir Next"/>
           <w:i/>
           <w:color w:val="1A1A1A"/>
-          <w:sz w:val="20"/>
+          <w:sz w:val="22"/>
           <w:szCs w:val="20"/>
         </w:rPr>
         <w:t xml:space="preserve">x</w:t>
@@ -2559,7 +2563,7 @@
         <w:rPr>
           <w:rFonts w:ascii="Avenir Next" w:hAnsi="Avenir Next" w:cs="Avenir Next" w:eastAsia="Avenir Next"/>
           <w:color w:val="1A1A1A"/>
-          <w:sz w:val="20"/>
+          <w:sz w:val="22"/>
           <w:szCs w:val="20"/>
         </w:rPr>
         <w:t xml:space="preserve">. Explain her mistake. Then simplify correctly.</w:t>
@@ -2700,6 +2704,7 @@
           </w:tcPr>
           <w:p>
             <w:pPr>
+              <w:pStyle w:val="Heading2"/>
               <w:spacing w:before="0" w:after="0" w:line="240" w:lineRule="auto"/>
             </w:pPr>
             <w:r>
@@ -2737,7 +2742,7 @@
               <w:rPr>
                 <w:rFonts w:ascii="Avenir Next" w:hAnsi="Avenir Next" w:cs="Avenir Next" w:eastAsia="Avenir Next"/>
                 <w:color w:val="1A1A1A"/>
-                <w:sz w:val="17"/>
+                <w:sz w:val="22"/>
                 <w:szCs w:val="17"/>
               </w:rPr>
               <w:t xml:space="preserve">  I can do this on my own</w:t>
@@ -2766,7 +2771,7 @@
               <w:rPr>
                 <w:rFonts w:ascii="Avenir Next" w:hAnsi="Avenir Next" w:cs="Avenir Next" w:eastAsia="Avenir Next"/>
                 <w:color w:val="1A1A1A"/>
-                <w:sz w:val="17"/>
+                <w:sz w:val="22"/>
                 <w:szCs w:val="17"/>
               </w:rPr>
               <w:t xml:space="preserve">  I need a little help</w:t>
@@ -2795,7 +2800,7 @@
               <w:rPr>
                 <w:rFonts w:ascii="Avenir Next" w:hAnsi="Avenir Next" w:cs="Avenir Next" w:eastAsia="Avenir Next"/>
                 <w:color w:val="1A1A1A"/>
-                <w:sz w:val="17"/>
+                <w:sz w:val="22"/>
                 <w:szCs w:val="17"/>
               </w:rPr>
               <w:t xml:space="preserve">  I have a question about #</w:t>
@@ -2833,7 +2838,7 @@
         <w:rPr>
           <w:rFonts w:ascii="Avenir Next" w:hAnsi="Avenir Next" w:cs="Avenir Next" w:eastAsia="Avenir Next"/>
           <w:color w:val="5A5F66"/>
-          <w:sz w:val="17"/>
+          <w:sz w:val="22"/>
           <w:szCs w:val="17"/>
         </w:rPr>
         <w:t xml:space="preserve">Explain to someone at home why 4</w:t>
@@ -2843,7 +2848,7 @@
           <w:rFonts w:ascii="Avenir Next" w:hAnsi="Avenir Next" w:cs="Avenir Next" w:eastAsia="Avenir Next"/>
           <w:i/>
           <w:color w:val="5A5F66"/>
-          <w:sz w:val="17"/>
+          <w:sz w:val="22"/>
           <w:szCs w:val="17"/>
         </w:rPr>
         <w:t xml:space="preserve">x</w:t>
@@ -2852,7 +2857,7 @@
         <w:rPr>
           <w:rFonts w:ascii="Avenir Next" w:hAnsi="Avenir Next" w:cs="Avenir Next" w:eastAsia="Avenir Next"/>
           <w:color w:val="5A5F66"/>
-          <w:sz w:val="17"/>
+          <w:sz w:val="22"/>
           <w:szCs w:val="17"/>
         </w:rPr>
         <w:t xml:space="preserve"> + 4 cannot be written as 8</w:t>
@@ -2862,7 +2867,7 @@
           <w:rFonts w:ascii="Avenir Next" w:hAnsi="Avenir Next" w:cs="Avenir Next" w:eastAsia="Avenir Next"/>
           <w:i/>
           <w:color w:val="5A5F66"/>
-          <w:sz w:val="17"/>
+          <w:sz w:val="22"/>
           <w:szCs w:val="17"/>
         </w:rPr>
         <w:t xml:space="preserve">x</w:t>
@@ -2871,7 +2876,7 @@
         <w:rPr>
           <w:rFonts w:ascii="Avenir Next" w:hAnsi="Avenir Next" w:cs="Avenir Next" w:eastAsia="Avenir Next"/>
           <w:color w:val="5A5F66"/>
-          <w:sz w:val="17"/>
+          <w:sz w:val="22"/>
           <w:szCs w:val="17"/>
         </w:rPr>
         <w:t xml:space="preserve">.</w:t>
@@ -2891,10 +2896,28 @@
         <w:rPr>
           <w:rFonts w:ascii="Avenir Next" w:hAnsi="Avenir Next" w:cs="Avenir Next" w:eastAsia="Avenir Next"/>
           <w:color w:val="1A1A1A"/>
+          <w:sz w:val="22"/>
+          <w:szCs w:val="20"/>
+        </w:rPr>
+        <w:t xml:space="preserve">Name</w:t>
+      </w:r>
+      <w:r>
+        <w:rPr>
+          <w:rFonts w:ascii="Avenir Next" w:hAnsi="Avenir Next" w:cs="Avenir Next" w:eastAsia="Avenir Next"/>
+          <w:color w:val="1A1A1A"/>
           <w:sz w:val="20"/>
           <w:szCs w:val="20"/>
         </w:rPr>
-        <w:t xml:space="preserve">Name</w:t>
+        <w:tab/>
+      </w:r>
+      <w:r>
+        <w:rPr>
+          <w:rFonts w:ascii="Avenir Next" w:hAnsi="Avenir Next" w:cs="Avenir Next" w:eastAsia="Avenir Next"/>
+          <w:color w:val="1A1A1A"/>
+          <w:sz w:val="22"/>
+          <w:szCs w:val="20"/>
+        </w:rPr>
+        <w:t xml:space="preserve">   Date</w:t>
       </w:r>
       <w:r>
         <w:rPr>
@@ -2909,25 +2932,7 @@
         <w:rPr>
           <w:rFonts w:ascii="Avenir Next" w:hAnsi="Avenir Next" w:cs="Avenir Next" w:eastAsia="Avenir Next"/>
           <w:color w:val="1A1A1A"/>
-          <w:sz w:val="20"/>
-          <w:szCs w:val="20"/>
-        </w:rPr>
-        <w:t xml:space="preserve">   Date</w:t>
-      </w:r>
-      <w:r>
-        <w:rPr>
-          <w:rFonts w:ascii="Avenir Next" w:hAnsi="Avenir Next" w:cs="Avenir Next" w:eastAsia="Avenir Next"/>
-          <w:color w:val="1A1A1A"/>
-          <w:sz w:val="20"/>
-          <w:szCs w:val="20"/>
-        </w:rPr>
-        <w:tab/>
-      </w:r>
-      <w:r>
-        <w:rPr>
-          <w:rFonts w:ascii="Avenir Next" w:hAnsi="Avenir Next" w:cs="Avenir Next" w:eastAsia="Avenir Next"/>
-          <w:color w:val="1A1A1A"/>
-          <w:sz w:val="20"/>
+          <w:sz w:val="22"/>
           <w:szCs w:val="20"/>
         </w:rPr>
         <w:t xml:space="preserve">   Period</w:t>
@@ -2954,7 +2959,7 @@
           <w:caps/>
           <w:color w:val="003A70"/>
           <w:spacing w:val="12"/>
-          <w:sz w:val="19"/>
+          <w:sz w:val="22"/>
           <w:szCs w:val="19"/>
         </w:rPr>
         <w:t xml:space="preserve">Lesson 6-6  ·  Homework Packet  ·  Sheet 2 of 2</w:t>
@@ -2962,6 +2967,7 @@
     </w:p>
     <w:p>
       <w:pPr>
+        <w:pStyle w:val="Heading1"/>
         <w:keepNext/>
         <w:spacing w:before="0" w:after="0" w:line="240" w:lineRule="auto"/>
       </w:pPr>
@@ -2987,7 +2993,7 @@
         <w:rPr>
           <w:rFonts w:ascii="Avenir Next" w:hAnsi="Avenir Next" w:cs="Avenir Next" w:eastAsia="Avenir Next"/>
           <w:color w:val="5A5F66"/>
-          <w:sz w:val="17"/>
+          <w:sz w:val="22"/>
           <w:szCs w:val="17"/>
         </w:rPr>
         <w:t xml:space="preserve">Maryland Standard 6.EE.A.4   ·   Learning target — I can test whether two expressions are equivalent by substituting values and by reasoning.</w:t>
@@ -3034,6 +3040,7 @@
           </w:tcPr>
           <w:p>
             <w:pPr>
+              <w:pStyle w:val="Heading2"/>
               <w:spacing w:before="0" w:after="0" w:line="240" w:lineRule="auto"/>
             </w:pPr>
             <w:r>
@@ -3061,44 +3068,44 @@
                 <w:rFonts w:ascii="Avenir Next" w:hAnsi="Avenir Next" w:cs="Avenir Next" w:eastAsia="Avenir Next"/>
                 <w:b/>
                 <w:color w:val="003A70"/>
+                <w:sz w:val="22"/>
+                <w:szCs w:val="18"/>
+              </w:rPr>
+              <w:t xml:space="preserve">•</w:t>
+            </w:r>
+            <w:r>
+              <w:rPr>
+                <w:rFonts w:ascii="Avenir Next" w:hAnsi="Avenir Next" w:cs="Avenir Next" w:eastAsia="Avenir Next"/>
+                <w:color w:val="1A1A1A"/>
                 <w:sz w:val="18"/>
                 <w:szCs w:val="18"/>
               </w:rPr>
-              <w:t xml:space="preserve">•</w:t>
-            </w:r>
-            <w:r>
-              <w:rPr>
-                <w:rFonts w:ascii="Avenir Next" w:hAnsi="Avenir Next" w:cs="Avenir Next" w:eastAsia="Avenir Next"/>
-                <w:color w:val="1A1A1A"/>
-                <w:sz w:val="18"/>
+              <w:tab/>
+            </w:r>
+            <w:r>
+              <w:rPr>
+                <w:rFonts w:ascii="Avenir Next" w:hAnsi="Avenir Next" w:cs="Avenir Next" w:eastAsia="Avenir Next"/>
+                <w:color w:val="1A1A1A"/>
+                <w:sz w:val="22"/>
                 <w:szCs w:val="18"/>
               </w:rPr>
-              <w:tab/>
-            </w:r>
-            <w:r>
-              <w:rPr>
-                <w:rFonts w:ascii="Avenir Next" w:hAnsi="Avenir Next" w:cs="Avenir Next" w:eastAsia="Avenir Next"/>
-                <w:color w:val="1A1A1A"/>
-                <w:sz w:val="18"/>
+              <w:t xml:space="preserve">Equivalent expressions have the </w:t>
+            </w:r>
+            <w:r>
+              <w:rPr>
+                <w:rFonts w:ascii="Avenir Next" w:hAnsi="Avenir Next" w:cs="Avenir Next" w:eastAsia="Avenir Next"/>
+                <w:b/>
+                <w:color w:val="1A1A1A"/>
+                <w:sz w:val="22"/>
                 <w:szCs w:val="18"/>
               </w:rPr>
-              <w:t xml:space="preserve">Equivalent expressions have the </w:t>
-            </w:r>
-            <w:r>
-              <w:rPr>
-                <w:rFonts w:ascii="Avenir Next" w:hAnsi="Avenir Next" w:cs="Avenir Next" w:eastAsia="Avenir Next"/>
-                <w:b/>
-                <w:color w:val="1A1A1A"/>
-                <w:sz w:val="18"/>
-                <w:szCs w:val="18"/>
-              </w:rPr>
               <w:t xml:space="preserve">same value for every</w:t>
             </w:r>
             <w:r>
               <w:rPr>
                 <w:rFonts w:ascii="Avenir Next" w:hAnsi="Avenir Next" w:cs="Avenir Next" w:eastAsia="Avenir Next"/>
                 <w:color w:val="1A1A1A"/>
-                <w:sz w:val="18"/>
+                <w:sz w:val="22"/>
                 <w:szCs w:val="18"/>
               </w:rPr>
               <w:t xml:space="preserve"> value of the variable.</w:t>
@@ -3117,54 +3124,54 @@
                 <w:rFonts w:ascii="Avenir Next" w:hAnsi="Avenir Next" w:cs="Avenir Next" w:eastAsia="Avenir Next"/>
                 <w:b/>
                 <w:color w:val="003A70"/>
+                <w:sz w:val="22"/>
+                <w:szCs w:val="18"/>
+              </w:rPr>
+              <w:t xml:space="preserve">•</w:t>
+            </w:r>
+            <w:r>
+              <w:rPr>
+                <w:rFonts w:ascii="Avenir Next" w:hAnsi="Avenir Next" w:cs="Avenir Next" w:eastAsia="Avenir Next"/>
+                <w:color w:val="1A1A1A"/>
                 <w:sz w:val="18"/>
                 <w:szCs w:val="18"/>
               </w:rPr>
-              <w:t xml:space="preserve">•</w:t>
-            </w:r>
-            <w:r>
-              <w:rPr>
-                <w:rFonts w:ascii="Avenir Next" w:hAnsi="Avenir Next" w:cs="Avenir Next" w:eastAsia="Avenir Next"/>
-                <w:color w:val="1A1A1A"/>
-                <w:sz w:val="18"/>
+              <w:tab/>
+            </w:r>
+            <w:r>
+              <w:rPr>
+                <w:rFonts w:ascii="Avenir Next" w:hAnsi="Avenir Next" w:cs="Avenir Next" w:eastAsia="Avenir Next"/>
+                <w:b/>
+                <w:color w:val="1A1A1A"/>
+                <w:sz w:val="22"/>
                 <w:szCs w:val="18"/>
               </w:rPr>
-              <w:tab/>
+              <w:t xml:space="preserve">Test</w:t>
+            </w:r>
+            <w:r>
+              <w:rPr>
+                <w:rFonts w:ascii="Avenir Next" w:hAnsi="Avenir Next" w:cs="Avenir Next" w:eastAsia="Avenir Next"/>
+                <w:color w:val="1A1A1A"/>
+                <w:sz w:val="22"/>
+                <w:szCs w:val="18"/>
+              </w:rPr>
+              <w:t xml:space="preserve"> with the same value in both. One value that gives different results proves they are </w:t>
             </w:r>
             <w:r>
               <w:rPr>
                 <w:rFonts w:ascii="Avenir Next" w:hAnsi="Avenir Next" w:cs="Avenir Next" w:eastAsia="Avenir Next"/>
                 <w:b/>
                 <w:color w:val="1A1A1A"/>
-                <w:sz w:val="18"/>
+                <w:sz w:val="22"/>
                 <w:szCs w:val="18"/>
               </w:rPr>
-              <w:t xml:space="preserve">Test</w:t>
-            </w:r>
-            <w:r>
-              <w:rPr>
-                <w:rFonts w:ascii="Avenir Next" w:hAnsi="Avenir Next" w:cs="Avenir Next" w:eastAsia="Avenir Next"/>
-                <w:color w:val="1A1A1A"/>
-                <w:sz w:val="18"/>
-                <w:szCs w:val="18"/>
-              </w:rPr>
-              <w:t xml:space="preserve"> with the same value in both. One value that gives different results proves they are </w:t>
-            </w:r>
-            <w:r>
-              <w:rPr>
-                <w:rFonts w:ascii="Avenir Next" w:hAnsi="Avenir Next" w:cs="Avenir Next" w:eastAsia="Avenir Next"/>
-                <w:b/>
-                <w:color w:val="1A1A1A"/>
-                <w:sz w:val="18"/>
-                <w:szCs w:val="18"/>
-              </w:rPr>
               <w:t xml:space="preserve">not</w:t>
             </w:r>
             <w:r>
               <w:rPr>
                 <w:rFonts w:ascii="Avenir Next" w:hAnsi="Avenir Next" w:cs="Avenir Next" w:eastAsia="Avenir Next"/>
                 <w:color w:val="1A1A1A"/>
-                <w:sz w:val="18"/>
+                <w:sz w:val="22"/>
                 <w:szCs w:val="18"/>
               </w:rPr>
               <w:t xml:space="preserve"> equivalent.</w:t>
@@ -3183,44 +3190,44 @@
                 <w:rFonts w:ascii="Avenir Next" w:hAnsi="Avenir Next" w:cs="Avenir Next" w:eastAsia="Avenir Next"/>
                 <w:b/>
                 <w:color w:val="003A70"/>
+                <w:sz w:val="22"/>
+                <w:szCs w:val="18"/>
+              </w:rPr>
+              <w:t xml:space="preserve">•</w:t>
+            </w:r>
+            <w:r>
+              <w:rPr>
+                <w:rFonts w:ascii="Avenir Next" w:hAnsi="Avenir Next" w:cs="Avenir Next" w:eastAsia="Avenir Next"/>
+                <w:color w:val="1A1A1A"/>
                 <w:sz w:val="18"/>
                 <w:szCs w:val="18"/>
               </w:rPr>
-              <w:t xml:space="preserve">•</w:t>
-            </w:r>
-            <w:r>
-              <w:rPr>
-                <w:rFonts w:ascii="Avenir Next" w:hAnsi="Avenir Next" w:cs="Avenir Next" w:eastAsia="Avenir Next"/>
-                <w:color w:val="1A1A1A"/>
-                <w:sz w:val="18"/>
+              <w:tab/>
+            </w:r>
+            <w:r>
+              <w:rPr>
+                <w:rFonts w:ascii="Avenir Next" w:hAnsi="Avenir Next" w:cs="Avenir Next" w:eastAsia="Avenir Next"/>
+                <w:color w:val="1A1A1A"/>
+                <w:sz w:val="22"/>
                 <w:szCs w:val="18"/>
               </w:rPr>
-              <w:tab/>
-            </w:r>
-            <w:r>
-              <w:rPr>
-                <w:rFonts w:ascii="Avenir Next" w:hAnsi="Avenir Next" w:cs="Avenir Next" w:eastAsia="Avenir Next"/>
-                <w:color w:val="1A1A1A"/>
-                <w:sz w:val="18"/>
+              <w:t xml:space="preserve">Matching values do not prove it. </w:t>
+            </w:r>
+            <w:r>
+              <w:rPr>
+                <w:rFonts w:ascii="Avenir Next" w:hAnsi="Avenir Next" w:cs="Avenir Next" w:eastAsia="Avenir Next"/>
+                <w:b/>
+                <w:color w:val="1A1A1A"/>
+                <w:sz w:val="22"/>
                 <w:szCs w:val="18"/>
               </w:rPr>
-              <w:t xml:space="preserve">Matching values do not prove it. </w:t>
-            </w:r>
-            <w:r>
-              <w:rPr>
-                <w:rFonts w:ascii="Avenir Next" w:hAnsi="Avenir Next" w:cs="Avenir Next" w:eastAsia="Avenir Next"/>
-                <w:b/>
-                <w:color w:val="1A1A1A"/>
-                <w:sz w:val="18"/>
-                <w:szCs w:val="18"/>
-              </w:rPr>
               <w:t xml:space="preserve">Justify</w:t>
             </w:r>
             <w:r>
               <w:rPr>
                 <w:rFonts w:ascii="Avenir Next" w:hAnsi="Avenir Next" w:cs="Avenir Next" w:eastAsia="Avenir Next"/>
                 <w:color w:val="1A1A1A"/>
-                <w:sz w:val="18"/>
+                <w:sz w:val="22"/>
                 <w:szCs w:val="18"/>
               </w:rPr>
               <w:t xml:space="preserve"> with properties, like the distributive property.</w:t>
@@ -3235,6 +3242,7 @@
           </w:tcPr>
           <w:p>
             <w:pPr>
+              <w:pStyle w:val="Heading2"/>
               <w:spacing w:before="0" w:after="0" w:line="240" w:lineRule="auto"/>
             </w:pPr>
             <w:r>
@@ -3257,7 +3265,7 @@
               <w:rPr>
                 <w:rFonts w:ascii="Avenir Next" w:hAnsi="Avenir Next" w:cs="Avenir Next" w:eastAsia="Avenir Next"/>
                 <w:color w:val="1A1A1A"/>
-                <w:sz w:val="17"/>
+                <w:sz w:val="22"/>
                 <w:szCs w:val="17"/>
               </w:rPr>
               <w:t xml:space="preserve">Are 4(</w:t>
@@ -3267,7 +3275,7 @@
                 <w:rFonts w:ascii="Avenir Next" w:hAnsi="Avenir Next" w:cs="Avenir Next" w:eastAsia="Avenir Next"/>
                 <w:i/>
                 <w:color w:val="1A1A1A"/>
-                <w:sz w:val="17"/>
+                <w:sz w:val="22"/>
                 <w:szCs w:val="17"/>
               </w:rPr>
               <w:t xml:space="preserve">n</w:t>
@@ -3276,7 +3284,7 @@
               <w:rPr>
                 <w:rFonts w:ascii="Avenir Next" w:hAnsi="Avenir Next" w:cs="Avenir Next" w:eastAsia="Avenir Next"/>
                 <w:color w:val="1A1A1A"/>
-                <w:sz w:val="17"/>
+                <w:sz w:val="22"/>
                 <w:szCs w:val="17"/>
               </w:rPr>
               <w:t xml:space="preserve"> + 3) and 4</w:t>
@@ -3286,7 +3294,7 @@
                 <w:rFonts w:ascii="Avenir Next" w:hAnsi="Avenir Next" w:cs="Avenir Next" w:eastAsia="Avenir Next"/>
                 <w:i/>
                 <w:color w:val="1A1A1A"/>
-                <w:sz w:val="17"/>
+                <w:sz w:val="22"/>
                 <w:szCs w:val="17"/>
               </w:rPr>
               <w:t xml:space="preserve">n</w:t>
@@ -3295,7 +3303,7 @@
               <w:rPr>
                 <w:rFonts w:ascii="Avenir Next" w:hAnsi="Avenir Next" w:cs="Avenir Next" w:eastAsia="Avenir Next"/>
                 <w:color w:val="1A1A1A"/>
-                <w:sz w:val="17"/>
+                <w:sz w:val="22"/>
                 <w:szCs w:val="17"/>
               </w:rPr>
               <w:t xml:space="preserve"> + 3 equivalent?</w:t>
@@ -3314,44 +3322,44 @@
                 <w:rFonts w:ascii="Avenir Next" w:hAnsi="Avenir Next" w:cs="Avenir Next" w:eastAsia="Avenir Next"/>
                 <w:b/>
                 <w:color w:val="003A70"/>
+                <w:sz w:val="22"/>
+                <w:szCs w:val="17"/>
+              </w:rPr>
+              <w:t xml:space="preserve">Step 1</w:t>
+            </w:r>
+            <w:r>
+              <w:rPr>
+                <w:rFonts w:ascii="Avenir Next" w:hAnsi="Avenir Next" w:cs="Avenir Next" w:eastAsia="Avenir Next"/>
+                <w:color w:val="1A1A1A"/>
                 <w:sz w:val="17"/>
                 <w:szCs w:val="17"/>
               </w:rPr>
-              <w:t xml:space="preserve">Step 1</w:t>
-            </w:r>
-            <w:r>
-              <w:rPr>
-                <w:rFonts w:ascii="Avenir Next" w:hAnsi="Avenir Next" w:cs="Avenir Next" w:eastAsia="Avenir Next"/>
-                <w:color w:val="1A1A1A"/>
-                <w:sz w:val="17"/>
+              <w:tab/>
+            </w:r>
+            <w:r>
+              <w:rPr>
+                <w:rFonts w:ascii="Avenir Next" w:hAnsi="Avenir Next" w:cs="Avenir Next" w:eastAsia="Avenir Next"/>
+                <w:color w:val="1A1A1A"/>
+                <w:sz w:val="22"/>
                 <w:szCs w:val="17"/>
               </w:rPr>
-              <w:tab/>
-            </w:r>
-            <w:r>
-              <w:rPr>
-                <w:rFonts w:ascii="Avenir Next" w:hAnsi="Avenir Next" w:cs="Avenir Next" w:eastAsia="Avenir Next"/>
-                <w:color w:val="1A1A1A"/>
-                <w:sz w:val="17"/>
+              <w:t xml:space="preserve">Test </w:t>
+            </w:r>
+            <w:r>
+              <w:rPr>
+                <w:rFonts w:ascii="Avenir Next" w:hAnsi="Avenir Next" w:cs="Avenir Next" w:eastAsia="Avenir Next"/>
+                <w:i/>
+                <w:color w:val="1A1A1A"/>
+                <w:sz w:val="22"/>
                 <w:szCs w:val="17"/>
               </w:rPr>
-              <w:t xml:space="preserve">Test </w:t>
-            </w:r>
-            <w:r>
-              <w:rPr>
-                <w:rFonts w:ascii="Avenir Next" w:hAnsi="Avenir Next" w:cs="Avenir Next" w:eastAsia="Avenir Next"/>
-                <w:i/>
-                <w:color w:val="1A1A1A"/>
-                <w:sz w:val="17"/>
-                <w:szCs w:val="17"/>
-              </w:rPr>
               <w:t xml:space="preserve">n</w:t>
             </w:r>
             <w:r>
               <w:rPr>
                 <w:rFonts w:ascii="Avenir Next" w:hAnsi="Avenir Next" w:cs="Avenir Next" w:eastAsia="Avenir Next"/>
                 <w:color w:val="1A1A1A"/>
-                <w:sz w:val="17"/>
+                <w:sz w:val="22"/>
                 <w:szCs w:val="17"/>
               </w:rPr>
               <w:t xml:space="preserve"> = 2: 4(2 + 3) = 20 and 4 × 2 + 3 = 11</w:t>
@@ -3370,63 +3378,63 @@
                 <w:rFonts w:ascii="Avenir Next" w:hAnsi="Avenir Next" w:cs="Avenir Next" w:eastAsia="Avenir Next"/>
                 <w:b/>
                 <w:color w:val="003A70"/>
+                <w:sz w:val="22"/>
+                <w:szCs w:val="17"/>
+              </w:rPr>
+              <w:t xml:space="preserve">Step 2</w:t>
+            </w:r>
+            <w:r>
+              <w:rPr>
+                <w:rFonts w:ascii="Avenir Next" w:hAnsi="Avenir Next" w:cs="Avenir Next" w:eastAsia="Avenir Next"/>
+                <w:color w:val="1A1A1A"/>
                 <w:sz w:val="17"/>
                 <w:szCs w:val="17"/>
               </w:rPr>
-              <w:t xml:space="preserve">Step 2</w:t>
-            </w:r>
-            <w:r>
-              <w:rPr>
-                <w:rFonts w:ascii="Avenir Next" w:hAnsi="Avenir Next" w:cs="Avenir Next" w:eastAsia="Avenir Next"/>
-                <w:color w:val="1A1A1A"/>
-                <w:sz w:val="17"/>
+              <w:tab/>
+            </w:r>
+            <w:r>
+              <w:rPr>
+                <w:rFonts w:ascii="Avenir Next" w:hAnsi="Avenir Next" w:cs="Avenir Next" w:eastAsia="Avenir Next"/>
+                <w:color w:val="1A1A1A"/>
+                <w:sz w:val="22"/>
                 <w:szCs w:val="17"/>
               </w:rPr>
-              <w:tab/>
-            </w:r>
-            <w:r>
-              <w:rPr>
-                <w:rFonts w:ascii="Avenir Next" w:hAnsi="Avenir Next" w:cs="Avenir Next" w:eastAsia="Avenir Next"/>
-                <w:color w:val="1A1A1A"/>
-                <w:sz w:val="17"/>
+              <w:t xml:space="preserve">20 ≠ 11. Distributing shows 4(</w:t>
+            </w:r>
+            <w:r>
+              <w:rPr>
+                <w:rFonts w:ascii="Avenir Next" w:hAnsi="Avenir Next" w:cs="Avenir Next" w:eastAsia="Avenir Next"/>
+                <w:i/>
+                <w:color w:val="1A1A1A"/>
+                <w:sz w:val="22"/>
                 <w:szCs w:val="17"/>
               </w:rPr>
-              <w:t xml:space="preserve">20 ≠ 11. Distributing shows 4(</w:t>
-            </w:r>
-            <w:r>
-              <w:rPr>
-                <w:rFonts w:ascii="Avenir Next" w:hAnsi="Avenir Next" w:cs="Avenir Next" w:eastAsia="Avenir Next"/>
-                <w:i/>
-                <w:color w:val="1A1A1A"/>
-                <w:sz w:val="17"/>
+              <w:t xml:space="preserve">n</w:t>
+            </w:r>
+            <w:r>
+              <w:rPr>
+                <w:rFonts w:ascii="Avenir Next" w:hAnsi="Avenir Next" w:cs="Avenir Next" w:eastAsia="Avenir Next"/>
+                <w:color w:val="1A1A1A"/>
+                <w:sz w:val="22"/>
                 <w:szCs w:val="17"/>
               </w:rPr>
+              <w:t xml:space="preserve"> + 3) = 4</w:t>
+            </w:r>
+            <w:r>
+              <w:rPr>
+                <w:rFonts w:ascii="Avenir Next" w:hAnsi="Avenir Next" w:cs="Avenir Next" w:eastAsia="Avenir Next"/>
+                <w:i/>
+                <w:color w:val="1A1A1A"/>
+                <w:sz w:val="22"/>
+                <w:szCs w:val="17"/>
+              </w:rPr>
               <w:t xml:space="preserve">n</w:t>
             </w:r>
             <w:r>
               <w:rPr>
                 <w:rFonts w:ascii="Avenir Next" w:hAnsi="Avenir Next" w:cs="Avenir Next" w:eastAsia="Avenir Next"/>
                 <w:color w:val="1A1A1A"/>
-                <w:sz w:val="17"/>
-                <w:szCs w:val="17"/>
-              </w:rPr>
-              <w:t xml:space="preserve"> + 3) = 4</w:t>
-            </w:r>
-            <w:r>
-              <w:rPr>
-                <w:rFonts w:ascii="Avenir Next" w:hAnsi="Avenir Next" w:cs="Avenir Next" w:eastAsia="Avenir Next"/>
-                <w:i/>
-                <w:color w:val="1A1A1A"/>
-                <w:sz w:val="17"/>
-                <w:szCs w:val="17"/>
-              </w:rPr>
-              <w:t xml:space="preserve">n</w:t>
-            </w:r>
-            <w:r>
-              <w:rPr>
-                <w:rFonts w:ascii="Avenir Next" w:hAnsi="Avenir Next" w:cs="Avenir Next" w:eastAsia="Avenir Next"/>
-                <w:color w:val="1A1A1A"/>
-                <w:sz w:val="17"/>
+                <w:sz w:val="22"/>
                 <w:szCs w:val="17"/>
               </w:rPr>
               <w:t xml:space="preserve"> + 12.</w:t>
@@ -3445,18 +3453,18 @@
                 <w:rFonts w:ascii="Avenir Next" w:hAnsi="Avenir Next" w:cs="Avenir Next" w:eastAsia="Avenir Next"/>
                 <w:b/>
                 <w:color w:val="1A1A1A"/>
+                <w:sz w:val="22"/>
+                <w:szCs w:val="17"/>
+              </w:rPr>
+              <w:t xml:space="preserve">Answer</w:t>
+            </w:r>
+            <w:r>
+              <w:rPr>
+                <w:rFonts w:ascii="Avenir Next" w:hAnsi="Avenir Next" w:cs="Avenir Next" w:eastAsia="Avenir Next"/>
+                <w:color w:val="1A1A1A"/>
                 <w:sz w:val="17"/>
                 <w:szCs w:val="17"/>
               </w:rPr>
-              <w:t xml:space="preserve">Answer</w:t>
-            </w:r>
-            <w:r>
-              <w:rPr>
-                <w:rFonts w:ascii="Avenir Next" w:hAnsi="Avenir Next" w:cs="Avenir Next" w:eastAsia="Avenir Next"/>
-                <w:color w:val="1A1A1A"/>
-                <w:sz w:val="17"/>
-                <w:szCs w:val="17"/>
-              </w:rPr>
               <w:tab/>
             </w:r>
             <w:r>
@@ -3464,7 +3472,7 @@
                 <w:rFonts w:ascii="Avenir Next" w:hAnsi="Avenir Next" w:cs="Avenir Next" w:eastAsia="Avenir Next"/>
                 <w:b/>
                 <w:color w:val="1A1A1A"/>
-                <w:sz w:val="17"/>
+                <w:sz w:val="22"/>
                 <w:szCs w:val="17"/>
               </w:rPr>
               <w:t xml:space="preserve">Not equivalent</w:t>
@@ -3475,6 +3483,7 @@
     </w:tbl>
     <w:p>
       <w:pPr>
+        <w:pStyle w:val="Heading2"/>
         <w:keepNext/>
         <w:pBdr>
           <w:bottom w:val="single" w:sz="8" w:space="3" w:color="003A70"/>
@@ -3490,7 +3499,7 @@
           <w:b/>
           <w:color w:val="003A70"/>
           <w:spacing w:val="14"/>
-          <w:sz w:val="19"/>
+          <w:sz w:val="22"/>
           <w:szCs w:val="19"/>
         </w:rPr>
         <w:t xml:space="preserve">PRACTICE</w:t>
@@ -3509,7 +3518,7 @@
           <w:rFonts w:ascii="Avenir Next" w:hAnsi="Avenir Next" w:cs="Avenir Next" w:eastAsia="Avenir Next"/>
           <w:i/>
           <w:color w:val="5A5F66"/>
-          <w:sz w:val="17"/>
+          <w:sz w:val="22"/>
           <w:szCs w:val="17"/>
         </w:rPr>
         <w:t xml:space="preserve">show your work · label units</w:t>
@@ -3529,25 +3538,25 @@
           <w:rFonts w:ascii="Avenir Next" w:hAnsi="Avenir Next" w:cs="Avenir Next" w:eastAsia="Avenir Next"/>
           <w:b/>
           <w:color w:val="1A1A1A"/>
+          <w:sz w:val="22"/>
+          <w:szCs w:val="20"/>
+        </w:rPr>
+        <w:t xml:space="preserve">1.</w:t>
+      </w:r>
+      <w:r>
+        <w:rPr>
+          <w:rFonts w:ascii="Avenir Next" w:hAnsi="Avenir Next" w:cs="Avenir Next" w:eastAsia="Avenir Next"/>
+          <w:color w:val="1A1A1A"/>
           <w:sz w:val="20"/>
           <w:szCs w:val="20"/>
         </w:rPr>
-        <w:t xml:space="preserve">1.</w:t>
-      </w:r>
-      <w:r>
-        <w:rPr>
-          <w:rFonts w:ascii="Avenir Next" w:hAnsi="Avenir Next" w:cs="Avenir Next" w:eastAsia="Avenir Next"/>
-          <w:color w:val="1A1A1A"/>
-          <w:sz w:val="20"/>
-          <w:szCs w:val="20"/>
-        </w:rPr>
         <w:tab/>
       </w:r>
       <w:r>
         <w:rPr>
           <w:rFonts w:ascii="Avenir Next" w:hAnsi="Avenir Next" w:cs="Avenir Next" w:eastAsia="Avenir Next"/>
           <w:color w:val="1A1A1A"/>
-          <w:sz w:val="20"/>
+          <w:sz w:val="22"/>
           <w:szCs w:val="20"/>
         </w:rPr>
         <w:t xml:space="preserve">Evaluate each expression when </w:t>
@@ -3557,7 +3566,7 @@
           <w:rFonts w:ascii="Avenir Next" w:hAnsi="Avenir Next" w:cs="Avenir Next" w:eastAsia="Avenir Next"/>
           <w:i/>
           <w:color w:val="1A1A1A"/>
-          <w:sz w:val="20"/>
+          <w:sz w:val="22"/>
           <w:szCs w:val="20"/>
         </w:rPr>
         <w:t xml:space="preserve">x</w:t>
@@ -3566,7 +3575,7 @@
         <w:rPr>
           <w:rFonts w:ascii="Avenir Next" w:hAnsi="Avenir Next" w:cs="Avenir Next" w:eastAsia="Avenir Next"/>
           <w:color w:val="1A1A1A"/>
-          <w:sz w:val="20"/>
+          <w:sz w:val="22"/>
           <w:szCs w:val="20"/>
         </w:rPr>
         <w:t xml:space="preserve"> = 5. Which two might be equivalent?</w:t>
@@ -3622,25 +3631,25 @@
                 <w:rFonts w:ascii="Avenir Next" w:hAnsi="Avenir Next" w:cs="Avenir Next" w:eastAsia="Avenir Next"/>
                 <w:b/>
                 <w:color w:val="003A70"/>
+                <w:sz w:val="22"/>
+                <w:szCs w:val="20"/>
+              </w:rPr>
+              <w:t xml:space="preserve">a.</w:t>
+            </w:r>
+            <w:r>
+              <w:rPr>
+                <w:rFonts w:ascii="Avenir Next" w:hAnsi="Avenir Next" w:cs="Avenir Next" w:eastAsia="Avenir Next"/>
+                <w:color w:val="1A1A1A"/>
                 <w:sz w:val="20"/>
                 <w:szCs w:val="20"/>
               </w:rPr>
-              <w:t xml:space="preserve">a.</w:t>
-            </w:r>
-            <w:r>
-              <w:rPr>
-                <w:rFonts w:ascii="Avenir Next" w:hAnsi="Avenir Next" w:cs="Avenir Next" w:eastAsia="Avenir Next"/>
-                <w:color w:val="1A1A1A"/>
-                <w:sz w:val="20"/>
-                <w:szCs w:val="20"/>
-              </w:rPr>
               <w:tab/>
             </w:r>
             <w:r>
               <w:rPr>
                 <w:rFonts w:ascii="Avenir Next" w:hAnsi="Avenir Next" w:cs="Avenir Next" w:eastAsia="Avenir Next"/>
                 <w:color w:val="1A1A1A"/>
-                <w:sz w:val="20"/>
+                <w:sz w:val="22"/>
                 <w:szCs w:val="20"/>
               </w:rPr>
               <w:t xml:space="preserve">3(</w:t>
@@ -3650,7 +3659,7 @@
                 <w:rFonts w:ascii="Avenir Next" w:hAnsi="Avenir Next" w:cs="Avenir Next" w:eastAsia="Avenir Next"/>
                 <w:i/>
                 <w:color w:val="1A1A1A"/>
-                <w:sz w:val="20"/>
+                <w:sz w:val="22"/>
                 <w:szCs w:val="20"/>
               </w:rPr>
               <w:t xml:space="preserve">x</w:t>
@@ -3659,7 +3668,7 @@
               <w:rPr>
                 <w:rFonts w:ascii="Avenir Next" w:hAnsi="Avenir Next" w:cs="Avenir Next" w:eastAsia="Avenir Next"/>
                 <w:color w:val="1A1A1A"/>
-                <w:sz w:val="20"/>
+                <w:sz w:val="22"/>
                 <w:szCs w:val="20"/>
               </w:rPr>
               <w:t xml:space="preserve"> + 4) =</w:t>
@@ -3703,25 +3712,25 @@
                 <w:rFonts w:ascii="Avenir Next" w:hAnsi="Avenir Next" w:cs="Avenir Next" w:eastAsia="Avenir Next"/>
                 <w:b/>
                 <w:color w:val="003A70"/>
+                <w:sz w:val="22"/>
+                <w:szCs w:val="20"/>
+              </w:rPr>
+              <w:t xml:space="preserve">b.</w:t>
+            </w:r>
+            <w:r>
+              <w:rPr>
+                <w:rFonts w:ascii="Avenir Next" w:hAnsi="Avenir Next" w:cs="Avenir Next" w:eastAsia="Avenir Next"/>
+                <w:color w:val="1A1A1A"/>
                 <w:sz w:val="20"/>
                 <w:szCs w:val="20"/>
               </w:rPr>
-              <w:t xml:space="preserve">b.</w:t>
-            </w:r>
-            <w:r>
-              <w:rPr>
-                <w:rFonts w:ascii="Avenir Next" w:hAnsi="Avenir Next" w:cs="Avenir Next" w:eastAsia="Avenir Next"/>
-                <w:color w:val="1A1A1A"/>
-                <w:sz w:val="20"/>
-                <w:szCs w:val="20"/>
-              </w:rPr>
               <w:tab/>
             </w:r>
             <w:r>
               <w:rPr>
                 <w:rFonts w:ascii="Avenir Next" w:hAnsi="Avenir Next" w:cs="Avenir Next" w:eastAsia="Avenir Next"/>
                 <w:color w:val="1A1A1A"/>
-                <w:sz w:val="20"/>
+                <w:sz w:val="22"/>
                 <w:szCs w:val="20"/>
               </w:rPr>
               <w:t xml:space="preserve">3</w:t>
@@ -3731,7 +3740,7 @@
                 <w:rFonts w:ascii="Avenir Next" w:hAnsi="Avenir Next" w:cs="Avenir Next" w:eastAsia="Avenir Next"/>
                 <w:i/>
                 <w:color w:val="1A1A1A"/>
-                <w:sz w:val="20"/>
+                <w:sz w:val="22"/>
                 <w:szCs w:val="20"/>
               </w:rPr>
               <w:t xml:space="preserve">x</w:t>
@@ -3740,7 +3749,7 @@
               <w:rPr>
                 <w:rFonts w:ascii="Avenir Next" w:hAnsi="Avenir Next" w:cs="Avenir Next" w:eastAsia="Avenir Next"/>
                 <w:color w:val="1A1A1A"/>
-                <w:sz w:val="20"/>
+                <w:sz w:val="22"/>
                 <w:szCs w:val="20"/>
               </w:rPr>
               <w:t xml:space="preserve"> + 12 =</w:t>
@@ -3784,25 +3793,25 @@
                 <w:rFonts w:ascii="Avenir Next" w:hAnsi="Avenir Next" w:cs="Avenir Next" w:eastAsia="Avenir Next"/>
                 <w:b/>
                 <w:color w:val="003A70"/>
+                <w:sz w:val="22"/>
+                <w:szCs w:val="20"/>
+              </w:rPr>
+              <w:t xml:space="preserve">c.</w:t>
+            </w:r>
+            <w:r>
+              <w:rPr>
+                <w:rFonts w:ascii="Avenir Next" w:hAnsi="Avenir Next" w:cs="Avenir Next" w:eastAsia="Avenir Next"/>
+                <w:color w:val="1A1A1A"/>
                 <w:sz w:val="20"/>
                 <w:szCs w:val="20"/>
               </w:rPr>
-              <w:t xml:space="preserve">c.</w:t>
-            </w:r>
-            <w:r>
-              <w:rPr>
-                <w:rFonts w:ascii="Avenir Next" w:hAnsi="Avenir Next" w:cs="Avenir Next" w:eastAsia="Avenir Next"/>
-                <w:color w:val="1A1A1A"/>
-                <w:sz w:val="20"/>
-                <w:szCs w:val="20"/>
-              </w:rPr>
               <w:tab/>
             </w:r>
             <w:r>
               <w:rPr>
                 <w:rFonts w:ascii="Avenir Next" w:hAnsi="Avenir Next" w:cs="Avenir Next" w:eastAsia="Avenir Next"/>
                 <w:color w:val="1A1A1A"/>
-                <w:sz w:val="20"/>
+                <w:sz w:val="22"/>
                 <w:szCs w:val="20"/>
               </w:rPr>
               <w:t xml:space="preserve">3</w:t>
@@ -3812,7 +3821,7 @@
                 <w:rFonts w:ascii="Avenir Next" w:hAnsi="Avenir Next" w:cs="Avenir Next" w:eastAsia="Avenir Next"/>
                 <w:i/>
                 <w:color w:val="1A1A1A"/>
-                <w:sz w:val="20"/>
+                <w:sz w:val="22"/>
                 <w:szCs w:val="20"/>
               </w:rPr>
               <w:t xml:space="preserve">x</w:t>
@@ -3821,7 +3830,7 @@
               <w:rPr>
                 <w:rFonts w:ascii="Avenir Next" w:hAnsi="Avenir Next" w:cs="Avenir Next" w:eastAsia="Avenir Next"/>
                 <w:color w:val="1A1A1A"/>
-                <w:sz w:val="20"/>
+                <w:sz w:val="22"/>
                 <w:szCs w:val="20"/>
               </w:rPr>
               <w:t xml:space="preserve"> + 4 =</w:t>
@@ -3868,25 +3877,25 @@
           <w:rFonts w:ascii="Avenir Next" w:hAnsi="Avenir Next" w:cs="Avenir Next" w:eastAsia="Avenir Next"/>
           <w:b/>
           <w:color w:val="1A1A1A"/>
+          <w:sz w:val="22"/>
+          <w:szCs w:val="20"/>
+        </w:rPr>
+        <w:t xml:space="preserve">2.</w:t>
+      </w:r>
+      <w:r>
+        <w:rPr>
+          <w:rFonts w:ascii="Avenir Next" w:hAnsi="Avenir Next" w:cs="Avenir Next" w:eastAsia="Avenir Next"/>
+          <w:color w:val="1A1A1A"/>
           <w:sz w:val="20"/>
           <w:szCs w:val="20"/>
         </w:rPr>
-        <w:t xml:space="preserve">2.</w:t>
-      </w:r>
-      <w:r>
-        <w:rPr>
-          <w:rFonts w:ascii="Avenir Next" w:hAnsi="Avenir Next" w:cs="Avenir Next" w:eastAsia="Avenir Next"/>
-          <w:color w:val="1A1A1A"/>
-          <w:sz w:val="20"/>
-          <w:szCs w:val="20"/>
-        </w:rPr>
         <w:tab/>
       </w:r>
       <w:r>
         <w:rPr>
           <w:rFonts w:ascii="Avenir Next" w:hAnsi="Avenir Next" w:cs="Avenir Next" w:eastAsia="Avenir Next"/>
           <w:color w:val="1A1A1A"/>
-          <w:sz w:val="20"/>
+          <w:sz w:val="22"/>
           <w:szCs w:val="20"/>
         </w:rPr>
         <w:t xml:space="preserve">Write </w:t>
@@ -3896,7 +3905,7 @@
           <w:rFonts w:ascii="Avenir Next" w:hAnsi="Avenir Next" w:cs="Avenir Next" w:eastAsia="Avenir Next"/>
           <w:i/>
           <w:color w:val="1A1A1A"/>
-          <w:sz w:val="20"/>
+          <w:sz w:val="22"/>
           <w:szCs w:val="20"/>
         </w:rPr>
         <w:t xml:space="preserve">E</w:t>
@@ -3905,7 +3914,7 @@
         <w:rPr>
           <w:rFonts w:ascii="Avenir Next" w:hAnsi="Avenir Next" w:cs="Avenir Next" w:eastAsia="Avenir Next"/>
           <w:color w:val="1A1A1A"/>
-          <w:sz w:val="20"/>
+          <w:sz w:val="22"/>
           <w:szCs w:val="20"/>
         </w:rPr>
         <w:t xml:space="preserve"> if the expressions are equivalent or </w:t>
@@ -3915,7 +3924,7 @@
           <w:rFonts w:ascii="Avenir Next" w:hAnsi="Avenir Next" w:cs="Avenir Next" w:eastAsia="Avenir Next"/>
           <w:i/>
           <w:color w:val="1A1A1A"/>
-          <w:sz w:val="20"/>
+          <w:sz w:val="22"/>
           <w:szCs w:val="20"/>
         </w:rPr>
         <w:t xml:space="preserve">N</w:t>
@@ -3924,7 +3933,7 @@
         <w:rPr>
           <w:rFonts w:ascii="Avenir Next" w:hAnsi="Avenir Next" w:cs="Avenir Next" w:eastAsia="Avenir Next"/>
           <w:color w:val="1A1A1A"/>
-          <w:sz w:val="20"/>
+          <w:sz w:val="22"/>
           <w:szCs w:val="20"/>
         </w:rPr>
         <w:t xml:space="preserve"> if they are not.</w:t>
@@ -3979,25 +3988,25 @@
                 <w:rFonts w:ascii="Avenir Next" w:hAnsi="Avenir Next" w:cs="Avenir Next" w:eastAsia="Avenir Next"/>
                 <w:b/>
                 <w:color w:val="003A70"/>
+                <w:sz w:val="22"/>
+                <w:szCs w:val="20"/>
+              </w:rPr>
+              <w:t xml:space="preserve">a.</w:t>
+            </w:r>
+            <w:r>
+              <w:rPr>
+                <w:rFonts w:ascii="Avenir Next" w:hAnsi="Avenir Next" w:cs="Avenir Next" w:eastAsia="Avenir Next"/>
+                <w:color w:val="1A1A1A"/>
                 <w:sz w:val="20"/>
                 <w:szCs w:val="20"/>
               </w:rPr>
-              <w:t xml:space="preserve">a.</w:t>
-            </w:r>
-            <w:r>
-              <w:rPr>
-                <w:rFonts w:ascii="Avenir Next" w:hAnsi="Avenir Next" w:cs="Avenir Next" w:eastAsia="Avenir Next"/>
-                <w:color w:val="1A1A1A"/>
-                <w:sz w:val="20"/>
-                <w:szCs w:val="20"/>
-              </w:rPr>
               <w:tab/>
             </w:r>
             <w:r>
               <w:rPr>
                 <w:rFonts w:ascii="Avenir Next" w:hAnsi="Avenir Next" w:cs="Avenir Next" w:eastAsia="Avenir Next"/>
                 <w:color w:val="1A1A1A"/>
-                <w:sz w:val="20"/>
+                <w:sz w:val="22"/>
                 <w:szCs w:val="20"/>
               </w:rPr>
               <w:t xml:space="preserve">2(</w:t>
@@ -4007,7 +4016,7 @@
                 <w:rFonts w:ascii="Avenir Next" w:hAnsi="Avenir Next" w:cs="Avenir Next" w:eastAsia="Avenir Next"/>
                 <w:i/>
                 <w:color w:val="1A1A1A"/>
-                <w:sz w:val="20"/>
+                <w:sz w:val="22"/>
                 <w:szCs w:val="20"/>
               </w:rPr>
               <w:t xml:space="preserve">a</w:t>
@@ -4016,7 +4025,7 @@
               <w:rPr>
                 <w:rFonts w:ascii="Avenir Next" w:hAnsi="Avenir Next" w:cs="Avenir Next" w:eastAsia="Avenir Next"/>
                 <w:color w:val="1A1A1A"/>
-                <w:sz w:val="20"/>
+                <w:sz w:val="22"/>
                 <w:szCs w:val="20"/>
               </w:rPr>
               <w:t xml:space="preserve"> + 5) and 2</w:t>
@@ -4026,7 +4035,7 @@
                 <w:rFonts w:ascii="Avenir Next" w:hAnsi="Avenir Next" w:cs="Avenir Next" w:eastAsia="Avenir Next"/>
                 <w:i/>
                 <w:color w:val="1A1A1A"/>
-                <w:sz w:val="20"/>
+                <w:sz w:val="22"/>
                 <w:szCs w:val="20"/>
               </w:rPr>
               <w:t xml:space="preserve">a</w:t>
@@ -4035,7 +4044,7 @@
               <w:rPr>
                 <w:rFonts w:ascii="Avenir Next" w:hAnsi="Avenir Next" w:cs="Avenir Next" w:eastAsia="Avenir Next"/>
                 <w:color w:val="1A1A1A"/>
-                <w:sz w:val="20"/>
+                <w:sz w:val="22"/>
                 <w:szCs w:val="20"/>
               </w:rPr>
               <w:t xml:space="preserve"> + 10</w:t>
@@ -4079,25 +4088,25 @@
                 <w:rFonts w:ascii="Avenir Next" w:hAnsi="Avenir Next" w:cs="Avenir Next" w:eastAsia="Avenir Next"/>
                 <w:b/>
                 <w:color w:val="003A70"/>
+                <w:sz w:val="22"/>
+                <w:szCs w:val="20"/>
+              </w:rPr>
+              <w:t xml:space="preserve">b.</w:t>
+            </w:r>
+            <w:r>
+              <w:rPr>
+                <w:rFonts w:ascii="Avenir Next" w:hAnsi="Avenir Next" w:cs="Avenir Next" w:eastAsia="Avenir Next"/>
+                <w:color w:val="1A1A1A"/>
                 <w:sz w:val="20"/>
                 <w:szCs w:val="20"/>
               </w:rPr>
-              <w:t xml:space="preserve">b.</w:t>
-            </w:r>
-            <w:r>
-              <w:rPr>
-                <w:rFonts w:ascii="Avenir Next" w:hAnsi="Avenir Next" w:cs="Avenir Next" w:eastAsia="Avenir Next"/>
-                <w:color w:val="1A1A1A"/>
-                <w:sz w:val="20"/>
-                <w:szCs w:val="20"/>
-              </w:rPr>
               <w:tab/>
             </w:r>
             <w:r>
               <w:rPr>
                 <w:rFonts w:ascii="Avenir Next" w:hAnsi="Avenir Next" w:cs="Avenir Next" w:eastAsia="Avenir Next"/>
                 <w:color w:val="1A1A1A"/>
-                <w:sz w:val="20"/>
+                <w:sz w:val="22"/>
                 <w:szCs w:val="20"/>
               </w:rPr>
               <w:t xml:space="preserve">6</w:t>
@@ -4107,7 +4116,7 @@
                 <w:rFonts w:ascii="Avenir Next" w:hAnsi="Avenir Next" w:cs="Avenir Next" w:eastAsia="Avenir Next"/>
                 <w:i/>
                 <w:color w:val="1A1A1A"/>
-                <w:sz w:val="20"/>
+                <w:sz w:val="22"/>
                 <w:szCs w:val="20"/>
               </w:rPr>
               <w:t xml:space="preserve">b</w:t>
@@ -4116,7 +4125,7 @@
               <w:rPr>
                 <w:rFonts w:ascii="Avenir Next" w:hAnsi="Avenir Next" w:cs="Avenir Next" w:eastAsia="Avenir Next"/>
                 <w:color w:val="1A1A1A"/>
-                <w:sz w:val="20"/>
+                <w:sz w:val="22"/>
                 <w:szCs w:val="20"/>
               </w:rPr>
               <w:t xml:space="preserve"> + 1 and 7</w:t>
@@ -4126,7 +4135,7 @@
                 <w:rFonts w:ascii="Avenir Next" w:hAnsi="Avenir Next" w:cs="Avenir Next" w:eastAsia="Avenir Next"/>
                 <w:i/>
                 <w:color w:val="1A1A1A"/>
-                <w:sz w:val="20"/>
+                <w:sz w:val="22"/>
                 <w:szCs w:val="20"/>
               </w:rPr>
               <w:t xml:space="preserve">b</w:t>
@@ -4176,18 +4185,18 @@
                 <w:rFonts w:ascii="Avenir Next" w:hAnsi="Avenir Next" w:cs="Avenir Next" w:eastAsia="Avenir Next"/>
                 <w:b/>
                 <w:color w:val="003A70"/>
+                <w:sz w:val="22"/>
+                <w:szCs w:val="20"/>
+              </w:rPr>
+              <w:t xml:space="preserve">c.</w:t>
+            </w:r>
+            <w:r>
+              <w:rPr>
+                <w:rFonts w:ascii="Avenir Next" w:hAnsi="Avenir Next" w:cs="Avenir Next" w:eastAsia="Avenir Next"/>
+                <w:color w:val="1A1A1A"/>
                 <w:sz w:val="20"/>
                 <w:szCs w:val="20"/>
               </w:rPr>
-              <w:t xml:space="preserve">c.</w:t>
-            </w:r>
-            <w:r>
-              <w:rPr>
-                <w:rFonts w:ascii="Avenir Next" w:hAnsi="Avenir Next" w:cs="Avenir Next" w:eastAsia="Avenir Next"/>
-                <w:color w:val="1A1A1A"/>
-                <w:sz w:val="20"/>
-                <w:szCs w:val="20"/>
-              </w:rPr>
               <w:tab/>
             </w:r>
             <w:r>
@@ -4195,7 +4204,7 @@
                 <w:rFonts w:ascii="Avenir Next" w:hAnsi="Avenir Next" w:cs="Avenir Next" w:eastAsia="Avenir Next"/>
                 <w:i/>
                 <w:color w:val="1A1A1A"/>
-                <w:sz w:val="20"/>
+                <w:sz w:val="22"/>
                 <w:szCs w:val="20"/>
               </w:rPr>
               <w:t xml:space="preserve">c</w:t>
@@ -4204,7 +4213,7 @@
               <w:rPr>
                 <w:rFonts w:ascii="Avenir Next" w:hAnsi="Avenir Next" w:cs="Avenir Next" w:eastAsia="Avenir Next"/>
                 <w:color w:val="1A1A1A"/>
-                <w:sz w:val="20"/>
+                <w:sz w:val="22"/>
                 <w:szCs w:val="20"/>
               </w:rPr>
               <w:t xml:space="preserve"> + </w:t>
@@ -4214,7 +4223,7 @@
                 <w:rFonts w:ascii="Avenir Next" w:hAnsi="Avenir Next" w:cs="Avenir Next" w:eastAsia="Avenir Next"/>
                 <w:i/>
                 <w:color w:val="1A1A1A"/>
-                <w:sz w:val="20"/>
+                <w:sz w:val="22"/>
                 <w:szCs w:val="20"/>
               </w:rPr>
               <w:t xml:space="preserve">c</w:t>
@@ -4223,7 +4232,7 @@
               <w:rPr>
                 <w:rFonts w:ascii="Avenir Next" w:hAnsi="Avenir Next" w:cs="Avenir Next" w:eastAsia="Avenir Next"/>
                 <w:color w:val="1A1A1A"/>
-                <w:sz w:val="20"/>
+                <w:sz w:val="22"/>
                 <w:szCs w:val="20"/>
               </w:rPr>
               <w:t xml:space="preserve"> + </w:t>
@@ -4233,7 +4242,7 @@
                 <w:rFonts w:ascii="Avenir Next" w:hAnsi="Avenir Next" w:cs="Avenir Next" w:eastAsia="Avenir Next"/>
                 <w:i/>
                 <w:color w:val="1A1A1A"/>
-                <w:sz w:val="20"/>
+                <w:sz w:val="22"/>
                 <w:szCs w:val="20"/>
               </w:rPr>
               <w:t xml:space="preserve">c</w:t>
@@ -4242,7 +4251,7 @@
               <w:rPr>
                 <w:rFonts w:ascii="Avenir Next" w:hAnsi="Avenir Next" w:cs="Avenir Next" w:eastAsia="Avenir Next"/>
                 <w:color w:val="1A1A1A"/>
-                <w:sz w:val="20"/>
+                <w:sz w:val="22"/>
                 <w:szCs w:val="20"/>
               </w:rPr>
               <w:t xml:space="preserve"> and </w:t>
@@ -4252,7 +4261,7 @@
                 <w:rFonts w:ascii="Avenir Next" w:hAnsi="Avenir Next" w:cs="Avenir Next" w:eastAsia="Avenir Next"/>
                 <w:i/>
                 <w:color w:val="1A1A1A"/>
-                <w:sz w:val="20"/>
+                <w:sz w:val="22"/>
                 <w:szCs w:val="20"/>
               </w:rPr>
               <w:t xml:space="preserve">c</w:t>
@@ -4261,7 +4270,7 @@
               <w:rPr>
                 <w:rFonts w:ascii="Avenir Next" w:hAnsi="Avenir Next" w:cs="Avenir Next" w:eastAsia="Avenir Next"/>
                 <w:color w:val="1A1A1A"/>
-                <w:sz w:val="20"/>
+                <w:sz w:val="22"/>
                 <w:szCs w:val="20"/>
                 <w:vertAlign w:val="superscript"/>
               </w:rPr>
@@ -4306,25 +4315,25 @@
                 <w:rFonts w:ascii="Avenir Next" w:hAnsi="Avenir Next" w:cs="Avenir Next" w:eastAsia="Avenir Next"/>
                 <w:b/>
                 <w:color w:val="003A70"/>
+                <w:sz w:val="22"/>
+                <w:szCs w:val="20"/>
+              </w:rPr>
+              <w:t xml:space="preserve">d.</w:t>
+            </w:r>
+            <w:r>
+              <w:rPr>
+                <w:rFonts w:ascii="Avenir Next" w:hAnsi="Avenir Next" w:cs="Avenir Next" w:eastAsia="Avenir Next"/>
+                <w:color w:val="1A1A1A"/>
                 <w:sz w:val="20"/>
                 <w:szCs w:val="20"/>
               </w:rPr>
-              <w:t xml:space="preserve">d.</w:t>
-            </w:r>
-            <w:r>
-              <w:rPr>
-                <w:rFonts w:ascii="Avenir Next" w:hAnsi="Avenir Next" w:cs="Avenir Next" w:eastAsia="Avenir Next"/>
-                <w:color w:val="1A1A1A"/>
-                <w:sz w:val="20"/>
-                <w:szCs w:val="20"/>
-              </w:rPr>
               <w:tab/>
             </w:r>
             <w:r>
               <w:rPr>
                 <w:rFonts w:ascii="Avenir Next" w:hAnsi="Avenir Next" w:cs="Avenir Next" w:eastAsia="Avenir Next"/>
                 <w:color w:val="1A1A1A"/>
-                <w:sz w:val="20"/>
+                <w:sz w:val="22"/>
                 <w:szCs w:val="20"/>
               </w:rPr>
               <w:t xml:space="preserve">8 + 4</w:t>
@@ -4334,7 +4343,7 @@
                 <w:rFonts w:ascii="Avenir Next" w:hAnsi="Avenir Next" w:cs="Avenir Next" w:eastAsia="Avenir Next"/>
                 <w:i/>
                 <w:color w:val="1A1A1A"/>
-                <w:sz w:val="20"/>
+                <w:sz w:val="22"/>
                 <w:szCs w:val="20"/>
               </w:rPr>
               <w:t xml:space="preserve">m</w:t>
@@ -4343,7 +4352,7 @@
               <w:rPr>
                 <w:rFonts w:ascii="Avenir Next" w:hAnsi="Avenir Next" w:cs="Avenir Next" w:eastAsia="Avenir Next"/>
                 <w:color w:val="1A1A1A"/>
-                <w:sz w:val="20"/>
+                <w:sz w:val="22"/>
                 <w:szCs w:val="20"/>
               </w:rPr>
               <w:t xml:space="preserve"> − </w:t>
@@ -4353,7 +4362,7 @@
                 <w:rFonts w:ascii="Avenir Next" w:hAnsi="Avenir Next" w:cs="Avenir Next" w:eastAsia="Avenir Next"/>
                 <w:i/>
                 <w:color w:val="1A1A1A"/>
-                <w:sz w:val="20"/>
+                <w:sz w:val="22"/>
                 <w:szCs w:val="20"/>
               </w:rPr>
               <w:t xml:space="preserve">m</w:t>
@@ -4362,7 +4371,7 @@
               <w:rPr>
                 <w:rFonts w:ascii="Avenir Next" w:hAnsi="Avenir Next" w:cs="Avenir Next" w:eastAsia="Avenir Next"/>
                 <w:color w:val="1A1A1A"/>
-                <w:sz w:val="20"/>
+                <w:sz w:val="22"/>
                 <w:szCs w:val="20"/>
               </w:rPr>
               <w:t xml:space="preserve"> and 3</w:t>
@@ -4372,7 +4381,7 @@
                 <w:rFonts w:ascii="Avenir Next" w:hAnsi="Avenir Next" w:cs="Avenir Next" w:eastAsia="Avenir Next"/>
                 <w:i/>
                 <w:color w:val="1A1A1A"/>
-                <w:sz w:val="20"/>
+                <w:sz w:val="22"/>
                 <w:szCs w:val="20"/>
               </w:rPr>
               <w:t xml:space="preserve">m</w:t>
@@ -4381,7 +4390,7 @@
               <w:rPr>
                 <w:rFonts w:ascii="Avenir Next" w:hAnsi="Avenir Next" w:cs="Avenir Next" w:eastAsia="Avenir Next"/>
                 <w:color w:val="1A1A1A"/>
-                <w:sz w:val="20"/>
+                <w:sz w:val="22"/>
                 <w:szCs w:val="20"/>
               </w:rPr>
               <w:t xml:space="preserve"> + 8</w:t>
@@ -4428,18 +4437,18 @@
           <w:rFonts w:ascii="Avenir Next" w:hAnsi="Avenir Next" w:cs="Avenir Next" w:eastAsia="Avenir Next"/>
           <w:b/>
           <w:color w:val="1A1A1A"/>
+          <w:sz w:val="22"/>
+          <w:szCs w:val="20"/>
+        </w:rPr>
+        <w:t xml:space="preserve">3.</w:t>
+      </w:r>
+      <w:r>
+        <w:rPr>
+          <w:rFonts w:ascii="Avenir Next" w:hAnsi="Avenir Next" w:cs="Avenir Next" w:eastAsia="Avenir Next"/>
+          <w:color w:val="1A1A1A"/>
           <w:sz w:val="20"/>
           <w:szCs w:val="20"/>
         </w:rPr>
-        <w:t xml:space="preserve">3.</w:t>
-      </w:r>
-      <w:r>
-        <w:rPr>
-          <w:rFonts w:ascii="Avenir Next" w:hAnsi="Avenir Next" w:cs="Avenir Next" w:eastAsia="Avenir Next"/>
-          <w:color w:val="1A1A1A"/>
-          <w:sz w:val="20"/>
-          <w:szCs w:val="20"/>
-        </w:rPr>
         <w:tab/>
       </w:r>
       <w:r>
@@ -4447,7 +4456,7 @@
           <w:rFonts w:ascii="Avenir Next" w:hAnsi="Avenir Next" w:cs="Avenir Next" w:eastAsia="Avenir Next"/>
           <w:b/>
           <w:color w:val="1A1A1A"/>
-          <w:sz w:val="20"/>
+          <w:sz w:val="22"/>
           <w:szCs w:val="20"/>
         </w:rPr>
         <w:t xml:space="preserve">Counterexample.  </w:t>
@@ -4456,7 +4465,7 @@
         <w:rPr>
           <w:rFonts w:ascii="Avenir Next" w:hAnsi="Avenir Next" w:cs="Avenir Next" w:eastAsia="Avenir Next"/>
           <w:color w:val="1A1A1A"/>
-          <w:sz w:val="20"/>
+          <w:sz w:val="22"/>
           <w:szCs w:val="20"/>
         </w:rPr>
         <w:t xml:space="preserve">Nate says </w:t>
@@ -4466,7 +4475,7 @@
           <w:rFonts w:ascii="Avenir Next" w:hAnsi="Avenir Next" w:cs="Avenir Next" w:eastAsia="Avenir Next"/>
           <w:i/>
           <w:color w:val="1A1A1A"/>
-          <w:sz w:val="20"/>
+          <w:sz w:val="22"/>
           <w:szCs w:val="20"/>
         </w:rPr>
         <w:t xml:space="preserve">n</w:t>
@@ -4475,7 +4484,7 @@
         <w:rPr>
           <w:rFonts w:ascii="Avenir Next" w:hAnsi="Avenir Next" w:cs="Avenir Next" w:eastAsia="Avenir Next"/>
           <w:color w:val="1A1A1A"/>
-          <w:sz w:val="20"/>
+          <w:sz w:val="22"/>
           <w:szCs w:val="20"/>
           <w:vertAlign w:val="superscript"/>
         </w:rPr>
@@ -4485,7 +4494,7 @@
         <w:rPr>
           <w:rFonts w:ascii="Avenir Next" w:hAnsi="Avenir Next" w:cs="Avenir Next" w:eastAsia="Avenir Next"/>
           <w:color w:val="1A1A1A"/>
-          <w:sz w:val="20"/>
+          <w:sz w:val="22"/>
           <w:szCs w:val="20"/>
         </w:rPr>
         <w:t xml:space="preserve"> and 2</w:t>
@@ -4495,7 +4504,7 @@
           <w:rFonts w:ascii="Avenir Next" w:hAnsi="Avenir Next" w:cs="Avenir Next" w:eastAsia="Avenir Next"/>
           <w:i/>
           <w:color w:val="1A1A1A"/>
-          <w:sz w:val="20"/>
+          <w:sz w:val="22"/>
           <w:szCs w:val="20"/>
         </w:rPr>
         <w:t xml:space="preserve">n</w:t>
@@ -4504,7 +4513,7 @@
         <w:rPr>
           <w:rFonts w:ascii="Avenir Next" w:hAnsi="Avenir Next" w:cs="Avenir Next" w:eastAsia="Avenir Next"/>
           <w:color w:val="1A1A1A"/>
-          <w:sz w:val="20"/>
+          <w:sz w:val="22"/>
           <w:szCs w:val="20"/>
         </w:rPr>
         <w:t xml:space="preserve"> are equivalent because both equal 4 when </w:t>
@@ -4514,7 +4523,7 @@
           <w:rFonts w:ascii="Avenir Next" w:hAnsi="Avenir Next" w:cs="Avenir Next" w:eastAsia="Avenir Next"/>
           <w:i/>
           <w:color w:val="1A1A1A"/>
-          <w:sz w:val="20"/>
+          <w:sz w:val="22"/>
           <w:szCs w:val="20"/>
         </w:rPr>
         <w:t xml:space="preserve">n</w:t>
@@ -4523,7 +4532,7 @@
         <w:rPr>
           <w:rFonts w:ascii="Avenir Next" w:hAnsi="Avenir Next" w:cs="Avenir Next" w:eastAsia="Avenir Next"/>
           <w:color w:val="1A1A1A"/>
-          <w:sz w:val="20"/>
+          <w:sz w:val="22"/>
           <w:szCs w:val="20"/>
         </w:rPr>
         <w:t xml:space="preserve"> = 2. Find a value of </w:t>
@@ -4533,7 +4542,7 @@
           <w:rFonts w:ascii="Avenir Next" w:hAnsi="Avenir Next" w:cs="Avenir Next" w:eastAsia="Avenir Next"/>
           <w:i/>
           <w:color w:val="1A1A1A"/>
-          <w:sz w:val="20"/>
+          <w:sz w:val="22"/>
           <w:szCs w:val="20"/>
         </w:rPr>
         <w:t xml:space="preserve">n</w:t>
@@ -4542,7 +4551,7 @@
         <w:rPr>
           <w:rFonts w:ascii="Avenir Next" w:hAnsi="Avenir Next" w:cs="Avenir Next" w:eastAsia="Avenir Next"/>
           <w:color w:val="1A1A1A"/>
-          <w:sz w:val="20"/>
+          <w:sz w:val="22"/>
           <w:szCs w:val="20"/>
         </w:rPr>
         <w:t xml:space="preserve"> that shows he is wrong.</w:t>
@@ -4619,7 +4628,7 @@
           <w:rFonts w:ascii="Avenir Next" w:hAnsi="Avenir Next" w:cs="Avenir Next" w:eastAsia="Avenir Next"/>
           <w:b/>
           <w:color w:val="1A1A1A"/>
-          <w:sz w:val="18"/>
+          <w:sz w:val="22"/>
           <w:szCs w:val="18"/>
         </w:rPr>
         <w:t xml:space="preserve">Value and results</w:t>
@@ -4653,18 +4662,18 @@
           <w:rFonts w:ascii="Avenir Next" w:hAnsi="Avenir Next" w:cs="Avenir Next" w:eastAsia="Avenir Next"/>
           <w:b/>
           <w:color w:val="1A1A1A"/>
+          <w:sz w:val="22"/>
+          <w:szCs w:val="20"/>
+        </w:rPr>
+        <w:t xml:space="preserve">4.</w:t>
+      </w:r>
+      <w:r>
+        <w:rPr>
+          <w:rFonts w:ascii="Avenir Next" w:hAnsi="Avenir Next" w:cs="Avenir Next" w:eastAsia="Avenir Next"/>
+          <w:color w:val="1A1A1A"/>
           <w:sz w:val="20"/>
           <w:szCs w:val="20"/>
         </w:rPr>
-        <w:t xml:space="preserve">4.</w:t>
-      </w:r>
-      <w:r>
-        <w:rPr>
-          <w:rFonts w:ascii="Avenir Next" w:hAnsi="Avenir Next" w:cs="Avenir Next" w:eastAsia="Avenir Next"/>
-          <w:color w:val="1A1A1A"/>
-          <w:sz w:val="20"/>
-          <w:szCs w:val="20"/>
-        </w:rPr>
         <w:tab/>
       </w:r>
       <w:r>
@@ -4672,7 +4681,7 @@
           <w:rFonts w:ascii="Avenir Next" w:hAnsi="Avenir Next" w:cs="Avenir Next" w:eastAsia="Avenir Next"/>
           <w:b/>
           <w:color w:val="1A1A1A"/>
-          <w:sz w:val="20"/>
+          <w:sz w:val="22"/>
           <w:szCs w:val="20"/>
         </w:rPr>
         <w:t xml:space="preserve">Reason.  </w:t>
@@ -4681,7 +4690,7 @@
         <w:rPr>
           <w:rFonts w:ascii="Avenir Next" w:hAnsi="Avenir Next" w:cs="Avenir Next" w:eastAsia="Avenir Next"/>
           <w:color w:val="1A1A1A"/>
-          <w:sz w:val="20"/>
+          <w:sz w:val="22"/>
           <w:szCs w:val="20"/>
         </w:rPr>
         <w:t xml:space="preserve">3</w:t>
@@ -4691,7 +4700,7 @@
           <w:rFonts w:ascii="Avenir Next" w:hAnsi="Avenir Next" w:cs="Avenir Next" w:eastAsia="Avenir Next"/>
           <w:i/>
           <w:color w:val="1A1A1A"/>
-          <w:sz w:val="20"/>
+          <w:sz w:val="22"/>
           <w:szCs w:val="20"/>
         </w:rPr>
         <w:t xml:space="preserve">x</w:t>
@@ -4700,7 +4709,7 @@
         <w:rPr>
           <w:rFonts w:ascii="Avenir Next" w:hAnsi="Avenir Next" w:cs="Avenir Next" w:eastAsia="Avenir Next"/>
           <w:color w:val="1A1A1A"/>
-          <w:sz w:val="20"/>
+          <w:sz w:val="22"/>
           <w:szCs w:val="20"/>
         </w:rPr>
         <w:t xml:space="preserve"> and </w:t>
@@ -4710,7 +4719,7 @@
           <w:rFonts w:ascii="Avenir Next" w:hAnsi="Avenir Next" w:cs="Avenir Next" w:eastAsia="Avenir Next"/>
           <w:i/>
           <w:color w:val="1A1A1A"/>
-          <w:sz w:val="20"/>
+          <w:sz w:val="22"/>
           <w:szCs w:val="20"/>
         </w:rPr>
         <w:t xml:space="preserve">x</w:t>
@@ -4719,7 +4728,7 @@
         <w:rPr>
           <w:rFonts w:ascii="Avenir Next" w:hAnsi="Avenir Next" w:cs="Avenir Next" w:eastAsia="Avenir Next"/>
           <w:color w:val="1A1A1A"/>
-          <w:sz w:val="20"/>
+          <w:sz w:val="22"/>
           <w:szCs w:val="20"/>
         </w:rPr>
         <w:t xml:space="preserve"> + 6 are both 9 when </w:t>
@@ -4729,7 +4738,7 @@
           <w:rFonts w:ascii="Avenir Next" w:hAnsi="Avenir Next" w:cs="Avenir Next" w:eastAsia="Avenir Next"/>
           <w:i/>
           <w:color w:val="1A1A1A"/>
-          <w:sz w:val="20"/>
+          <w:sz w:val="22"/>
           <w:szCs w:val="20"/>
         </w:rPr>
         <w:t xml:space="preserve">x</w:t>
@@ -4738,7 +4747,7 @@
         <w:rPr>
           <w:rFonts w:ascii="Avenir Next" w:hAnsi="Avenir Next" w:cs="Avenir Next" w:eastAsia="Avenir Next"/>
           <w:color w:val="1A1A1A"/>
-          <w:sz w:val="20"/>
+          <w:sz w:val="22"/>
           <w:szCs w:val="20"/>
         </w:rPr>
         <w:t xml:space="preserve"> = 3. Which value of </w:t>
@@ -4748,7 +4757,7 @@
           <w:rFonts w:ascii="Avenir Next" w:hAnsi="Avenir Next" w:cs="Avenir Next" w:eastAsia="Avenir Next"/>
           <w:i/>
           <w:color w:val="1A1A1A"/>
-          <w:sz w:val="20"/>
+          <w:sz w:val="22"/>
           <w:szCs w:val="20"/>
         </w:rPr>
         <w:t xml:space="preserve">x</w:t>
@@ -4757,7 +4766,7 @@
         <w:rPr>
           <w:rFonts w:ascii="Avenir Next" w:hAnsi="Avenir Next" w:cs="Avenir Next" w:eastAsia="Avenir Next"/>
           <w:color w:val="1A1A1A"/>
-          <w:sz w:val="20"/>
+          <w:sz w:val="22"/>
           <w:szCs w:val="20"/>
         </w:rPr>
         <w:t xml:space="preserve"> shows they are </w:t>
@@ -4767,7 +4776,7 @@
           <w:rFonts w:ascii="Avenir Next" w:hAnsi="Avenir Next" w:cs="Avenir Next" w:eastAsia="Avenir Next"/>
           <w:b/>
           <w:color w:val="1A1A1A"/>
-          <w:sz w:val="20"/>
+          <w:sz w:val="22"/>
           <w:szCs w:val="20"/>
         </w:rPr>
         <w:t xml:space="preserve">not</w:t>
@@ -4776,7 +4785,7 @@
         <w:rPr>
           <w:rFonts w:ascii="Avenir Next" w:hAnsi="Avenir Next" w:cs="Avenir Next" w:eastAsia="Avenir Next"/>
           <w:color w:val="1A1A1A"/>
-          <w:sz w:val="20"/>
+          <w:sz w:val="22"/>
           <w:szCs w:val="20"/>
         </w:rPr>
         <w:t xml:space="preserve"> equivalent?</w:t>
@@ -4845,7 +4854,7 @@
                 <w:rFonts w:ascii="Avenir Next" w:hAnsi="Avenir Next" w:cs="Avenir Next" w:eastAsia="Avenir Next"/>
                 <w:i/>
                 <w:color w:val="1A1A1A"/>
-                <w:sz w:val="19"/>
+                <w:sz w:val="22"/>
                 <w:szCs w:val="19"/>
               </w:rPr>
               <w:t xml:space="preserve">x</w:t>
@@ -4854,7 +4863,7 @@
               <w:rPr>
                 <w:rFonts w:ascii="Avenir Next" w:hAnsi="Avenir Next" w:cs="Avenir Next" w:eastAsia="Avenir Next"/>
                 <w:color w:val="1A1A1A"/>
-                <w:sz w:val="19"/>
+                <w:sz w:val="22"/>
                 <w:szCs w:val="19"/>
               </w:rPr>
               <w:t xml:space="preserve"> = 3</w:t>
@@ -4894,7 +4903,7 @@
                 <w:rFonts w:ascii="Avenir Next" w:hAnsi="Avenir Next" w:cs="Avenir Next" w:eastAsia="Avenir Next"/>
                 <w:i/>
                 <w:color w:val="1A1A1A"/>
-                <w:sz w:val="19"/>
+                <w:sz w:val="22"/>
                 <w:szCs w:val="19"/>
               </w:rPr>
               <w:t xml:space="preserve">x</w:t>
@@ -4903,7 +4912,7 @@
               <w:rPr>
                 <w:rFonts w:ascii="Avenir Next" w:hAnsi="Avenir Next" w:cs="Avenir Next" w:eastAsia="Avenir Next"/>
                 <w:color w:val="1A1A1A"/>
-                <w:sz w:val="19"/>
+                <w:sz w:val="22"/>
                 <w:szCs w:val="19"/>
               </w:rPr>
               <w:t xml:space="preserve"> = 4</w:t>
@@ -4931,25 +4940,25 @@
           <w:rFonts w:ascii="Avenir Next" w:hAnsi="Avenir Next" w:cs="Avenir Next" w:eastAsia="Avenir Next"/>
           <w:b/>
           <w:color w:val="1A1A1A"/>
+          <w:sz w:val="22"/>
+          <w:szCs w:val="20"/>
+        </w:rPr>
+        <w:t xml:space="preserve">5.</w:t>
+      </w:r>
+      <w:r>
+        <w:rPr>
+          <w:rFonts w:ascii="Avenir Next" w:hAnsi="Avenir Next" w:cs="Avenir Next" w:eastAsia="Avenir Next"/>
+          <w:color w:val="1A1A1A"/>
           <w:sz w:val="20"/>
           <w:szCs w:val="20"/>
         </w:rPr>
-        <w:t xml:space="preserve">5.</w:t>
-      </w:r>
-      <w:r>
-        <w:rPr>
-          <w:rFonts w:ascii="Avenir Next" w:hAnsi="Avenir Next" w:cs="Avenir Next" w:eastAsia="Avenir Next"/>
-          <w:color w:val="1A1A1A"/>
-          <w:sz w:val="20"/>
-          <w:szCs w:val="20"/>
-        </w:rPr>
         <w:tab/>
       </w:r>
       <w:r>
         <w:rPr>
           <w:rFonts w:ascii="Avenir Next" w:hAnsi="Avenir Next" w:cs="Avenir Next" w:eastAsia="Avenir Next"/>
           <w:color w:val="1A1A1A"/>
-          <w:sz w:val="20"/>
+          <w:sz w:val="22"/>
           <w:szCs w:val="20"/>
         </w:rPr>
         <w:t xml:space="preserve">Which property shows that 5(</w:t>
@@ -4959,7 +4968,7 @@
           <w:rFonts w:ascii="Avenir Next" w:hAnsi="Avenir Next" w:cs="Avenir Next" w:eastAsia="Avenir Next"/>
           <w:i/>
           <w:color w:val="1A1A1A"/>
-          <w:sz w:val="20"/>
+          <w:sz w:val="22"/>
           <w:szCs w:val="20"/>
         </w:rPr>
         <w:t xml:space="preserve">m</w:t>
@@ -4968,7 +4977,7 @@
         <w:rPr>
           <w:rFonts w:ascii="Avenir Next" w:hAnsi="Avenir Next" w:cs="Avenir Next" w:eastAsia="Avenir Next"/>
           <w:color w:val="1A1A1A"/>
-          <w:sz w:val="20"/>
+          <w:sz w:val="22"/>
           <w:szCs w:val="20"/>
         </w:rPr>
         <w:t xml:space="preserve"> + 2) = 5</w:t>
@@ -4978,7 +4987,7 @@
           <w:rFonts w:ascii="Avenir Next" w:hAnsi="Avenir Next" w:cs="Avenir Next" w:eastAsia="Avenir Next"/>
           <w:i/>
           <w:color w:val="1A1A1A"/>
-          <w:sz w:val="20"/>
+          <w:sz w:val="22"/>
           <w:szCs w:val="20"/>
         </w:rPr>
         <w:t xml:space="preserve">m</w:t>
@@ -4987,7 +4996,7 @@
         <w:rPr>
           <w:rFonts w:ascii="Avenir Next" w:hAnsi="Avenir Next" w:cs="Avenir Next" w:eastAsia="Avenir Next"/>
           <w:color w:val="1A1A1A"/>
-          <w:sz w:val="20"/>
+          <w:sz w:val="22"/>
           <w:szCs w:val="20"/>
         </w:rPr>
         <w:t xml:space="preserve"> + 10?</w:t>
@@ -5056,7 +5065,7 @@
               <w:rPr>
                 <w:rFonts w:ascii="Avenir Next" w:hAnsi="Avenir Next" w:cs="Avenir Next" w:eastAsia="Avenir Next"/>
                 <w:color w:val="1A1A1A"/>
-                <w:sz w:val="19"/>
+                <w:sz w:val="22"/>
                 <w:szCs w:val="19"/>
               </w:rPr>
               <w:t xml:space="preserve">Commutative</w:t>
@@ -5095,7 +5104,7 @@
               <w:rPr>
                 <w:rFonts w:ascii="Avenir Next" w:hAnsi="Avenir Next" w:cs="Avenir Next" w:eastAsia="Avenir Next"/>
                 <w:color w:val="1A1A1A"/>
-                <w:sz w:val="19"/>
+                <w:sz w:val="22"/>
                 <w:szCs w:val="19"/>
               </w:rPr>
               <w:t xml:space="preserve">Associative</w:t>
@@ -5134,7 +5143,7 @@
               <w:rPr>
                 <w:rFonts w:ascii="Avenir Next" w:hAnsi="Avenir Next" w:cs="Avenir Next" w:eastAsia="Avenir Next"/>
                 <w:color w:val="1A1A1A"/>
-                <w:sz w:val="19"/>
+                <w:sz w:val="22"/>
                 <w:szCs w:val="19"/>
               </w:rPr>
               <w:t xml:space="preserve">Distributive</w:t>
@@ -5150,6 +5159,7 @@
     </w:p>
     <w:p>
       <w:pPr>
+        <w:pStyle w:val="Heading2"/>
         <w:keepNext/>
         <w:pBdr>
           <w:bottom w:val="single" w:sz="8" w:space="3" w:color="003A70"/>
@@ -5165,7 +5175,7 @@
           <w:b/>
           <w:color w:val="003A70"/>
           <w:spacing w:val="14"/>
-          <w:sz w:val="19"/>
+          <w:sz w:val="22"/>
           <w:szCs w:val="19"/>
         </w:rPr>
         <w:t xml:space="preserve">TEST PRACTICE</w:t>
@@ -5184,7 +5194,7 @@
           <w:rFonts w:ascii="Avenir Next" w:hAnsi="Avenir Next" w:cs="Avenir Next" w:eastAsia="Avenir Next"/>
           <w:i/>
           <w:color w:val="5A5F66"/>
-          <w:sz w:val="17"/>
+          <w:sz w:val="22"/>
           <w:szCs w:val="17"/>
         </w:rPr>
         <w:t xml:space="preserve">choose the best answer</w:t>
@@ -5204,25 +5214,25 @@
           <w:rFonts w:ascii="Avenir Next" w:hAnsi="Avenir Next" w:cs="Avenir Next" w:eastAsia="Avenir Next"/>
           <w:b/>
           <w:color w:val="1A1A1A"/>
+          <w:sz w:val="22"/>
+          <w:szCs w:val="20"/>
+        </w:rPr>
+        <w:t xml:space="preserve">6.</w:t>
+      </w:r>
+      <w:r>
+        <w:rPr>
+          <w:rFonts w:ascii="Avenir Next" w:hAnsi="Avenir Next" w:cs="Avenir Next" w:eastAsia="Avenir Next"/>
+          <w:color w:val="1A1A1A"/>
           <w:sz w:val="20"/>
           <w:szCs w:val="20"/>
         </w:rPr>
-        <w:t xml:space="preserve">6.</w:t>
-      </w:r>
-      <w:r>
-        <w:rPr>
-          <w:rFonts w:ascii="Avenir Next" w:hAnsi="Avenir Next" w:cs="Avenir Next" w:eastAsia="Avenir Next"/>
-          <w:color w:val="1A1A1A"/>
-          <w:sz w:val="20"/>
-          <w:szCs w:val="20"/>
-        </w:rPr>
         <w:tab/>
       </w:r>
       <w:r>
         <w:rPr>
           <w:rFonts w:ascii="Avenir Next" w:hAnsi="Avenir Next" w:cs="Avenir Next" w:eastAsia="Avenir Next"/>
           <w:color w:val="1A1A1A"/>
-          <w:sz w:val="20"/>
+          <w:sz w:val="22"/>
           <w:szCs w:val="20"/>
         </w:rPr>
         <w:t xml:space="preserve">Which expression is equivalent to 7(</w:t>
@@ -5232,7 +5242,7 @@
           <w:rFonts w:ascii="Avenir Next" w:hAnsi="Avenir Next" w:cs="Avenir Next" w:eastAsia="Avenir Next"/>
           <w:i/>
           <w:color w:val="1A1A1A"/>
-          <w:sz w:val="20"/>
+          <w:sz w:val="22"/>
           <w:szCs w:val="20"/>
         </w:rPr>
         <w:t xml:space="preserve">p</w:t>
@@ -5241,7 +5251,7 @@
         <w:rPr>
           <w:rFonts w:ascii="Avenir Next" w:hAnsi="Avenir Next" w:cs="Avenir Next" w:eastAsia="Avenir Next"/>
           <w:color w:val="1A1A1A"/>
-          <w:sz w:val="20"/>
+          <w:sz w:val="22"/>
           <w:szCs w:val="20"/>
         </w:rPr>
         <w:t xml:space="preserve"> + 3)?</w:t>
@@ -5297,44 +5307,44 @@
                 <w:rFonts w:ascii="Avenir Next" w:hAnsi="Avenir Next" w:cs="Avenir Next" w:eastAsia="Avenir Next"/>
                 <w:b/>
                 <w:color w:val="003A70"/>
+                <w:sz w:val="22"/>
+                <w:szCs w:val="19"/>
+              </w:rPr>
+              <w:t xml:space="preserve">A</w:t>
+            </w:r>
+            <w:r>
+              <w:rPr>
+                <w:rFonts w:ascii="Avenir Next" w:hAnsi="Avenir Next" w:cs="Avenir Next" w:eastAsia="Avenir Next"/>
+                <w:color w:val="1A1A1A"/>
                 <w:sz w:val="19"/>
                 <w:szCs w:val="19"/>
               </w:rPr>
-              <w:t xml:space="preserve">A</w:t>
-            </w:r>
-            <w:r>
-              <w:rPr>
-                <w:rFonts w:ascii="Avenir Next" w:hAnsi="Avenir Next" w:cs="Avenir Next" w:eastAsia="Avenir Next"/>
-                <w:color w:val="1A1A1A"/>
-                <w:sz w:val="19"/>
+              <w:tab/>
+            </w:r>
+            <w:r>
+              <w:rPr>
+                <w:rFonts w:ascii="Avenir Next" w:hAnsi="Avenir Next" w:cs="Avenir Next" w:eastAsia="Avenir Next"/>
+                <w:color w:val="1A1A1A"/>
+                <w:sz w:val="22"/>
                 <w:szCs w:val="19"/>
               </w:rPr>
-              <w:tab/>
-            </w:r>
-            <w:r>
-              <w:rPr>
-                <w:rFonts w:ascii="Avenir Next" w:hAnsi="Avenir Next" w:cs="Avenir Next" w:eastAsia="Avenir Next"/>
-                <w:color w:val="1A1A1A"/>
-                <w:sz w:val="19"/>
+              <w:t xml:space="preserve">7</w:t>
+            </w:r>
+            <w:r>
+              <w:rPr>
+                <w:rFonts w:ascii="Avenir Next" w:hAnsi="Avenir Next" w:cs="Avenir Next" w:eastAsia="Avenir Next"/>
+                <w:i/>
+                <w:color w:val="1A1A1A"/>
+                <w:sz w:val="22"/>
                 <w:szCs w:val="19"/>
               </w:rPr>
-              <w:t xml:space="preserve">7</w:t>
-            </w:r>
-            <w:r>
-              <w:rPr>
-                <w:rFonts w:ascii="Avenir Next" w:hAnsi="Avenir Next" w:cs="Avenir Next" w:eastAsia="Avenir Next"/>
-                <w:i/>
-                <w:color w:val="1A1A1A"/>
-                <w:sz w:val="19"/>
-                <w:szCs w:val="19"/>
-              </w:rPr>
               <w:t xml:space="preserve">p</w:t>
             </w:r>
             <w:r>
               <w:rPr>
                 <w:rFonts w:ascii="Avenir Next" w:hAnsi="Avenir Next" w:cs="Avenir Next" w:eastAsia="Avenir Next"/>
                 <w:color w:val="1A1A1A"/>
-                <w:sz w:val="19"/>
+                <w:sz w:val="22"/>
                 <w:szCs w:val="19"/>
               </w:rPr>
               <w:t xml:space="preserve"> + 3</w:t>
@@ -5359,44 +5369,44 @@
                 <w:rFonts w:ascii="Avenir Next" w:hAnsi="Avenir Next" w:cs="Avenir Next" w:eastAsia="Avenir Next"/>
                 <w:b/>
                 <w:color w:val="003A70"/>
+                <w:sz w:val="22"/>
+                <w:szCs w:val="19"/>
+              </w:rPr>
+              <w:t xml:space="preserve">B</w:t>
+            </w:r>
+            <w:r>
+              <w:rPr>
+                <w:rFonts w:ascii="Avenir Next" w:hAnsi="Avenir Next" w:cs="Avenir Next" w:eastAsia="Avenir Next"/>
+                <w:color w:val="1A1A1A"/>
                 <w:sz w:val="19"/>
                 <w:szCs w:val="19"/>
               </w:rPr>
-              <w:t xml:space="preserve">B</w:t>
-            </w:r>
-            <w:r>
-              <w:rPr>
-                <w:rFonts w:ascii="Avenir Next" w:hAnsi="Avenir Next" w:cs="Avenir Next" w:eastAsia="Avenir Next"/>
-                <w:color w:val="1A1A1A"/>
-                <w:sz w:val="19"/>
+              <w:tab/>
+            </w:r>
+            <w:r>
+              <w:rPr>
+                <w:rFonts w:ascii="Avenir Next" w:hAnsi="Avenir Next" w:cs="Avenir Next" w:eastAsia="Avenir Next"/>
+                <w:color w:val="1A1A1A"/>
+                <w:sz w:val="22"/>
                 <w:szCs w:val="19"/>
               </w:rPr>
-              <w:tab/>
-            </w:r>
-            <w:r>
-              <w:rPr>
-                <w:rFonts w:ascii="Avenir Next" w:hAnsi="Avenir Next" w:cs="Avenir Next" w:eastAsia="Avenir Next"/>
-                <w:color w:val="1A1A1A"/>
-                <w:sz w:val="19"/>
+              <w:t xml:space="preserve">7</w:t>
+            </w:r>
+            <w:r>
+              <w:rPr>
+                <w:rFonts w:ascii="Avenir Next" w:hAnsi="Avenir Next" w:cs="Avenir Next" w:eastAsia="Avenir Next"/>
+                <w:i/>
+                <w:color w:val="1A1A1A"/>
+                <w:sz w:val="22"/>
                 <w:szCs w:val="19"/>
               </w:rPr>
-              <w:t xml:space="preserve">7</w:t>
-            </w:r>
-            <w:r>
-              <w:rPr>
-                <w:rFonts w:ascii="Avenir Next" w:hAnsi="Avenir Next" w:cs="Avenir Next" w:eastAsia="Avenir Next"/>
-                <w:i/>
-                <w:color w:val="1A1A1A"/>
-                <w:sz w:val="19"/>
-                <w:szCs w:val="19"/>
-              </w:rPr>
               <w:t xml:space="preserve">p</w:t>
             </w:r>
             <w:r>
               <w:rPr>
                 <w:rFonts w:ascii="Avenir Next" w:hAnsi="Avenir Next" w:cs="Avenir Next" w:eastAsia="Avenir Next"/>
                 <w:color w:val="1A1A1A"/>
-                <w:sz w:val="19"/>
+                <w:sz w:val="22"/>
                 <w:szCs w:val="19"/>
               </w:rPr>
               <w:t xml:space="preserve"> + 21</w:t>
@@ -5421,35 +5431,35 @@
                 <w:rFonts w:ascii="Avenir Next" w:hAnsi="Avenir Next" w:cs="Avenir Next" w:eastAsia="Avenir Next"/>
                 <w:b/>
                 <w:color w:val="003A70"/>
+                <w:sz w:val="22"/>
+                <w:szCs w:val="19"/>
+              </w:rPr>
+              <w:t xml:space="preserve">C</w:t>
+            </w:r>
+            <w:r>
+              <w:rPr>
+                <w:rFonts w:ascii="Avenir Next" w:hAnsi="Avenir Next" w:cs="Avenir Next" w:eastAsia="Avenir Next"/>
+                <w:color w:val="1A1A1A"/>
                 <w:sz w:val="19"/>
                 <w:szCs w:val="19"/>
               </w:rPr>
-              <w:t xml:space="preserve">C</w:t>
-            </w:r>
-            <w:r>
-              <w:rPr>
-                <w:rFonts w:ascii="Avenir Next" w:hAnsi="Avenir Next" w:cs="Avenir Next" w:eastAsia="Avenir Next"/>
-                <w:color w:val="1A1A1A"/>
-                <w:sz w:val="19"/>
+              <w:tab/>
+            </w:r>
+            <w:r>
+              <w:rPr>
+                <w:rFonts w:ascii="Avenir Next" w:hAnsi="Avenir Next" w:cs="Avenir Next" w:eastAsia="Avenir Next"/>
+                <w:i/>
+                <w:color w:val="1A1A1A"/>
+                <w:sz w:val="22"/>
                 <w:szCs w:val="19"/>
               </w:rPr>
-              <w:tab/>
-            </w:r>
-            <w:r>
-              <w:rPr>
-                <w:rFonts w:ascii="Avenir Next" w:hAnsi="Avenir Next" w:cs="Avenir Next" w:eastAsia="Avenir Next"/>
-                <w:i/>
-                <w:color w:val="1A1A1A"/>
-                <w:sz w:val="19"/>
-                <w:szCs w:val="19"/>
-              </w:rPr>
               <w:t xml:space="preserve">p</w:t>
             </w:r>
             <w:r>
               <w:rPr>
                 <w:rFonts w:ascii="Avenir Next" w:hAnsi="Avenir Next" w:cs="Avenir Next" w:eastAsia="Avenir Next"/>
                 <w:color w:val="1A1A1A"/>
-                <w:sz w:val="19"/>
+                <w:sz w:val="22"/>
                 <w:szCs w:val="19"/>
               </w:rPr>
               <w:t xml:space="preserve"> + 21</w:t>
@@ -5474,27 +5484,27 @@
                 <w:rFonts w:ascii="Avenir Next" w:hAnsi="Avenir Next" w:cs="Avenir Next" w:eastAsia="Avenir Next"/>
                 <w:b/>
                 <w:color w:val="003A70"/>
+                <w:sz w:val="22"/>
+                <w:szCs w:val="19"/>
+              </w:rPr>
+              <w:t xml:space="preserve">D</w:t>
+            </w:r>
+            <w:r>
+              <w:rPr>
+                <w:rFonts w:ascii="Avenir Next" w:hAnsi="Avenir Next" w:cs="Avenir Next" w:eastAsia="Avenir Next"/>
+                <w:color w:val="1A1A1A"/>
                 <w:sz w:val="19"/>
                 <w:szCs w:val="19"/>
               </w:rPr>
-              <w:t xml:space="preserve">D</w:t>
-            </w:r>
-            <w:r>
-              <w:rPr>
-                <w:rFonts w:ascii="Avenir Next" w:hAnsi="Avenir Next" w:cs="Avenir Next" w:eastAsia="Avenir Next"/>
-                <w:color w:val="1A1A1A"/>
-                <w:sz w:val="19"/>
+              <w:tab/>
+            </w:r>
+            <w:r>
+              <w:rPr>
+                <w:rFonts w:ascii="Avenir Next" w:hAnsi="Avenir Next" w:cs="Avenir Next" w:eastAsia="Avenir Next"/>
+                <w:color w:val="1A1A1A"/>
+                <w:sz w:val="22"/>
                 <w:szCs w:val="19"/>
               </w:rPr>
-              <w:tab/>
-            </w:r>
-            <w:r>
-              <w:rPr>
-                <w:rFonts w:ascii="Avenir Next" w:hAnsi="Avenir Next" w:cs="Avenir Next" w:eastAsia="Avenir Next"/>
-                <w:color w:val="1A1A1A"/>
-                <w:sz w:val="19"/>
-                <w:szCs w:val="19"/>
-              </w:rPr>
               <w:t xml:space="preserve">10</w:t>
             </w:r>
             <w:r>
@@ -5502,7 +5512,7 @@
                 <w:rFonts w:ascii="Avenir Next" w:hAnsi="Avenir Next" w:cs="Avenir Next" w:eastAsia="Avenir Next"/>
                 <w:i/>
                 <w:color w:val="1A1A1A"/>
-                <w:sz w:val="19"/>
+                <w:sz w:val="22"/>
                 <w:szCs w:val="19"/>
               </w:rPr>
               <w:t xml:space="preserve">p</w:t>
@@ -5530,25 +5540,25 @@
           <w:rFonts w:ascii="Avenir Next" w:hAnsi="Avenir Next" w:cs="Avenir Next" w:eastAsia="Avenir Next"/>
           <w:b/>
           <w:color w:val="1A1A1A"/>
+          <w:sz w:val="22"/>
+          <w:szCs w:val="20"/>
+        </w:rPr>
+        <w:t xml:space="preserve">7.</w:t>
+      </w:r>
+      <w:r>
+        <w:rPr>
+          <w:rFonts w:ascii="Avenir Next" w:hAnsi="Avenir Next" w:cs="Avenir Next" w:eastAsia="Avenir Next"/>
+          <w:color w:val="1A1A1A"/>
           <w:sz w:val="20"/>
           <w:szCs w:val="20"/>
         </w:rPr>
-        <w:t xml:space="preserve">7.</w:t>
-      </w:r>
-      <w:r>
-        <w:rPr>
-          <w:rFonts w:ascii="Avenir Next" w:hAnsi="Avenir Next" w:cs="Avenir Next" w:eastAsia="Avenir Next"/>
-          <w:color w:val="1A1A1A"/>
-          <w:sz w:val="20"/>
-          <w:szCs w:val="20"/>
-        </w:rPr>
         <w:tab/>
       </w:r>
       <w:r>
         <w:rPr>
           <w:rFonts w:ascii="Avenir Next" w:hAnsi="Avenir Next" w:cs="Avenir Next" w:eastAsia="Avenir Next"/>
           <w:color w:val="1A1A1A"/>
-          <w:sz w:val="20"/>
+          <w:sz w:val="22"/>
           <w:szCs w:val="20"/>
         </w:rPr>
         <w:t xml:space="preserve">Which expression is </w:t>
@@ -5558,7 +5568,7 @@
           <w:rFonts w:ascii="Avenir Next" w:hAnsi="Avenir Next" w:cs="Avenir Next" w:eastAsia="Avenir Next"/>
           <w:b/>
           <w:color w:val="1A1A1A"/>
-          <w:sz w:val="20"/>
+          <w:sz w:val="22"/>
           <w:szCs w:val="20"/>
         </w:rPr>
         <w:t xml:space="preserve">not</w:t>
@@ -5567,7 +5577,7 @@
         <w:rPr>
           <w:rFonts w:ascii="Avenir Next" w:hAnsi="Avenir Next" w:cs="Avenir Next" w:eastAsia="Avenir Next"/>
           <w:color w:val="1A1A1A"/>
-          <w:sz w:val="20"/>
+          <w:sz w:val="22"/>
           <w:szCs w:val="20"/>
         </w:rPr>
         <w:t xml:space="preserve"> equivalent to 4</w:t>
@@ -5577,7 +5587,7 @@
           <w:rFonts w:ascii="Avenir Next" w:hAnsi="Avenir Next" w:cs="Avenir Next" w:eastAsia="Avenir Next"/>
           <w:i/>
           <w:color w:val="1A1A1A"/>
-          <w:sz w:val="20"/>
+          <w:sz w:val="22"/>
           <w:szCs w:val="20"/>
         </w:rPr>
         <w:t xml:space="preserve">y</w:t>
@@ -5586,7 +5596,7 @@
         <w:rPr>
           <w:rFonts w:ascii="Avenir Next" w:hAnsi="Avenir Next" w:cs="Avenir Next" w:eastAsia="Avenir Next"/>
           <w:color w:val="1A1A1A"/>
-          <w:sz w:val="20"/>
+          <w:sz w:val="22"/>
           <w:szCs w:val="20"/>
         </w:rPr>
         <w:t xml:space="preserve"> + 8?</w:t>
@@ -5642,44 +5652,44 @@
                 <w:rFonts w:ascii="Avenir Next" w:hAnsi="Avenir Next" w:cs="Avenir Next" w:eastAsia="Avenir Next"/>
                 <w:b/>
                 <w:color w:val="003A70"/>
+                <w:sz w:val="22"/>
+                <w:szCs w:val="19"/>
+              </w:rPr>
+              <w:t xml:space="preserve">A</w:t>
+            </w:r>
+            <w:r>
+              <w:rPr>
+                <w:rFonts w:ascii="Avenir Next" w:hAnsi="Avenir Next" w:cs="Avenir Next" w:eastAsia="Avenir Next"/>
+                <w:color w:val="1A1A1A"/>
                 <w:sz w:val="19"/>
                 <w:szCs w:val="19"/>
               </w:rPr>
-              <w:t xml:space="preserve">A</w:t>
-            </w:r>
-            <w:r>
-              <w:rPr>
-                <w:rFonts w:ascii="Avenir Next" w:hAnsi="Avenir Next" w:cs="Avenir Next" w:eastAsia="Avenir Next"/>
-                <w:color w:val="1A1A1A"/>
-                <w:sz w:val="19"/>
+              <w:tab/>
+            </w:r>
+            <w:r>
+              <w:rPr>
+                <w:rFonts w:ascii="Avenir Next" w:hAnsi="Avenir Next" w:cs="Avenir Next" w:eastAsia="Avenir Next"/>
+                <w:color w:val="1A1A1A"/>
+                <w:sz w:val="22"/>
                 <w:szCs w:val="19"/>
               </w:rPr>
-              <w:tab/>
-            </w:r>
-            <w:r>
-              <w:rPr>
-                <w:rFonts w:ascii="Avenir Next" w:hAnsi="Avenir Next" w:cs="Avenir Next" w:eastAsia="Avenir Next"/>
-                <w:color w:val="1A1A1A"/>
-                <w:sz w:val="19"/>
+              <w:t xml:space="preserve">4(</w:t>
+            </w:r>
+            <w:r>
+              <w:rPr>
+                <w:rFonts w:ascii="Avenir Next" w:hAnsi="Avenir Next" w:cs="Avenir Next" w:eastAsia="Avenir Next"/>
+                <w:i/>
+                <w:color w:val="1A1A1A"/>
+                <w:sz w:val="22"/>
                 <w:szCs w:val="19"/>
               </w:rPr>
-              <w:t xml:space="preserve">4(</w:t>
-            </w:r>
-            <w:r>
-              <w:rPr>
-                <w:rFonts w:ascii="Avenir Next" w:hAnsi="Avenir Next" w:cs="Avenir Next" w:eastAsia="Avenir Next"/>
-                <w:i/>
-                <w:color w:val="1A1A1A"/>
-                <w:sz w:val="19"/>
-                <w:szCs w:val="19"/>
-              </w:rPr>
               <w:t xml:space="preserve">y</w:t>
             </w:r>
             <w:r>
               <w:rPr>
                 <w:rFonts w:ascii="Avenir Next" w:hAnsi="Avenir Next" w:cs="Avenir Next" w:eastAsia="Avenir Next"/>
                 <w:color w:val="1A1A1A"/>
-                <w:sz w:val="19"/>
+                <w:sz w:val="22"/>
                 <w:szCs w:val="19"/>
               </w:rPr>
               <w:t xml:space="preserve"> + 2)</w:t>
@@ -5704,44 +5714,44 @@
                 <w:rFonts w:ascii="Avenir Next" w:hAnsi="Avenir Next" w:cs="Avenir Next" w:eastAsia="Avenir Next"/>
                 <w:b/>
                 <w:color w:val="003A70"/>
+                <w:sz w:val="22"/>
+                <w:szCs w:val="19"/>
+              </w:rPr>
+              <w:t xml:space="preserve">B</w:t>
+            </w:r>
+            <w:r>
+              <w:rPr>
+                <w:rFonts w:ascii="Avenir Next" w:hAnsi="Avenir Next" w:cs="Avenir Next" w:eastAsia="Avenir Next"/>
+                <w:color w:val="1A1A1A"/>
                 <w:sz w:val="19"/>
                 <w:szCs w:val="19"/>
               </w:rPr>
-              <w:t xml:space="preserve">B</w:t>
-            </w:r>
-            <w:r>
-              <w:rPr>
-                <w:rFonts w:ascii="Avenir Next" w:hAnsi="Avenir Next" w:cs="Avenir Next" w:eastAsia="Avenir Next"/>
-                <w:color w:val="1A1A1A"/>
-                <w:sz w:val="19"/>
+              <w:tab/>
+            </w:r>
+            <w:r>
+              <w:rPr>
+                <w:rFonts w:ascii="Avenir Next" w:hAnsi="Avenir Next" w:cs="Avenir Next" w:eastAsia="Avenir Next"/>
+                <w:color w:val="1A1A1A"/>
+                <w:sz w:val="22"/>
                 <w:szCs w:val="19"/>
               </w:rPr>
-              <w:tab/>
-            </w:r>
-            <w:r>
-              <w:rPr>
-                <w:rFonts w:ascii="Avenir Next" w:hAnsi="Avenir Next" w:cs="Avenir Next" w:eastAsia="Avenir Next"/>
-                <w:color w:val="1A1A1A"/>
-                <w:sz w:val="19"/>
+              <w:t xml:space="preserve">2(2</w:t>
+            </w:r>
+            <w:r>
+              <w:rPr>
+                <w:rFonts w:ascii="Avenir Next" w:hAnsi="Avenir Next" w:cs="Avenir Next" w:eastAsia="Avenir Next"/>
+                <w:i/>
+                <w:color w:val="1A1A1A"/>
+                <w:sz w:val="22"/>
                 <w:szCs w:val="19"/>
               </w:rPr>
-              <w:t xml:space="preserve">2(2</w:t>
-            </w:r>
-            <w:r>
-              <w:rPr>
-                <w:rFonts w:ascii="Avenir Next" w:hAnsi="Avenir Next" w:cs="Avenir Next" w:eastAsia="Avenir Next"/>
-                <w:i/>
-                <w:color w:val="1A1A1A"/>
-                <w:sz w:val="19"/>
-                <w:szCs w:val="19"/>
-              </w:rPr>
               <w:t xml:space="preserve">y</w:t>
             </w:r>
             <w:r>
               <w:rPr>
                 <w:rFonts w:ascii="Avenir Next" w:hAnsi="Avenir Next" w:cs="Avenir Next" w:eastAsia="Avenir Next"/>
                 <w:color w:val="1A1A1A"/>
-                <w:sz w:val="19"/>
+                <w:sz w:val="22"/>
                 <w:szCs w:val="19"/>
               </w:rPr>
               <w:t xml:space="preserve"> + 4)</w:t>
@@ -5766,27 +5776,27 @@
                 <w:rFonts w:ascii="Avenir Next" w:hAnsi="Avenir Next" w:cs="Avenir Next" w:eastAsia="Avenir Next"/>
                 <w:b/>
                 <w:color w:val="003A70"/>
+                <w:sz w:val="22"/>
+                <w:szCs w:val="19"/>
+              </w:rPr>
+              <w:t xml:space="preserve">C</w:t>
+            </w:r>
+            <w:r>
+              <w:rPr>
+                <w:rFonts w:ascii="Avenir Next" w:hAnsi="Avenir Next" w:cs="Avenir Next" w:eastAsia="Avenir Next"/>
+                <w:color w:val="1A1A1A"/>
                 <w:sz w:val="19"/>
                 <w:szCs w:val="19"/>
               </w:rPr>
-              <w:t xml:space="preserve">C</w:t>
-            </w:r>
-            <w:r>
-              <w:rPr>
-                <w:rFonts w:ascii="Avenir Next" w:hAnsi="Avenir Next" w:cs="Avenir Next" w:eastAsia="Avenir Next"/>
-                <w:color w:val="1A1A1A"/>
-                <w:sz w:val="19"/>
+              <w:tab/>
+            </w:r>
+            <w:r>
+              <w:rPr>
+                <w:rFonts w:ascii="Avenir Next" w:hAnsi="Avenir Next" w:cs="Avenir Next" w:eastAsia="Avenir Next"/>
+                <w:color w:val="1A1A1A"/>
+                <w:sz w:val="22"/>
                 <w:szCs w:val="19"/>
               </w:rPr>
-              <w:tab/>
-            </w:r>
-            <w:r>
-              <w:rPr>
-                <w:rFonts w:ascii="Avenir Next" w:hAnsi="Avenir Next" w:cs="Avenir Next" w:eastAsia="Avenir Next"/>
-                <w:color w:val="1A1A1A"/>
-                <w:sz w:val="19"/>
-                <w:szCs w:val="19"/>
-              </w:rPr>
               <w:t xml:space="preserve">8 + 4</w:t>
             </w:r>
             <w:r>
@@ -5794,7 +5804,7 @@
                 <w:rFonts w:ascii="Avenir Next" w:hAnsi="Avenir Next" w:cs="Avenir Next" w:eastAsia="Avenir Next"/>
                 <w:i/>
                 <w:color w:val="1A1A1A"/>
-                <w:sz w:val="19"/>
+                <w:sz w:val="22"/>
                 <w:szCs w:val="19"/>
               </w:rPr>
               <w:t xml:space="preserve">y</w:t>
@@ -5819,44 +5829,44 @@
                 <w:rFonts w:ascii="Avenir Next" w:hAnsi="Avenir Next" w:cs="Avenir Next" w:eastAsia="Avenir Next"/>
                 <w:b/>
                 <w:color w:val="003A70"/>
+                <w:sz w:val="22"/>
+                <w:szCs w:val="19"/>
+              </w:rPr>
+              <w:t xml:space="preserve">D</w:t>
+            </w:r>
+            <w:r>
+              <w:rPr>
+                <w:rFonts w:ascii="Avenir Next" w:hAnsi="Avenir Next" w:cs="Avenir Next" w:eastAsia="Avenir Next"/>
+                <w:color w:val="1A1A1A"/>
                 <w:sz w:val="19"/>
                 <w:szCs w:val="19"/>
               </w:rPr>
-              <w:t xml:space="preserve">D</w:t>
-            </w:r>
-            <w:r>
-              <w:rPr>
-                <w:rFonts w:ascii="Avenir Next" w:hAnsi="Avenir Next" w:cs="Avenir Next" w:eastAsia="Avenir Next"/>
-                <w:color w:val="1A1A1A"/>
-                <w:sz w:val="19"/>
+              <w:tab/>
+            </w:r>
+            <w:r>
+              <w:rPr>
+                <w:rFonts w:ascii="Avenir Next" w:hAnsi="Avenir Next" w:cs="Avenir Next" w:eastAsia="Avenir Next"/>
+                <w:color w:val="1A1A1A"/>
+                <w:sz w:val="22"/>
                 <w:szCs w:val="19"/>
               </w:rPr>
-              <w:tab/>
-            </w:r>
-            <w:r>
-              <w:rPr>
-                <w:rFonts w:ascii="Avenir Next" w:hAnsi="Avenir Next" w:cs="Avenir Next" w:eastAsia="Avenir Next"/>
-                <w:color w:val="1A1A1A"/>
-                <w:sz w:val="19"/>
+              <w:t xml:space="preserve">4(</w:t>
+            </w:r>
+            <w:r>
+              <w:rPr>
+                <w:rFonts w:ascii="Avenir Next" w:hAnsi="Avenir Next" w:cs="Avenir Next" w:eastAsia="Avenir Next"/>
+                <w:i/>
+                <w:color w:val="1A1A1A"/>
+                <w:sz w:val="22"/>
                 <w:szCs w:val="19"/>
               </w:rPr>
-              <w:t xml:space="preserve">4(</w:t>
-            </w:r>
-            <w:r>
-              <w:rPr>
-                <w:rFonts w:ascii="Avenir Next" w:hAnsi="Avenir Next" w:cs="Avenir Next" w:eastAsia="Avenir Next"/>
-                <w:i/>
-                <w:color w:val="1A1A1A"/>
-                <w:sz w:val="19"/>
-                <w:szCs w:val="19"/>
-              </w:rPr>
               <w:t xml:space="preserve">y</w:t>
             </w:r>
             <w:r>
               <w:rPr>
                 <w:rFonts w:ascii="Avenir Next" w:hAnsi="Avenir Next" w:cs="Avenir Next" w:eastAsia="Avenir Next"/>
                 <w:color w:val="1A1A1A"/>
-                <w:sz w:val="19"/>
+                <w:sz w:val="22"/>
                 <w:szCs w:val="19"/>
               </w:rPr>
               <w:t xml:space="preserve"> + 8)</w:t>
@@ -5914,6 +5924,7 @@
           </w:tcPr>
           <w:p>
             <w:pPr>
+              <w:pStyle w:val="Heading2"/>
               <w:spacing w:before="0" w:after="0" w:line="240" w:lineRule="auto"/>
             </w:pPr>
             <w:r>
@@ -5951,7 +5962,7 @@
               <w:rPr>
                 <w:rFonts w:ascii="Avenir Next" w:hAnsi="Avenir Next" w:cs="Avenir Next" w:eastAsia="Avenir Next"/>
                 <w:color w:val="1A1A1A"/>
-                <w:sz w:val="17"/>
+                <w:sz w:val="22"/>
                 <w:szCs w:val="17"/>
               </w:rPr>
               <w:t xml:space="preserve">  I can do this on my own</w:t>
@@ -5980,7 +5991,7 @@
               <w:rPr>
                 <w:rFonts w:ascii="Avenir Next" w:hAnsi="Avenir Next" w:cs="Avenir Next" w:eastAsia="Avenir Next"/>
                 <w:color w:val="1A1A1A"/>
-                <w:sz w:val="17"/>
+                <w:sz w:val="22"/>
                 <w:szCs w:val="17"/>
               </w:rPr>
               <w:t xml:space="preserve">  I need a little help</w:t>
@@ -6009,7 +6020,7 @@
               <w:rPr>
                 <w:rFonts w:ascii="Avenir Next" w:hAnsi="Avenir Next" w:cs="Avenir Next" w:eastAsia="Avenir Next"/>
                 <w:color w:val="1A1A1A"/>
-                <w:sz w:val="17"/>
+                <w:sz w:val="22"/>
                 <w:szCs w:val="17"/>
               </w:rPr>
               <w:t xml:space="preserve">  I have a question about #</w:t>
@@ -6047,7 +6058,7 @@
         <w:rPr>
           <w:rFonts w:ascii="Avenir Next" w:hAnsi="Avenir Next" w:cs="Avenir Next" w:eastAsia="Avenir Next"/>
           <w:color w:val="5A5F66"/>
-          <w:sz w:val="17"/>
+          <w:sz w:val="22"/>
           <w:szCs w:val="17"/>
         </w:rPr>
         <w:t xml:space="preserve">Pick a number with someone at home. Do 2(</w:t>
@@ -6057,7 +6068,7 @@
           <w:rFonts w:ascii="Avenir Next" w:hAnsi="Avenir Next" w:cs="Avenir Next" w:eastAsia="Avenir Next"/>
           <w:i/>
           <w:color w:val="5A5F66"/>
-          <w:sz w:val="17"/>
+          <w:sz w:val="22"/>
           <w:szCs w:val="17"/>
         </w:rPr>
         <w:t xml:space="preserve">x</w:t>
@@ -6066,7 +6077,7 @@
         <w:rPr>
           <w:rFonts w:ascii="Avenir Next" w:hAnsi="Avenir Next" w:cs="Avenir Next" w:eastAsia="Avenir Next"/>
           <w:color w:val="5A5F66"/>
-          <w:sz w:val="17"/>
+          <w:sz w:val="22"/>
           <w:szCs w:val="17"/>
         </w:rPr>
         <w:t xml:space="preserve"> + 3) and 2</w:t>
@@ -6076,7 +6087,7 @@
           <w:rFonts w:ascii="Avenir Next" w:hAnsi="Avenir Next" w:cs="Avenir Next" w:eastAsia="Avenir Next"/>
           <w:i/>
           <w:color w:val="5A5F66"/>
-          <w:sz w:val="17"/>
+          <w:sz w:val="22"/>
           <w:szCs w:val="17"/>
         </w:rPr>
         <w:t xml:space="preserve">x</w:t>
@@ -6085,7 +6096,7 @@
         <w:rPr>
           <w:rFonts w:ascii="Avenir Next" w:hAnsi="Avenir Next" w:cs="Avenir Next" w:eastAsia="Avenir Next"/>
           <w:color w:val="5A5F66"/>
-          <w:sz w:val="17"/>
+          <w:sz w:val="22"/>
           <w:szCs w:val="17"/>
         </w:rPr>
         <w:t xml:space="preserve"> + 6 give the same value? Try another number.</w:t>
@@ -6179,7 +6190,106 @@
               <w:sz w:val="15"/>
               <w:szCs w:val="15"/>
             </w:rPr>
-            <w:t xml:space="preserve">Lesson 6-6  ·  Homework Packet</w:t>
+            <w:t xml:space="preserve">6-6 · Page </w:t>
+          </w:r>
+          <w:r>
+            <w:rPr>
+              <w:rFonts w:ascii="Avenir Next" w:hAnsi="Avenir Next" w:cs="Avenir Next" w:eastAsia="Avenir Next"/>
+              <w:color w:val="5A5F66"/>
+              <w:sz w:val="15"/>
+              <w:szCs w:val="15"/>
+            </w:rPr>
+            <w:fldChar w:fldCharType="begin"/>
+          </w:r>
+          <w:r>
+            <w:rPr>
+              <w:rFonts w:ascii="Avenir Next" w:hAnsi="Avenir Next" w:cs="Avenir Next" w:eastAsia="Avenir Next"/>
+              <w:color w:val="5A5F66"/>
+              <w:sz w:val="15"/>
+              <w:szCs w:val="15"/>
+            </w:rPr>
+            <w:instrText xml:space="preserve"> PAGE </w:instrText>
+          </w:r>
+          <w:r>
+            <w:rPr>
+              <w:rFonts w:ascii="Avenir Next" w:hAnsi="Avenir Next" w:cs="Avenir Next" w:eastAsia="Avenir Next"/>
+              <w:color w:val="5A5F66"/>
+              <w:sz w:val="15"/>
+              <w:szCs w:val="15"/>
+            </w:rPr>
+            <w:fldChar w:fldCharType="separate"/>
+          </w:r>
+          <w:r>
+            <w:rPr>
+              <w:rFonts w:ascii="Avenir Next" w:hAnsi="Avenir Next" w:cs="Avenir Next" w:eastAsia="Avenir Next"/>
+              <w:color w:val="5A5F66"/>
+              <w:sz w:val="15"/>
+              <w:szCs w:val="15"/>
+            </w:rPr>
+            <w:t xml:space="preserve">1</w:t>
+          </w:r>
+          <w:r>
+            <w:rPr>
+              <w:rFonts w:ascii="Avenir Next" w:hAnsi="Avenir Next" w:cs="Avenir Next" w:eastAsia="Avenir Next"/>
+              <w:color w:val="5A5F66"/>
+              <w:sz w:val="15"/>
+              <w:szCs w:val="15"/>
+            </w:rPr>
+            <w:fldChar w:fldCharType="end"/>
+          </w:r>
+          <w:r>
+            <w:rPr>
+              <w:rFonts w:ascii="Avenir Next" w:hAnsi="Avenir Next" w:cs="Avenir Next" w:eastAsia="Avenir Next"/>
+              <w:color w:val="5A5F66"/>
+              <w:sz w:val="15"/>
+              <w:szCs w:val="15"/>
+            </w:rPr>
+            <w:t xml:space="preserve"> of </w:t>
+          </w:r>
+          <w:r>
+            <w:rPr>
+              <w:rFonts w:ascii="Avenir Next" w:hAnsi="Avenir Next" w:cs="Avenir Next" w:eastAsia="Avenir Next"/>
+              <w:color w:val="5A5F66"/>
+              <w:sz w:val="15"/>
+              <w:szCs w:val="15"/>
+            </w:rPr>
+            <w:fldChar w:fldCharType="begin"/>
+          </w:r>
+          <w:r>
+            <w:rPr>
+              <w:rFonts w:ascii="Avenir Next" w:hAnsi="Avenir Next" w:cs="Avenir Next" w:eastAsia="Avenir Next"/>
+              <w:color w:val="5A5F66"/>
+              <w:sz w:val="15"/>
+              <w:szCs w:val="15"/>
+            </w:rPr>
+            <w:instrText xml:space="preserve"> NUMPAGES </w:instrText>
+          </w:r>
+          <w:r>
+            <w:rPr>
+              <w:rFonts w:ascii="Avenir Next" w:hAnsi="Avenir Next" w:cs="Avenir Next" w:eastAsia="Avenir Next"/>
+              <w:color w:val="5A5F66"/>
+              <w:sz w:val="15"/>
+              <w:szCs w:val="15"/>
+            </w:rPr>
+            <w:fldChar w:fldCharType="separate"/>
+          </w:r>
+          <w:r>
+            <w:rPr>
+              <w:rFonts w:ascii="Avenir Next" w:hAnsi="Avenir Next" w:cs="Avenir Next" w:eastAsia="Avenir Next"/>
+              <w:color w:val="5A5F66"/>
+              <w:sz w:val="15"/>
+              <w:szCs w:val="15"/>
+            </w:rPr>
+            <w:t xml:space="preserve">1</w:t>
+          </w:r>
+          <w:r>
+            <w:rPr>
+              <w:rFonts w:ascii="Avenir Next" w:hAnsi="Avenir Next" w:cs="Avenir Next" w:eastAsia="Avenir Next"/>
+              <w:color w:val="5A5F66"/>
+              <w:sz w:val="15"/>
+              <w:szCs w:val="15"/>
+            </w:rPr>
+            <w:fldChar w:fldCharType="end"/>
           </w:r>
         </w:p>
       </w:tc>
@@ -6222,5 +6332,23 @@
       </w:tblCellMar>
     </w:tblPr>
   </w:style>
+  <w:style w:type="paragraph" w:styleId="Heading1">
+    <w:name w:val="heading 1"/>
+    <w:basedOn w:val="Normal"/>
+    <w:pPr>
+      <w:outlineLvl w:val="0"/>
+      <w:keepNext w:val="0"/>
+      <w:keepLines w:val="0"/>
+    </w:pPr>
+  </w:style>
+  <w:style w:type="paragraph" w:styleId="Heading2">
+    <w:name w:val="heading 2"/>
+    <w:basedOn w:val="Normal"/>
+    <w:pPr>
+      <w:outlineLvl w:val="1"/>
+      <w:keepNext w:val="0"/>
+      <w:keepLines w:val="0"/>
+    </w:pPr>
+  </w:style>
 </w:styles>
 </file>